--- a/data/outputs/v2/General_Science/SS2.3_Chemical_Bonding/General_Science_Chemical_Bonding_CBE_LessonSequence.docx
+++ b/data/outputs/v2/General_Science/SS2.3_Chemical_Bonding/General_Science_Chemical_Bonding_CBE_LessonSequence.docx
@@ -3478,32 +3478,32 @@
         <w:tc>
           <w:tcPr>
             <w:tcW w:type="dxa" w:w="1520"/>
-            <w:shd w:fill="F2F2F2" w:color="auto" w:val="clear"/>
-            <w:tcMar>
-              <w:top w:type="dxa" w:w="60"/>
-              <w:left w:type="dxa" w:w="120"/>
-              <w:bottom w:type="dxa" w:w="60"/>
-              <w:right w:type="dxa" w:w="120"/>
-            </w:tcMar>
-            <w:vAlign w:val="top"/>
-          </w:tcPr>
-          <w:p>
-            <w:pPr>
-              <w:spacing w:after="40" w:before="0"/>
-              <w:jc w:val="left"/>
-            </w:pPr>
-            <w:r>
-              <w:rPr>
-                <w:rFonts w:ascii="Arial" w:cs="Arial" w:eastAsia="Arial" w:hAnsi="Arial"/>
-                <w:b/>
-                <w:bCs/>
-                <w:i w:val="false"/>
-                <w:iCs w:val="false"/>
-                <w:color w:val="000000"/>
-                <w:sz w:val="18"/>
-                <w:szCs w:val="18"/>
-              </w:rPr>
-              <w:t xml:space="preserve">Phase 1 — PREDICT (Individual Written Prediction)</w:t>
+            <w:shd w:fill="EAD1F5" w:color="auto" w:val="clear"/>
+            <w:tcMar>
+              <w:top w:type="dxa" w:w="60"/>
+              <w:left w:type="dxa" w:w="120"/>
+              <w:bottom w:type="dxa" w:w="60"/>
+              <w:right w:type="dxa" w:w="120"/>
+            </w:tcMar>
+            <w:vAlign w:val="top"/>
+          </w:tcPr>
+          <w:p>
+            <w:pPr>
+              <w:spacing w:after="40" w:before="0"/>
+              <w:jc w:val="left"/>
+            </w:pPr>
+            <w:r>
+              <w:rPr>
+                <w:rFonts w:ascii="Arial" w:cs="Arial" w:eastAsia="Arial" w:hAnsi="Arial"/>
+                <w:b/>
+                <w:bCs/>
+                <w:i w:val="false"/>
+                <w:iCs w:val="false"/>
+                <w:color w:val="000000"/>
+                <w:sz w:val="18"/>
+                <w:szCs w:val="18"/>
+              </w:rPr>
+              <w:t xml:space="preserve">Predict Phase</w:t>
             </w:r>
           </w:p>
           <w:p>
@@ -3526,7 +3526,7 @@
             <w:pPr>
               <w:spacing w:after="20" w:before="0"/>
             </w:pPr>
-            <w:hyperlink w:history="1" r:id="rIdnam6_2wdpyfvqoeh72zvm">
+            <w:hyperlink w:history="1" r:id="rIdcgyqoqdfbdwbbcpc1q2kp">
               <w:r>
                 <w:rPr>
                   <w:rFonts w:ascii="Arial" w:cs="Arial" w:eastAsia="Arial" w:hAnsi="Arial"/>
@@ -3559,7 +3559,7 @@
               <w:spacing w:after="10" w:before="0"/>
               <w:ind w:left="120"/>
             </w:pPr>
-            <w:hyperlink w:history="1" r:id="rIdh4x4qz23pmpqygjddozio">
+            <w:hyperlink w:history="1" r:id="rIdib_jpdimcpzej_ks_r8ra">
               <w:r>
                 <w:rPr>
                   <w:rFonts w:ascii="Arial" w:cs="Arial" w:eastAsia="Arial" w:hAnsi="Arial"/>
@@ -3604,7 +3604,7 @@
             <w:pPr>
               <w:spacing w:after="20" w:before="0"/>
             </w:pPr>
-            <w:hyperlink w:history="1" r:id="rIdpzvnmhfaabsbaqumr_xb0">
+            <w:hyperlink w:history="1" r:id="rIdywrs4x2ou20hpu3ezm4ae">
               <w:r>
                 <w:rPr>
                   <w:rFonts w:ascii="Arial" w:cs="Arial" w:eastAsia="Arial" w:hAnsi="Arial"/>
@@ -3637,7 +3637,7 @@
               <w:spacing w:after="10" w:before="0"/>
               <w:ind w:left="120"/>
             </w:pPr>
-            <w:hyperlink w:history="1" r:id="rIdpsujm0plfgjotock27vnt">
+            <w:hyperlink w:history="1" r:id="rIdiwqoguzq8kk7teyooxuah">
               <w:r>
                 <w:rPr>
                   <w:rFonts w:ascii="Arial" w:cs="Arial" w:eastAsia="Arial" w:hAnsi="Arial"/>
@@ -3784,32 +3784,32 @@
         <w:tc>
           <w:tcPr>
             <w:tcW w:type="dxa" w:w="1520"/>
-            <w:shd w:fill="F2F2F2" w:color="auto" w:val="clear"/>
-            <w:tcMar>
-              <w:top w:type="dxa" w:w="60"/>
-              <w:left w:type="dxa" w:w="120"/>
-              <w:bottom w:type="dxa" w:w="60"/>
-              <w:right w:type="dxa" w:w="120"/>
-            </w:tcMar>
-            <w:vAlign w:val="top"/>
-          </w:tcPr>
-          <w:p>
-            <w:pPr>
-              <w:spacing w:after="40" w:before="0"/>
-              <w:jc w:val="left"/>
-            </w:pPr>
-            <w:r>
-              <w:rPr>
-                <w:rFonts w:ascii="Arial" w:cs="Arial" w:eastAsia="Arial" w:hAnsi="Arial"/>
-                <w:b/>
-                <w:bCs/>
-                <w:i w:val="false"/>
-                <w:iCs w:val="false"/>
-                <w:color w:val="000000"/>
-                <w:sz w:val="18"/>
-                <w:szCs w:val="18"/>
-              </w:rPr>
-              <w:t xml:space="preserve">Phase 2 — PAIR SHARE &amp; PREDICTION GALLERY (Peer Discussion)</w:t>
+            <w:shd w:fill="D9EEF1" w:color="auto" w:val="clear"/>
+            <w:tcMar>
+              <w:top w:type="dxa" w:w="60"/>
+              <w:left w:type="dxa" w:w="120"/>
+              <w:bottom w:type="dxa" w:w="60"/>
+              <w:right w:type="dxa" w:w="120"/>
+            </w:tcMar>
+            <w:vAlign w:val="top"/>
+          </w:tcPr>
+          <w:p>
+            <w:pPr>
+              <w:spacing w:after="40" w:before="0"/>
+              <w:jc w:val="left"/>
+            </w:pPr>
+            <w:r>
+              <w:rPr>
+                <w:rFonts w:ascii="Arial" w:cs="Arial" w:eastAsia="Arial" w:hAnsi="Arial"/>
+                <w:b/>
+                <w:bCs/>
+                <w:i w:val="false"/>
+                <w:iCs w:val="false"/>
+                <w:color w:val="000000"/>
+                <w:sz w:val="18"/>
+                <w:szCs w:val="18"/>
+              </w:rPr>
+              <w:t xml:space="preserve">Observe Phase</w:t>
             </w:r>
           </w:p>
           <w:p>
@@ -3832,7 +3832,7 @@
             <w:pPr>
               <w:spacing w:after="20" w:before="0"/>
             </w:pPr>
-            <w:hyperlink w:history="1" r:id="rIdkxy78m6b0ubuxfti3rrb_">
+            <w:hyperlink w:history="1" r:id="rId7nmzv2-i4mylz9py4krx1">
               <w:r>
                 <w:rPr>
                   <w:rFonts w:ascii="Arial" w:cs="Arial" w:eastAsia="Arial" w:hAnsi="Arial"/>
@@ -3865,7 +3865,7 @@
               <w:spacing w:after="10" w:before="0"/>
               <w:ind w:left="120"/>
             </w:pPr>
-            <w:hyperlink w:history="1" r:id="rIditgxizbivcyqlwp6otkec">
+            <w:hyperlink w:history="1" r:id="rIdsi2udymaocykzrd7fuum0">
               <w:r>
                 <w:rPr>
                   <w:rFonts w:ascii="Arial" w:cs="Arial" w:eastAsia="Arial" w:hAnsi="Arial"/>
@@ -3910,7 +3910,7 @@
             <w:pPr>
               <w:spacing w:after="20" w:before="0"/>
             </w:pPr>
-            <w:hyperlink w:history="1" r:id="rIdszio44tlanktisvjbf1l8">
+            <w:hyperlink w:history="1" r:id="rIdwpihsnutj0rnq6nv47xtt">
               <w:r>
                 <w:rPr>
                   <w:rFonts w:ascii="Arial" w:cs="Arial" w:eastAsia="Arial" w:hAnsi="Arial"/>
@@ -3943,7 +3943,7 @@
               <w:spacing w:after="10" w:before="0"/>
               <w:ind w:left="120"/>
             </w:pPr>
-            <w:hyperlink w:history="1" r:id="rId3bmhmymtio43bxj-iimtc">
+            <w:hyperlink w:history="1" r:id="rIdywsia6-h3ccruwvfbaovo">
               <w:r>
                 <w:rPr>
                   <w:rFonts w:ascii="Arial" w:cs="Arial" w:eastAsia="Arial" w:hAnsi="Arial"/>
@@ -4090,32 +4090,32 @@
         <w:tc>
           <w:tcPr>
             <w:tcW w:type="dxa" w:w="1520"/>
-            <w:shd w:fill="F2F2F2" w:color="auto" w:val="clear"/>
-            <w:tcMar>
-              <w:top w:type="dxa" w:w="60"/>
-              <w:left w:type="dxa" w:w="120"/>
-              <w:bottom w:type="dxa" w:w="60"/>
-              <w:right w:type="dxa" w:w="120"/>
-            </w:tcMar>
-            <w:vAlign w:val="top"/>
-          </w:tcPr>
-          <w:p>
-            <w:pPr>
-              <w:spacing w:after="40" w:before="0"/>
-              <w:jc w:val="left"/>
-            </w:pPr>
-            <w:r>
-              <w:rPr>
-                <w:rFonts w:ascii="Arial" w:cs="Arial" w:eastAsia="Arial" w:hAnsi="Arial"/>
-                <w:b/>
-                <w:bCs/>
-                <w:i w:val="false"/>
-                <w:iCs w:val="false"/>
-                <w:color w:val="000000"/>
-                <w:sz w:val="18"/>
-                <w:szCs w:val="18"/>
-              </w:rPr>
-              <w:t xml:space="preserve">Phase 3 — OBSERVE: Live Demonstration of the Anchoring Phenomenon</w:t>
+            <w:shd w:fill="E2EFDA" w:color="auto" w:val="clear"/>
+            <w:tcMar>
+              <w:top w:type="dxa" w:w="60"/>
+              <w:left w:type="dxa" w:w="120"/>
+              <w:bottom w:type="dxa" w:w="60"/>
+              <w:right w:type="dxa" w:w="120"/>
+            </w:tcMar>
+            <w:vAlign w:val="top"/>
+          </w:tcPr>
+          <w:p>
+            <w:pPr>
+              <w:spacing w:after="40" w:before="0"/>
+              <w:jc w:val="left"/>
+            </w:pPr>
+            <w:r>
+              <w:rPr>
+                <w:rFonts w:ascii="Arial" w:cs="Arial" w:eastAsia="Arial" w:hAnsi="Arial"/>
+                <w:b/>
+                <w:bCs/>
+                <w:i w:val="false"/>
+                <w:iCs w:val="false"/>
+                <w:color w:val="000000"/>
+                <w:sz w:val="18"/>
+                <w:szCs w:val="18"/>
+              </w:rPr>
+              <w:t xml:space="preserve">Explain Phase</w:t>
             </w:r>
           </w:p>
           <w:p>
@@ -4138,7 +4138,7 @@
             <w:pPr>
               <w:spacing w:after="20" w:before="0"/>
             </w:pPr>
-            <w:hyperlink w:history="1" r:id="rIdav_xrwfbakcje92hwxhw5">
+            <w:hyperlink w:history="1" r:id="rId68xvm0d_6nlu2wpylnupe">
               <w:r>
                 <w:rPr>
                   <w:rFonts w:ascii="Arial" w:cs="Arial" w:eastAsia="Arial" w:hAnsi="Arial"/>
@@ -4171,7 +4171,7 @@
               <w:spacing w:after="10" w:before="0"/>
               <w:ind w:left="120"/>
             </w:pPr>
-            <w:hyperlink w:history="1" r:id="rIdc4vedbct6saitrkbjffqg">
+            <w:hyperlink w:history="1" r:id="rIdyp2ncdnnfyo36rxrjzxgv">
               <w:r>
                 <w:rPr>
                   <w:rFonts w:ascii="Arial" w:cs="Arial" w:eastAsia="Arial" w:hAnsi="Arial"/>
@@ -4216,7 +4216,7 @@
             <w:pPr>
               <w:spacing w:after="20" w:before="0"/>
             </w:pPr>
-            <w:hyperlink w:history="1" r:id="rIdqdzf4nsosi4jl-r9oa-m4">
+            <w:hyperlink w:history="1" r:id="rIdeg0outvasougicoq-nuj0">
               <w:r>
                 <w:rPr>
                   <w:rFonts w:ascii="Arial" w:cs="Arial" w:eastAsia="Arial" w:hAnsi="Arial"/>
@@ -4249,7 +4249,7 @@
               <w:spacing w:after="10" w:before="0"/>
               <w:ind w:left="120"/>
             </w:pPr>
-            <w:hyperlink w:history="1" r:id="rIdvawbvm9hb97ynoraqylw_">
+            <w:hyperlink w:history="1" r:id="rIdaqgrpyxvjqoexade3wofr">
               <w:r>
                 <w:rPr>
                   <w:rFonts w:ascii="Arial" w:cs="Arial" w:eastAsia="Arial" w:hAnsi="Arial"/>
@@ -4396,32 +4396,32 @@
         <w:tc>
           <w:tcPr>
             <w:tcW w:type="dxa" w:w="1520"/>
-            <w:shd w:fill="F2F2F2" w:color="auto" w:val="clear"/>
-            <w:tcMar>
-              <w:top w:type="dxa" w:w="60"/>
-              <w:left w:type="dxa" w:w="120"/>
-              <w:bottom w:type="dxa" w:w="60"/>
-              <w:right w:type="dxa" w:w="120"/>
-            </w:tcMar>
-            <w:vAlign w:val="top"/>
-          </w:tcPr>
-          <w:p>
-            <w:pPr>
-              <w:spacing w:after="40" w:before="0"/>
-              <w:jc w:val="left"/>
-            </w:pPr>
-            <w:r>
-              <w:rPr>
-                <w:rFonts w:ascii="Arial" w:cs="Arial" w:eastAsia="Arial" w:hAnsi="Arial"/>
-                <w:b/>
-                <w:bCs/>
-                <w:i w:val="false"/>
-                <w:iCs w:val="false"/>
-                <w:color w:val="000000"/>
-                <w:sz w:val="18"/>
-                <w:szCs w:val="18"/>
-              </w:rPr>
-              <w:t xml:space="preserve">Phase 4 — DRIVING QUESTION BOARD (DQB) Creation</w:t>
+            <w:shd w:fill="FCE4D6" w:color="auto" w:val="clear"/>
+            <w:tcMar>
+              <w:top w:type="dxa" w:w="60"/>
+              <w:left w:type="dxa" w:w="120"/>
+              <w:bottom w:type="dxa" w:w="60"/>
+              <w:right w:type="dxa" w:w="120"/>
+            </w:tcMar>
+            <w:vAlign w:val="top"/>
+          </w:tcPr>
+          <w:p>
+            <w:pPr>
+              <w:spacing w:after="40" w:before="0"/>
+              <w:jc w:val="left"/>
+            </w:pPr>
+            <w:r>
+              <w:rPr>
+                <w:rFonts w:ascii="Arial" w:cs="Arial" w:eastAsia="Arial" w:hAnsi="Arial"/>
+                <w:b/>
+                <w:bCs/>
+                <w:i w:val="false"/>
+                <w:iCs w:val="false"/>
+                <w:color w:val="000000"/>
+                <w:sz w:val="18"/>
+                <w:szCs w:val="18"/>
+              </w:rPr>
+              <w:t xml:space="preserve">Driving Question Board (DQB) Creation</w:t>
             </w:r>
           </w:p>
           <w:p>
@@ -4444,7 +4444,7 @@
             <w:pPr>
               <w:spacing w:after="20" w:before="0"/>
             </w:pPr>
-            <w:hyperlink w:history="1" r:id="rId_7ucyfghe6kxplb_enmnw">
+            <w:hyperlink w:history="1" r:id="rId45lh_nc28fszsflu4_jfo">
               <w:r>
                 <w:rPr>
                   <w:rFonts w:ascii="Arial" w:cs="Arial" w:eastAsia="Arial" w:hAnsi="Arial"/>
@@ -4477,7 +4477,7 @@
               <w:spacing w:after="10" w:before="0"/>
               <w:ind w:left="120"/>
             </w:pPr>
-            <w:hyperlink w:history="1" r:id="rIdadxvs8zukzuepd8egh5mo">
+            <w:hyperlink w:history="1" r:id="rIdaf8vujpp_n4_3hn9tzbdl">
               <w:r>
                 <w:rPr>
                   <w:rFonts w:ascii="Arial" w:cs="Arial" w:eastAsia="Arial" w:hAnsi="Arial"/>
@@ -4522,7 +4522,7 @@
             <w:pPr>
               <w:spacing w:after="20" w:before="0"/>
             </w:pPr>
-            <w:hyperlink w:history="1" r:id="rIdpqvg02mdagj8a0kjn7cdc">
+            <w:hyperlink w:history="1" r:id="rIdyhs9oilcn-jl764zsypyv">
               <w:r>
                 <w:rPr>
                   <w:rFonts w:ascii="Arial" w:cs="Arial" w:eastAsia="Arial" w:hAnsi="Arial"/>
@@ -4555,7 +4555,7 @@
               <w:spacing w:after="10" w:before="0"/>
               <w:ind w:left="120"/>
             </w:pPr>
-            <w:hyperlink w:history="1" r:id="rId0gpdc3m5lxiupjdrarjxp">
+            <w:hyperlink w:history="1" r:id="rIdkwbk4rzsci3bgng9kqrvd">
               <w:r>
                 <w:rPr>
                   <w:rFonts w:ascii="Arial" w:cs="Arial" w:eastAsia="Arial" w:hAnsi="Arial"/>
@@ -4702,32 +4702,32 @@
         <w:tc>
           <w:tcPr>
             <w:tcW w:type="dxa" w:w="1520"/>
-            <w:shd w:fill="F2F2F2" w:color="auto" w:val="clear"/>
-            <w:tcMar>
-              <w:top w:type="dxa" w:w="60"/>
-              <w:left w:type="dxa" w:w="120"/>
-              <w:bottom w:type="dxa" w:w="60"/>
-              <w:right w:type="dxa" w:w="120"/>
-            </w:tcMar>
-            <w:vAlign w:val="top"/>
-          </w:tcPr>
-          <w:p>
-            <w:pPr>
-              <w:spacing w:after="40" w:before="0"/>
-              <w:jc w:val="left"/>
-            </w:pPr>
-            <w:r>
-              <w:rPr>
-                <w:rFonts w:ascii="Arial" w:cs="Arial" w:eastAsia="Arial" w:hAnsi="Arial"/>
-                <w:b/>
-                <w:bCs/>
-                <w:i w:val="false"/>
-                <w:iCs w:val="false"/>
-                <w:color w:val="000000"/>
-                <w:sz w:val="18"/>
-                <w:szCs w:val="18"/>
-              </w:rPr>
-              <w:t xml:space="preserve">Phase 5 — MODEL BUILDING: 'My Best Current Explanation' (Initial Model)</w:t>
+            <w:shd w:fill="D5E8F0" w:color="auto" w:val="clear"/>
+            <w:tcMar>
+              <w:top w:type="dxa" w:w="60"/>
+              <w:left w:type="dxa" w:w="120"/>
+              <w:bottom w:type="dxa" w:w="60"/>
+              <w:right w:type="dxa" w:w="120"/>
+            </w:tcMar>
+            <w:vAlign w:val="top"/>
+          </w:tcPr>
+          <w:p>
+            <w:pPr>
+              <w:spacing w:after="40" w:before="0"/>
+              <w:jc w:val="left"/>
+            </w:pPr>
+            <w:r>
+              <w:rPr>
+                <w:rFonts w:ascii="Arial" w:cs="Arial" w:eastAsia="Arial" w:hAnsi="Arial"/>
+                <w:b/>
+                <w:bCs/>
+                <w:i w:val="false"/>
+                <w:iCs w:val="false"/>
+                <w:color w:val="000000"/>
+                <w:sz w:val="18"/>
+                <w:szCs w:val="18"/>
+              </w:rPr>
+              <w:t xml:space="preserve">Model Building Phase</w:t>
             </w:r>
           </w:p>
           <w:p>
@@ -4750,7 +4750,7 @@
             <w:pPr>
               <w:spacing w:after="20" w:before="0"/>
             </w:pPr>
-            <w:hyperlink w:history="1" r:id="rIdh2r2b9ermtlv8tcpe9i7z">
+            <w:hyperlink w:history="1" r:id="rId-vwszhp6l3xzjlvneuy2b">
               <w:r>
                 <w:rPr>
                   <w:rFonts w:ascii="Arial" w:cs="Arial" w:eastAsia="Arial" w:hAnsi="Arial"/>
@@ -4783,7 +4783,7 @@
               <w:spacing w:after="10" w:before="0"/>
               <w:ind w:left="120"/>
             </w:pPr>
-            <w:hyperlink w:history="1" r:id="rIdctxv5kcgqcaa2nfviqnpx">
+            <w:hyperlink w:history="1" r:id="rIdhhr2w4sb0tpqia-wy6xrj">
               <w:r>
                 <w:rPr>
                   <w:rFonts w:ascii="Arial" w:cs="Arial" w:eastAsia="Arial" w:hAnsi="Arial"/>
@@ -4828,7 +4828,7 @@
             <w:pPr>
               <w:spacing w:after="20" w:before="0"/>
             </w:pPr>
-            <w:hyperlink w:history="1" r:id="rIdffr9wiz-tyi5mi2xs-dsj">
+            <w:hyperlink w:history="1" r:id="rIdoyphczrn-eh3horjnxvkw">
               <w:r>
                 <w:rPr>
                   <w:rFonts w:ascii="Arial" w:cs="Arial" w:eastAsia="Arial" w:hAnsi="Arial"/>
@@ -4861,7 +4861,7 @@
               <w:spacing w:after="10" w:before="0"/>
               <w:ind w:left="120"/>
             </w:pPr>
-            <w:hyperlink w:history="1" r:id="rIdmyxhzfhijrmefj10tsdkt">
+            <w:hyperlink w:history="1" r:id="rIdfocwg3ufq9ub153vzzmqa">
               <w:r>
                 <w:rPr>
                   <w:rFonts w:ascii="Arial" w:cs="Arial" w:eastAsia="Arial" w:hAnsi="Arial"/>
@@ -6300,32 +6300,32 @@
         <w:tc>
           <w:tcPr>
             <w:tcW w:type="dxa" w:w="1520"/>
-            <w:shd w:fill="F2F2F2" w:color="auto" w:val="clear"/>
-            <w:tcMar>
-              <w:top w:type="dxa" w:w="60"/>
-              <w:left w:type="dxa" w:w="120"/>
-              <w:bottom w:type="dxa" w:w="60"/>
-              <w:right w:type="dxa" w:w="120"/>
-            </w:tcMar>
-            <w:vAlign w:val="top"/>
-          </w:tcPr>
-          <w:p>
-            <w:pPr>
-              <w:spacing w:after="40" w:before="0"/>
-              <w:jc w:val="left"/>
-            </w:pPr>
-            <w:r>
-              <w:rPr>
-                <w:rFonts w:ascii="Arial" w:cs="Arial" w:eastAsia="Arial" w:hAnsi="Arial"/>
-                <w:b/>
-                <w:bCs/>
-                <w:i w:val="false"/>
-                <w:iCs w:val="false"/>
-                <w:color w:val="000000"/>
-                <w:sz w:val="18"/>
-                <w:szCs w:val="18"/>
-              </w:rPr>
-              <w:t xml:space="preserve">Phase 1 — Re-Anchor to Phenomenon &amp; Lesson Launch (0–10 min)</w:t>
+            <w:shd w:fill="EAD1F5" w:color="auto" w:val="clear"/>
+            <w:tcMar>
+              <w:top w:type="dxa" w:w="60"/>
+              <w:left w:type="dxa" w:w="120"/>
+              <w:bottom w:type="dxa" w:w="60"/>
+              <w:right w:type="dxa" w:w="120"/>
+            </w:tcMar>
+            <w:vAlign w:val="top"/>
+          </w:tcPr>
+          <w:p>
+            <w:pPr>
+              <w:spacing w:after="40" w:before="0"/>
+              <w:jc w:val="left"/>
+            </w:pPr>
+            <w:r>
+              <w:rPr>
+                <w:rFonts w:ascii="Arial" w:cs="Arial" w:eastAsia="Arial" w:hAnsi="Arial"/>
+                <w:b/>
+                <w:bCs/>
+                <w:i w:val="false"/>
+                <w:iCs w:val="false"/>
+                <w:color w:val="000000"/>
+                <w:sz w:val="18"/>
+                <w:szCs w:val="18"/>
+              </w:rPr>
+              <w:t xml:space="preserve">Predict Phase</w:t>
             </w:r>
           </w:p>
           <w:p>
@@ -6348,7 +6348,7 @@
             <w:pPr>
               <w:spacing w:after="20" w:before="0"/>
             </w:pPr>
-            <w:hyperlink w:history="1" r:id="rIdneq6gyuyzy3wkxw_qa6pc">
+            <w:hyperlink w:history="1" r:id="rIdefxxzoshnehtpsxuyyqee">
               <w:r>
                 <w:rPr>
                   <w:rFonts w:ascii="Arial" w:cs="Arial" w:eastAsia="Arial" w:hAnsi="Arial"/>
@@ -6381,7 +6381,7 @@
               <w:spacing w:after="10" w:before="0"/>
               <w:ind w:left="120"/>
             </w:pPr>
-            <w:hyperlink w:history="1" r:id="rIdqjanjiobfpqzljlohdjon">
+            <w:hyperlink w:history="1" r:id="rIdp1vvn0vl0bldfzh-hstkf">
               <w:r>
                 <w:rPr>
                   <w:rFonts w:ascii="Arial" w:cs="Arial" w:eastAsia="Arial" w:hAnsi="Arial"/>
@@ -6426,7 +6426,7 @@
             <w:pPr>
               <w:spacing w:after="20" w:before="0"/>
             </w:pPr>
-            <w:hyperlink w:history="1" r:id="rIdmh913jlkv48dy1ghvfzw5">
+            <w:hyperlink w:history="1" r:id="rIdhdxxkvjxkmjkku1xvg0lz">
               <w:r>
                 <w:rPr>
                   <w:rFonts w:ascii="Arial" w:cs="Arial" w:eastAsia="Arial" w:hAnsi="Arial"/>
@@ -6459,7 +6459,7 @@
               <w:spacing w:after="10" w:before="0"/>
               <w:ind w:left="120"/>
             </w:pPr>
-            <w:hyperlink w:history="1" r:id="rId8wvir-p0e0ehddqcoz0fl">
+            <w:hyperlink w:history="1" r:id="rIdb_im3_gceixgyhzkwopix">
               <w:r>
                 <w:rPr>
                   <w:rFonts w:ascii="Arial" w:cs="Arial" w:eastAsia="Arial" w:hAnsi="Arial"/>
@@ -6606,32 +6606,32 @@
         <w:tc>
           <w:tcPr>
             <w:tcW w:type="dxa" w:w="1520"/>
-            <w:shd w:fill="F2F2F2" w:color="auto" w:val="clear"/>
-            <w:tcMar>
-              <w:top w:type="dxa" w:w="60"/>
-              <w:left w:type="dxa" w:w="120"/>
-              <w:bottom w:type="dxa" w:w="60"/>
-              <w:right w:type="dxa" w:w="120"/>
-            </w:tcMar>
-            <w:vAlign w:val="top"/>
-          </w:tcPr>
-          <w:p>
-            <w:pPr>
-              <w:spacing w:after="40" w:before="0"/>
-              <w:jc w:val="left"/>
-            </w:pPr>
-            <w:r>
-              <w:rPr>
-                <w:rFonts w:ascii="Arial" w:cs="Arial" w:eastAsia="Arial" w:hAnsi="Arial"/>
-                <w:b/>
-                <w:bCs/>
-                <w:i w:val="false"/>
-                <w:iCs w:val="false"/>
-                <w:color w:val="000000"/>
-                <w:sz w:val="18"/>
-                <w:szCs w:val="18"/>
-              </w:rPr>
-              <w:t xml:space="preserve">Phase 2 — Individual Prediction Writing (10–25 min)</w:t>
+            <w:shd w:fill="D9EEF1" w:color="auto" w:val="clear"/>
+            <w:tcMar>
+              <w:top w:type="dxa" w:w="60"/>
+              <w:left w:type="dxa" w:w="120"/>
+              <w:bottom w:type="dxa" w:w="60"/>
+              <w:right w:type="dxa" w:w="120"/>
+            </w:tcMar>
+            <w:vAlign w:val="top"/>
+          </w:tcPr>
+          <w:p>
+            <w:pPr>
+              <w:spacing w:after="40" w:before="0"/>
+              <w:jc w:val="left"/>
+            </w:pPr>
+            <w:r>
+              <w:rPr>
+                <w:rFonts w:ascii="Arial" w:cs="Arial" w:eastAsia="Arial" w:hAnsi="Arial"/>
+                <w:b/>
+                <w:bCs/>
+                <w:i w:val="false"/>
+                <w:iCs w:val="false"/>
+                <w:color w:val="000000"/>
+                <w:sz w:val="18"/>
+                <w:szCs w:val="18"/>
+              </w:rPr>
+              <w:t xml:space="preserve">Observe Phase</w:t>
             </w:r>
           </w:p>
           <w:p>
@@ -6654,7 +6654,7 @@
             <w:pPr>
               <w:spacing w:after="20" w:before="0"/>
             </w:pPr>
-            <w:hyperlink w:history="1" r:id="rIdi8ov9jd-zilqdhsbzy6j_">
+            <w:hyperlink w:history="1" r:id="rId4zcmehp0w3mfhrpqeozpb">
               <w:r>
                 <w:rPr>
                   <w:rFonts w:ascii="Arial" w:cs="Arial" w:eastAsia="Arial" w:hAnsi="Arial"/>
@@ -6687,7 +6687,7 @@
               <w:spacing w:after="10" w:before="0"/>
               <w:ind w:left="120"/>
             </w:pPr>
-            <w:hyperlink w:history="1" r:id="rIdc3skn9rjzlwijozgiegff">
+            <w:hyperlink w:history="1" r:id="rIdlvwuk0j7wdzcylwpypp0i">
               <w:r>
                 <w:rPr>
                   <w:rFonts w:ascii="Arial" w:cs="Arial" w:eastAsia="Arial" w:hAnsi="Arial"/>
@@ -6732,7 +6732,7 @@
             <w:pPr>
               <w:spacing w:after="20" w:before="0"/>
             </w:pPr>
-            <w:hyperlink w:history="1" r:id="rIdka4ecw7ojsudcrfj3x_-r">
+            <w:hyperlink w:history="1" r:id="rIdl4jwngfwxcqrsvfh_keyw">
               <w:r>
                 <w:rPr>
                   <w:rFonts w:ascii="Arial" w:cs="Arial" w:eastAsia="Arial" w:hAnsi="Arial"/>
@@ -6765,7 +6765,7 @@
               <w:spacing w:after="10" w:before="0"/>
               <w:ind w:left="120"/>
             </w:pPr>
-            <w:hyperlink w:history="1" r:id="rId2xgsarjoipzd0xur37311">
+            <w:hyperlink w:history="1" r:id="rIdwd40wcu3l7zy85_yl_gtr">
               <w:r>
                 <w:rPr>
                   <w:rFonts w:ascii="Arial" w:cs="Arial" w:eastAsia="Arial" w:hAnsi="Arial"/>
@@ -6912,32 +6912,32 @@
         <w:tc>
           <w:tcPr>
             <w:tcW w:type="dxa" w:w="1520"/>
-            <w:shd w:fill="F2F2F2" w:color="auto" w:val="clear"/>
-            <w:tcMar>
-              <w:top w:type="dxa" w:w="60"/>
-              <w:left w:type="dxa" w:w="120"/>
-              <w:bottom w:type="dxa" w:w="60"/>
-              <w:right w:type="dxa" w:w="120"/>
-            </w:tcMar>
-            <w:vAlign w:val="top"/>
-          </w:tcPr>
-          <w:p>
-            <w:pPr>
-              <w:spacing w:after="40" w:before="0"/>
-              <w:jc w:val="left"/>
-            </w:pPr>
-            <w:r>
-              <w:rPr>
-                <w:rFonts w:ascii="Arial" w:cs="Arial" w:eastAsia="Arial" w:hAnsi="Arial"/>
-                <w:b/>
-                <w:bCs/>
-                <w:i w:val="false"/>
-                <w:iCs w:val="false"/>
-                <w:color w:val="000000"/>
-                <w:sz w:val="18"/>
-                <w:szCs w:val="18"/>
-              </w:rPr>
-              <w:t xml:space="preserve">Phase 3 — Pair Share &amp; Disagreement Mapping (25–40 min)</w:t>
+            <w:shd w:fill="E2EFDA" w:color="auto" w:val="clear"/>
+            <w:tcMar>
+              <w:top w:type="dxa" w:w="60"/>
+              <w:left w:type="dxa" w:w="120"/>
+              <w:bottom w:type="dxa" w:w="60"/>
+              <w:right w:type="dxa" w:w="120"/>
+            </w:tcMar>
+            <w:vAlign w:val="top"/>
+          </w:tcPr>
+          <w:p>
+            <w:pPr>
+              <w:spacing w:after="40" w:before="0"/>
+              <w:jc w:val="left"/>
+            </w:pPr>
+            <w:r>
+              <w:rPr>
+                <w:rFonts w:ascii="Arial" w:cs="Arial" w:eastAsia="Arial" w:hAnsi="Arial"/>
+                <w:b/>
+                <w:bCs/>
+                <w:i w:val="false"/>
+                <w:iCs w:val="false"/>
+                <w:color w:val="000000"/>
+                <w:sz w:val="18"/>
+                <w:szCs w:val="18"/>
+              </w:rPr>
+              <w:t xml:space="preserve">Explain Phase</w:t>
             </w:r>
           </w:p>
           <w:p>
@@ -6960,7 +6960,7 @@
             <w:pPr>
               <w:spacing w:after="20" w:before="0"/>
             </w:pPr>
-            <w:hyperlink w:history="1" r:id="rIdbcmkik82yelb5gtkyd0_y">
+            <w:hyperlink w:history="1" r:id="rIdumj4veoykzct65xgk9j5y">
               <w:r>
                 <w:rPr>
                   <w:rFonts w:ascii="Arial" w:cs="Arial" w:eastAsia="Arial" w:hAnsi="Arial"/>
@@ -6993,7 +6993,7 @@
               <w:spacing w:after="10" w:before="0"/>
               <w:ind w:left="120"/>
             </w:pPr>
-            <w:hyperlink w:history="1" r:id="rId6bry_pwad2f3mkkdbyjgg">
+            <w:hyperlink w:history="1" r:id="rIdu4o5onb3bliyiyyd0ihmv">
               <w:r>
                 <w:rPr>
                   <w:rFonts w:ascii="Arial" w:cs="Arial" w:eastAsia="Arial" w:hAnsi="Arial"/>
@@ -7038,7 +7038,7 @@
             <w:pPr>
               <w:spacing w:after="20" w:before="0"/>
             </w:pPr>
-            <w:hyperlink w:history="1" r:id="rIdfgdxrnvrjjaz1axirmdit">
+            <w:hyperlink w:history="1" r:id="rIdanksa4shymlsldxpj7ozx">
               <w:r>
                 <w:rPr>
                   <w:rFonts w:ascii="Arial" w:cs="Arial" w:eastAsia="Arial" w:hAnsi="Arial"/>
@@ -7071,7 +7071,7 @@
               <w:spacing w:after="10" w:before="0"/>
               <w:ind w:left="120"/>
             </w:pPr>
-            <w:hyperlink w:history="1" r:id="rIdc7kam0hzlxsivmgfsiqod">
+            <w:hyperlink w:history="1" r:id="rId9znannzfydl9ri9qrdg7i">
               <w:r>
                 <w:rPr>
                   <w:rFonts w:ascii="Arial" w:cs="Arial" w:eastAsia="Arial" w:hAnsi="Arial"/>
@@ -7218,32 +7218,32 @@
         <w:tc>
           <w:tcPr>
             <w:tcW w:type="dxa" w:w="1520"/>
-            <w:shd w:fill="F2F2F2" w:color="auto" w:val="clear"/>
-            <w:tcMar>
-              <w:top w:type="dxa" w:w="60"/>
-              <w:left w:type="dxa" w:w="120"/>
-              <w:bottom w:type="dxa" w:w="60"/>
-              <w:right w:type="dxa" w:w="120"/>
-            </w:tcMar>
-            <w:vAlign w:val="top"/>
-          </w:tcPr>
-          <w:p>
-            <w:pPr>
-              <w:spacing w:after="40" w:before="0"/>
-              <w:jc w:val="left"/>
-            </w:pPr>
-            <w:r>
-              <w:rPr>
-                <w:rFonts w:ascii="Arial" w:cs="Arial" w:eastAsia="Arial" w:hAnsi="Arial"/>
-                <w:b/>
-                <w:bCs/>
-                <w:i w:val="false"/>
-                <w:iCs w:val="false"/>
-                <w:color w:val="000000"/>
-                <w:sz w:val="18"/>
-                <w:szCs w:val="18"/>
-              </w:rPr>
-              <w:t xml:space="preserve">Phase 4 — Driving Question Board (DQB) Construction (40–60 min)</w:t>
+            <w:shd w:fill="FCE4D6" w:color="auto" w:val="clear"/>
+            <w:tcMar>
+              <w:top w:type="dxa" w:w="60"/>
+              <w:left w:type="dxa" w:w="120"/>
+              <w:bottom w:type="dxa" w:w="60"/>
+              <w:right w:type="dxa" w:w="120"/>
+            </w:tcMar>
+            <w:vAlign w:val="top"/>
+          </w:tcPr>
+          <w:p>
+            <w:pPr>
+              <w:spacing w:after="40" w:before="0"/>
+              <w:jc w:val="left"/>
+            </w:pPr>
+            <w:r>
+              <w:rPr>
+                <w:rFonts w:ascii="Arial" w:cs="Arial" w:eastAsia="Arial" w:hAnsi="Arial"/>
+                <w:b/>
+                <w:bCs/>
+                <w:i w:val="false"/>
+                <w:iCs w:val="false"/>
+                <w:color w:val="000000"/>
+                <w:sz w:val="18"/>
+                <w:szCs w:val="18"/>
+              </w:rPr>
+              <w:t xml:space="preserve">Driving Question Board (DQB) Creation</w:t>
             </w:r>
           </w:p>
           <w:p>
@@ -7266,7 +7266,7 @@
             <w:pPr>
               <w:spacing w:after="20" w:before="0"/>
             </w:pPr>
-            <w:hyperlink w:history="1" r:id="rIdf9buuhiawl3el8awaem1q">
+            <w:hyperlink w:history="1" r:id="rIdvnsstiuhfbqpoc_d4cxeo">
               <w:r>
                 <w:rPr>
                   <w:rFonts w:ascii="Arial" w:cs="Arial" w:eastAsia="Arial" w:hAnsi="Arial"/>
@@ -7299,7 +7299,7 @@
               <w:spacing w:after="10" w:before="0"/>
               <w:ind w:left="120"/>
             </w:pPr>
-            <w:hyperlink w:history="1" r:id="rIdfdz-of5e5wlt-xi6ydznj">
+            <w:hyperlink w:history="1" r:id="rIdvrrusroconwejh5_rpk0q">
               <w:r>
                 <w:rPr>
                   <w:rFonts w:ascii="Arial" w:cs="Arial" w:eastAsia="Arial" w:hAnsi="Arial"/>
@@ -7344,7 +7344,7 @@
             <w:pPr>
               <w:spacing w:after="20" w:before="0"/>
             </w:pPr>
-            <w:hyperlink w:history="1" r:id="rIdma09ia9kjvwsu3uriowmq">
+            <w:hyperlink w:history="1" r:id="rIdk1tdlxnvt3sj_3y8zgib4">
               <w:r>
                 <w:rPr>
                   <w:rFonts w:ascii="Arial" w:cs="Arial" w:eastAsia="Arial" w:hAnsi="Arial"/>
@@ -7377,7 +7377,7 @@
               <w:spacing w:after="10" w:before="0"/>
               <w:ind w:left="120"/>
             </w:pPr>
-            <w:hyperlink w:history="1" r:id="rIdm7uijlgw6okk-km6_q1rk">
+            <w:hyperlink w:history="1" r:id="rIderwx8qmazvaga7icc788e">
               <w:r>
                 <w:rPr>
                   <w:rFonts w:ascii="Arial" w:cs="Arial" w:eastAsia="Arial" w:hAnsi="Arial"/>
@@ -7524,32 +7524,32 @@
         <w:tc>
           <w:tcPr>
             <w:tcW w:type="dxa" w:w="1520"/>
-            <w:shd w:fill="F2F2F2" w:color="auto" w:val="clear"/>
-            <w:tcMar>
-              <w:top w:type="dxa" w:w="60"/>
-              <w:left w:type="dxa" w:w="120"/>
-              <w:bottom w:type="dxa" w:w="60"/>
-              <w:right w:type="dxa" w:w="120"/>
-            </w:tcMar>
-            <w:vAlign w:val="top"/>
-          </w:tcPr>
-          <w:p>
-            <w:pPr>
-              <w:spacing w:after="40" w:before="0"/>
-              <w:jc w:val="left"/>
-            </w:pPr>
-            <w:r>
-              <w:rPr>
-                <w:rFonts w:ascii="Arial" w:cs="Arial" w:eastAsia="Arial" w:hAnsi="Arial"/>
-                <w:b/>
-                <w:bCs/>
-                <w:i w:val="false"/>
-                <w:iCs w:val="false"/>
-                <w:color w:val="000000"/>
-                <w:sz w:val="18"/>
-                <w:szCs w:val="18"/>
-              </w:rPr>
-              <w:t xml:space="preserve">Phase 5 — Prior Knowledge Activation, Wonder Statements &amp; Lesson Close (60–80 min)</w:t>
+            <w:shd w:fill="D5E8F0" w:color="auto" w:val="clear"/>
+            <w:tcMar>
+              <w:top w:type="dxa" w:w="60"/>
+              <w:left w:type="dxa" w:w="120"/>
+              <w:bottom w:type="dxa" w:w="60"/>
+              <w:right w:type="dxa" w:w="120"/>
+            </w:tcMar>
+            <w:vAlign w:val="top"/>
+          </w:tcPr>
+          <w:p>
+            <w:pPr>
+              <w:spacing w:after="40" w:before="0"/>
+              <w:jc w:val="left"/>
+            </w:pPr>
+            <w:r>
+              <w:rPr>
+                <w:rFonts w:ascii="Arial" w:cs="Arial" w:eastAsia="Arial" w:hAnsi="Arial"/>
+                <w:b/>
+                <w:bCs/>
+                <w:i w:val="false"/>
+                <w:iCs w:val="false"/>
+                <w:color w:val="000000"/>
+                <w:sz w:val="18"/>
+                <w:szCs w:val="18"/>
+              </w:rPr>
+              <w:t xml:space="preserve">Model Building Phase</w:t>
             </w:r>
           </w:p>
           <w:p>
@@ -7572,7 +7572,7 @@
             <w:pPr>
               <w:spacing w:after="20" w:before="0"/>
             </w:pPr>
-            <w:hyperlink w:history="1" r:id="rIdkfo6mzg8rglpevdojdsc6">
+            <w:hyperlink w:history="1" r:id="rIdwyck9k5zgsvj8q2evzi3e">
               <w:r>
                 <w:rPr>
                   <w:rFonts w:ascii="Arial" w:cs="Arial" w:eastAsia="Arial" w:hAnsi="Arial"/>
@@ -7605,7 +7605,7 @@
               <w:spacing w:after="10" w:before="0"/>
               <w:ind w:left="120"/>
             </w:pPr>
-            <w:hyperlink w:history="1" r:id="rId48obczvlcv90tnhmjrpzv">
+            <w:hyperlink w:history="1" r:id="rIddjmfxykm_2xflhf2ffxw_">
               <w:r>
                 <w:rPr>
                   <w:rFonts w:ascii="Arial" w:cs="Arial" w:eastAsia="Arial" w:hAnsi="Arial"/>
@@ -7650,7 +7650,7 @@
             <w:pPr>
               <w:spacing w:after="20" w:before="0"/>
             </w:pPr>
-            <w:hyperlink w:history="1" r:id="rId5931mk3bwrtokbmtkfijf">
+            <w:hyperlink w:history="1" r:id="rIduinr0ouktw4u5esnx4ig3">
               <w:r>
                 <w:rPr>
                   <w:rFonts w:ascii="Arial" w:cs="Arial" w:eastAsia="Arial" w:hAnsi="Arial"/>
@@ -7683,7 +7683,7 @@
               <w:spacing w:after="10" w:before="0"/>
               <w:ind w:left="120"/>
             </w:pPr>
-            <w:hyperlink w:history="1" r:id="rIdpnp4ps23jaodgffd4phgz">
+            <w:hyperlink w:history="1" r:id="rIdfetqnciiunow5qtrrdcwb">
               <w:r>
                 <w:rPr>
                   <w:rFonts w:ascii="Arial" w:cs="Arial" w:eastAsia="Arial" w:hAnsi="Arial"/>
@@ -9312,32 +9312,32 @@
         <w:tc>
           <w:tcPr>
             <w:tcW w:type="dxa" w:w="1520"/>
-            <w:shd w:fill="F2F2F2" w:color="auto" w:val="clear"/>
-            <w:tcMar>
-              <w:top w:type="dxa" w:w="60"/>
-              <w:left w:type="dxa" w:w="120"/>
-              <w:bottom w:type="dxa" w:w="60"/>
-              <w:right w:type="dxa" w:w="120"/>
-            </w:tcMar>
-            <w:vAlign w:val="top"/>
-          </w:tcPr>
-          <w:p>
-            <w:pPr>
-              <w:spacing w:after="40" w:before="0"/>
-              <w:jc w:val="left"/>
-            </w:pPr>
-            <w:r>
-              <w:rPr>
-                <w:rFonts w:ascii="Arial" w:cs="Arial" w:eastAsia="Arial" w:hAnsi="Arial"/>
-                <w:b/>
-                <w:bCs/>
-                <w:i w:val="false"/>
-                <w:iCs w:val="false"/>
-                <w:color w:val="000000"/>
-                <w:sz w:val="18"/>
-                <w:szCs w:val="18"/>
-              </w:rPr>
-              <w:t xml:space="preserve">Phase 1 — PREDICT (15 minutes)</w:t>
+            <w:shd w:fill="EAD1F5" w:color="auto" w:val="clear"/>
+            <w:tcMar>
+              <w:top w:type="dxa" w:w="60"/>
+              <w:left w:type="dxa" w:w="120"/>
+              <w:bottom w:type="dxa" w:w="60"/>
+              <w:right w:type="dxa" w:w="120"/>
+            </w:tcMar>
+            <w:vAlign w:val="top"/>
+          </w:tcPr>
+          <w:p>
+            <w:pPr>
+              <w:spacing w:after="40" w:before="0"/>
+              <w:jc w:val="left"/>
+            </w:pPr>
+            <w:r>
+              <w:rPr>
+                <w:rFonts w:ascii="Arial" w:cs="Arial" w:eastAsia="Arial" w:hAnsi="Arial"/>
+                <w:b/>
+                <w:bCs/>
+                <w:i w:val="false"/>
+                <w:iCs w:val="false"/>
+                <w:color w:val="000000"/>
+                <w:sz w:val="18"/>
+                <w:szCs w:val="18"/>
+              </w:rPr>
+              <w:t xml:space="preserve">Predict Phase</w:t>
             </w:r>
           </w:p>
           <w:p>
@@ -9360,7 +9360,7 @@
             <w:pPr>
               <w:spacing w:after="20" w:before="0"/>
             </w:pPr>
-            <w:hyperlink w:history="1" r:id="rIdw8hxaukucxhlli6gcnpd7">
+            <w:hyperlink w:history="1" r:id="rIdl8xybi60ivf8mxxfcrsn9">
               <w:r>
                 <w:rPr>
                   <w:rFonts w:ascii="Arial" w:cs="Arial" w:eastAsia="Arial" w:hAnsi="Arial"/>
@@ -9393,7 +9393,7 @@
               <w:spacing w:after="10" w:before="0"/>
               <w:ind w:left="120"/>
             </w:pPr>
-            <w:hyperlink w:history="1" r:id="rIdkvhrvac2frquzzrduhpxb">
+            <w:hyperlink w:history="1" r:id="rIdsfenzubarqjmdf-tinhlx">
               <w:r>
                 <w:rPr>
                   <w:rFonts w:ascii="Arial" w:cs="Arial" w:eastAsia="Arial" w:hAnsi="Arial"/>
@@ -9438,7 +9438,7 @@
             <w:pPr>
               <w:spacing w:after="20" w:before="0"/>
             </w:pPr>
-            <w:hyperlink w:history="1" r:id="rIdt93d6fknnxwvdjipy245c">
+            <w:hyperlink w:history="1" r:id="rIdktbeatth2bj-pzqtoe7ml">
               <w:r>
                 <w:rPr>
                   <w:rFonts w:ascii="Arial" w:cs="Arial" w:eastAsia="Arial" w:hAnsi="Arial"/>
@@ -9471,7 +9471,7 @@
               <w:spacing w:after="10" w:before="0"/>
               <w:ind w:left="120"/>
             </w:pPr>
-            <w:hyperlink w:history="1" r:id="rIdpcag6jw1qtjcbp5dynifj">
+            <w:hyperlink w:history="1" r:id="rIduvaadqt22k6q-2azjeke1">
               <w:r>
                 <w:rPr>
                   <w:rFonts w:ascii="Arial" w:cs="Arial" w:eastAsia="Arial" w:hAnsi="Arial"/>
@@ -9618,32 +9618,32 @@
         <w:tc>
           <w:tcPr>
             <w:tcW w:type="dxa" w:w="1520"/>
-            <w:shd w:fill="F2F2F2" w:color="auto" w:val="clear"/>
-            <w:tcMar>
-              <w:top w:type="dxa" w:w="60"/>
-              <w:left w:type="dxa" w:w="120"/>
-              <w:bottom w:type="dxa" w:w="60"/>
-              <w:right w:type="dxa" w:w="120"/>
-            </w:tcMar>
-            <w:vAlign w:val="top"/>
-          </w:tcPr>
-          <w:p>
-            <w:pPr>
-              <w:spacing w:after="40" w:before="0"/>
-              <w:jc w:val="left"/>
-            </w:pPr>
-            <w:r>
-              <w:rPr>
-                <w:rFonts w:ascii="Arial" w:cs="Arial" w:eastAsia="Arial" w:hAnsi="Arial"/>
-                <w:b/>
-                <w:bCs/>
-                <w:i w:val="false"/>
-                <w:iCs w:val="false"/>
-                <w:color w:val="000000"/>
-                <w:sz w:val="18"/>
-                <w:szCs w:val="18"/>
-              </w:rPr>
-              <w:t xml:space="preserve">Phase 2 — OBSERVE (20 minutes)</w:t>
+            <w:shd w:fill="D9EEF1" w:color="auto" w:val="clear"/>
+            <w:tcMar>
+              <w:top w:type="dxa" w:w="60"/>
+              <w:left w:type="dxa" w:w="120"/>
+              <w:bottom w:type="dxa" w:w="60"/>
+              <w:right w:type="dxa" w:w="120"/>
+            </w:tcMar>
+            <w:vAlign w:val="top"/>
+          </w:tcPr>
+          <w:p>
+            <w:pPr>
+              <w:spacing w:after="40" w:before="0"/>
+              <w:jc w:val="left"/>
+            </w:pPr>
+            <w:r>
+              <w:rPr>
+                <w:rFonts w:ascii="Arial" w:cs="Arial" w:eastAsia="Arial" w:hAnsi="Arial"/>
+                <w:b/>
+                <w:bCs/>
+                <w:i w:val="false"/>
+                <w:iCs w:val="false"/>
+                <w:color w:val="000000"/>
+                <w:sz w:val="18"/>
+                <w:szCs w:val="18"/>
+              </w:rPr>
+              <w:t xml:space="preserve">Observe Phase</w:t>
             </w:r>
           </w:p>
           <w:p>
@@ -9666,7 +9666,7 @@
             <w:pPr>
               <w:spacing w:after="20" w:before="0"/>
             </w:pPr>
-            <w:hyperlink w:history="1" r:id="rIdducbby2a8iocpv-fxovag">
+            <w:hyperlink w:history="1" r:id="rIdsqd2lmsfc0f3hwsjd8ues">
               <w:r>
                 <w:rPr>
                   <w:rFonts w:ascii="Arial" w:cs="Arial" w:eastAsia="Arial" w:hAnsi="Arial"/>
@@ -9699,7 +9699,7 @@
               <w:spacing w:after="10" w:before="0"/>
               <w:ind w:left="120"/>
             </w:pPr>
-            <w:hyperlink w:history="1" r:id="rIdhnkauaobylomh-xrybkhl">
+            <w:hyperlink w:history="1" r:id="rIdcneszxntd0s3lvqxlrojc">
               <w:r>
                 <w:rPr>
                   <w:rFonts w:ascii="Arial" w:cs="Arial" w:eastAsia="Arial" w:hAnsi="Arial"/>
@@ -9744,7 +9744,7 @@
             <w:pPr>
               <w:spacing w:after="20" w:before="0"/>
             </w:pPr>
-            <w:hyperlink w:history="1" r:id="rIdgixfgxypmsx4g-nmnuxxp">
+            <w:hyperlink w:history="1" r:id="rIdjelltkg-opqhicz00ny0a">
               <w:r>
                 <w:rPr>
                   <w:rFonts w:ascii="Arial" w:cs="Arial" w:eastAsia="Arial" w:hAnsi="Arial"/>
@@ -9777,7 +9777,7 @@
               <w:spacing w:after="10" w:before="0"/>
               <w:ind w:left="120"/>
             </w:pPr>
-            <w:hyperlink w:history="1" r:id="rIdx-pra7atputdyrf4p7kdx">
+            <w:hyperlink w:history="1" r:id="rIdg6kku6lrjkt-indqx90ip">
               <w:r>
                 <w:rPr>
                   <w:rFonts w:ascii="Arial" w:cs="Arial" w:eastAsia="Arial" w:hAnsi="Arial"/>
@@ -9924,32 +9924,32 @@
         <w:tc>
           <w:tcPr>
             <w:tcW w:type="dxa" w:w="1520"/>
-            <w:shd w:fill="F2F2F2" w:color="auto" w:val="clear"/>
-            <w:tcMar>
-              <w:top w:type="dxa" w:w="60"/>
-              <w:left w:type="dxa" w:w="120"/>
-              <w:bottom w:type="dxa" w:w="60"/>
-              <w:right w:type="dxa" w:w="120"/>
-            </w:tcMar>
-            <w:vAlign w:val="top"/>
-          </w:tcPr>
-          <w:p>
-            <w:pPr>
-              <w:spacing w:after="40" w:before="0"/>
-              <w:jc w:val="left"/>
-            </w:pPr>
-            <w:r>
-              <w:rPr>
-                <w:rFonts w:ascii="Arial" w:cs="Arial" w:eastAsia="Arial" w:hAnsi="Arial"/>
-                <w:b/>
-                <w:bCs/>
-                <w:i w:val="false"/>
-                <w:iCs w:val="false"/>
-                <w:color w:val="000000"/>
-                <w:sz w:val="18"/>
-                <w:szCs w:val="18"/>
-              </w:rPr>
-              <w:t xml:space="preserve">Phase 3 — EXPLAIN (20 minutes)</w:t>
+            <w:shd w:fill="E2EFDA" w:color="auto" w:val="clear"/>
+            <w:tcMar>
+              <w:top w:type="dxa" w:w="60"/>
+              <w:left w:type="dxa" w:w="120"/>
+              <w:bottom w:type="dxa" w:w="60"/>
+              <w:right w:type="dxa" w:w="120"/>
+            </w:tcMar>
+            <w:vAlign w:val="top"/>
+          </w:tcPr>
+          <w:p>
+            <w:pPr>
+              <w:spacing w:after="40" w:before="0"/>
+              <w:jc w:val="left"/>
+            </w:pPr>
+            <w:r>
+              <w:rPr>
+                <w:rFonts w:ascii="Arial" w:cs="Arial" w:eastAsia="Arial" w:hAnsi="Arial"/>
+                <w:b/>
+                <w:bCs/>
+                <w:i w:val="false"/>
+                <w:iCs w:val="false"/>
+                <w:color w:val="000000"/>
+                <w:sz w:val="18"/>
+                <w:szCs w:val="18"/>
+              </w:rPr>
+              <w:t xml:space="preserve">Explain Phase</w:t>
             </w:r>
           </w:p>
           <w:p>
@@ -9972,7 +9972,7 @@
             <w:pPr>
               <w:spacing w:after="20" w:before="0"/>
             </w:pPr>
-            <w:hyperlink w:history="1" r:id="rIdguucv6q089opluzwjrnex">
+            <w:hyperlink w:history="1" r:id="rIdhczvcvhdrstm-nymwuc6v">
               <w:r>
                 <w:rPr>
                   <w:rFonts w:ascii="Arial" w:cs="Arial" w:eastAsia="Arial" w:hAnsi="Arial"/>
@@ -10005,7 +10005,7 @@
               <w:spacing w:after="10" w:before="0"/>
               <w:ind w:left="120"/>
             </w:pPr>
-            <w:hyperlink w:history="1" r:id="rIdg2ayo-fbexf46jchcpopf">
+            <w:hyperlink w:history="1" r:id="rIdji2xxoltrxdsun7kawjs-">
               <w:r>
                 <w:rPr>
                   <w:rFonts w:ascii="Arial" w:cs="Arial" w:eastAsia="Arial" w:hAnsi="Arial"/>
@@ -10050,7 +10050,7 @@
             <w:pPr>
               <w:spacing w:after="20" w:before="0"/>
             </w:pPr>
-            <w:hyperlink w:history="1" r:id="rId9qjrwijjaat0_16ddozml">
+            <w:hyperlink w:history="1" r:id="rIdvvkqk4htkkkfidsqctylr">
               <w:r>
                 <w:rPr>
                   <w:rFonts w:ascii="Arial" w:cs="Arial" w:eastAsia="Arial" w:hAnsi="Arial"/>
@@ -10083,7 +10083,7 @@
               <w:spacing w:after="10" w:before="0"/>
               <w:ind w:left="120"/>
             </w:pPr>
-            <w:hyperlink w:history="1" r:id="rIdundfp5951mgd6frmmpz-u">
+            <w:hyperlink w:history="1" r:id="rIdm9z7dhookdsbjaen3xhpy">
               <w:r>
                 <w:rPr>
                   <w:rFonts w:ascii="Arial" w:cs="Arial" w:eastAsia="Arial" w:hAnsi="Arial"/>
@@ -10230,32 +10230,32 @@
         <w:tc>
           <w:tcPr>
             <w:tcW w:type="dxa" w:w="1520"/>
-            <w:shd w:fill="F2F2F2" w:color="auto" w:val="clear"/>
-            <w:tcMar>
-              <w:top w:type="dxa" w:w="60"/>
-              <w:left w:type="dxa" w:w="120"/>
-              <w:bottom w:type="dxa" w:w="60"/>
-              <w:right w:type="dxa" w:w="120"/>
-            </w:tcMar>
-            <w:vAlign w:val="top"/>
-          </w:tcPr>
-          <w:p>
-            <w:pPr>
-              <w:spacing w:after="40" w:before="0"/>
-              <w:jc w:val="left"/>
-            </w:pPr>
-            <w:r>
-              <w:rPr>
-                <w:rFonts w:ascii="Arial" w:cs="Arial" w:eastAsia="Arial" w:hAnsi="Arial"/>
-                <w:b/>
-                <w:bCs/>
-                <w:i w:val="false"/>
-                <w:iCs w:val="false"/>
-                <w:color w:val="000000"/>
-                <w:sz w:val="18"/>
-                <w:szCs w:val="18"/>
-              </w:rPr>
-              <w:t xml:space="preserve">Phase 4 — DRIVING QUESTION BOARD (DQB) UPDATE (10 minutes)</w:t>
+            <w:shd w:fill="FCE4D6" w:color="auto" w:val="clear"/>
+            <w:tcMar>
+              <w:top w:type="dxa" w:w="60"/>
+              <w:left w:type="dxa" w:w="120"/>
+              <w:bottom w:type="dxa" w:w="60"/>
+              <w:right w:type="dxa" w:w="120"/>
+            </w:tcMar>
+            <w:vAlign w:val="top"/>
+          </w:tcPr>
+          <w:p>
+            <w:pPr>
+              <w:spacing w:after="40" w:before="0"/>
+              <w:jc w:val="left"/>
+            </w:pPr>
+            <w:r>
+              <w:rPr>
+                <w:rFonts w:ascii="Arial" w:cs="Arial" w:eastAsia="Arial" w:hAnsi="Arial"/>
+                <w:b/>
+                <w:bCs/>
+                <w:i w:val="false"/>
+                <w:iCs w:val="false"/>
+                <w:color w:val="000000"/>
+                <w:sz w:val="18"/>
+                <w:szCs w:val="18"/>
+              </w:rPr>
+              <w:t xml:space="preserve">Driving Question Board (DQB) Creation</w:t>
             </w:r>
           </w:p>
           <w:p>
@@ -10278,7 +10278,7 @@
             <w:pPr>
               <w:spacing w:after="20" w:before="0"/>
             </w:pPr>
-            <w:hyperlink w:history="1" r:id="rIdidhauslxv2gvndcjqd-jc">
+            <w:hyperlink w:history="1" r:id="rIdfckhfp_8rw-qbv9vrb1mh">
               <w:r>
                 <w:rPr>
                   <w:rFonts w:ascii="Arial" w:cs="Arial" w:eastAsia="Arial" w:hAnsi="Arial"/>
@@ -10311,7 +10311,7 @@
               <w:spacing w:after="10" w:before="0"/>
               <w:ind w:left="120"/>
             </w:pPr>
-            <w:hyperlink w:history="1" r:id="rIdofnkawc8azmicq010oefx">
+            <w:hyperlink w:history="1" r:id="rIdel7gwd9tlnqecqmayxt0n">
               <w:r>
                 <w:rPr>
                   <w:rFonts w:ascii="Arial" w:cs="Arial" w:eastAsia="Arial" w:hAnsi="Arial"/>
@@ -10356,7 +10356,7 @@
             <w:pPr>
               <w:spacing w:after="20" w:before="0"/>
             </w:pPr>
-            <w:hyperlink w:history="1" r:id="rIder-ekw8pymf6rdrxljuoc">
+            <w:hyperlink w:history="1" r:id="rId7kilq8nhh8wyt_flvqrs0">
               <w:r>
                 <w:rPr>
                   <w:rFonts w:ascii="Arial" w:cs="Arial" w:eastAsia="Arial" w:hAnsi="Arial"/>
@@ -10389,7 +10389,7 @@
               <w:spacing w:after="10" w:before="0"/>
               <w:ind w:left="120"/>
             </w:pPr>
-            <w:hyperlink w:history="1" r:id="rIdlpiybmwfhjepdqt0yetcw">
+            <w:hyperlink w:history="1" r:id="rId5p_urc9d_9l4nmvrqq7xi">
               <w:r>
                 <w:rPr>
                   <w:rFonts w:ascii="Arial" w:cs="Arial" w:eastAsia="Arial" w:hAnsi="Arial"/>
@@ -10536,32 +10536,32 @@
         <w:tc>
           <w:tcPr>
             <w:tcW w:type="dxa" w:w="1520"/>
-            <w:shd w:fill="F2F2F2" w:color="auto" w:val="clear"/>
-            <w:tcMar>
-              <w:top w:type="dxa" w:w="60"/>
-              <w:left w:type="dxa" w:w="120"/>
-              <w:bottom w:type="dxa" w:w="60"/>
-              <w:right w:type="dxa" w:w="120"/>
-            </w:tcMar>
-            <w:vAlign w:val="top"/>
-          </w:tcPr>
-          <w:p>
-            <w:pPr>
-              <w:spacing w:after="40" w:before="0"/>
-              <w:jc w:val="left"/>
-            </w:pPr>
-            <w:r>
-              <w:rPr>
-                <w:rFonts w:ascii="Arial" w:cs="Arial" w:eastAsia="Arial" w:hAnsi="Arial"/>
-                <w:b/>
-                <w:bCs/>
-                <w:i w:val="false"/>
-                <w:iCs w:val="false"/>
-                <w:color w:val="000000"/>
-                <w:sz w:val="18"/>
-                <w:szCs w:val="18"/>
-              </w:rPr>
-              <w:t xml:space="preserve">Phase 5 — MODEL BUILDING (15 minutes)</w:t>
+            <w:shd w:fill="D5E8F0" w:color="auto" w:val="clear"/>
+            <w:tcMar>
+              <w:top w:type="dxa" w:w="60"/>
+              <w:left w:type="dxa" w:w="120"/>
+              <w:bottom w:type="dxa" w:w="60"/>
+              <w:right w:type="dxa" w:w="120"/>
+            </w:tcMar>
+            <w:vAlign w:val="top"/>
+          </w:tcPr>
+          <w:p>
+            <w:pPr>
+              <w:spacing w:after="40" w:before="0"/>
+              <w:jc w:val="left"/>
+            </w:pPr>
+            <w:r>
+              <w:rPr>
+                <w:rFonts w:ascii="Arial" w:cs="Arial" w:eastAsia="Arial" w:hAnsi="Arial"/>
+                <w:b/>
+                <w:bCs/>
+                <w:i w:val="false"/>
+                <w:iCs w:val="false"/>
+                <w:color w:val="000000"/>
+                <w:sz w:val="18"/>
+                <w:szCs w:val="18"/>
+              </w:rPr>
+              <w:t xml:space="preserve">Model Building Phase</w:t>
             </w:r>
           </w:p>
           <w:p>
@@ -10584,7 +10584,7 @@
             <w:pPr>
               <w:spacing w:after="20" w:before="0"/>
             </w:pPr>
-            <w:hyperlink w:history="1" r:id="rIdlwmdatmbs36qztduwucwv">
+            <w:hyperlink w:history="1" r:id="rIdohnwdkpugqapssbq1wcg2">
               <w:r>
                 <w:rPr>
                   <w:rFonts w:ascii="Arial" w:cs="Arial" w:eastAsia="Arial" w:hAnsi="Arial"/>
@@ -10617,7 +10617,7 @@
               <w:spacing w:after="10" w:before="0"/>
               <w:ind w:left="120"/>
             </w:pPr>
-            <w:hyperlink w:history="1" r:id="rIdsehxvpipmbjbs1lyxdj5y">
+            <w:hyperlink w:history="1" r:id="rId5nj-1tcvjclxdidvu2bi3">
               <w:r>
                 <w:rPr>
                   <w:rFonts w:ascii="Arial" w:cs="Arial" w:eastAsia="Arial" w:hAnsi="Arial"/>
@@ -10662,7 +10662,7 @@
             <w:pPr>
               <w:spacing w:after="20" w:before="0"/>
             </w:pPr>
-            <w:hyperlink w:history="1" r:id="rId57q0fbptjemkwddy7smoq">
+            <w:hyperlink w:history="1" r:id="rIdg_d0tbbenxt_bxy3w1j31">
               <w:r>
                 <w:rPr>
                   <w:rFonts w:ascii="Arial" w:cs="Arial" w:eastAsia="Arial" w:hAnsi="Arial"/>
@@ -10695,7 +10695,7 @@
               <w:spacing w:after="10" w:before="0"/>
               <w:ind w:left="120"/>
             </w:pPr>
-            <w:hyperlink w:history="1" r:id="rIdh-g0ooj5wry9t2dta3ptn">
+            <w:hyperlink w:history="1" r:id="rIdk5_t9tugsfe_yrwmqi7vg">
               <w:r>
                 <w:rPr>
                   <w:rFonts w:ascii="Arial" w:cs="Arial" w:eastAsia="Arial" w:hAnsi="Arial"/>
@@ -12134,32 +12134,32 @@
         <w:tc>
           <w:tcPr>
             <w:tcW w:type="dxa" w:w="1520"/>
-            <w:shd w:fill="F2F2F2" w:color="auto" w:val="clear"/>
-            <w:tcMar>
-              <w:top w:type="dxa" w:w="60"/>
-              <w:left w:type="dxa" w:w="120"/>
-              <w:bottom w:type="dxa" w:w="60"/>
-              <w:right w:type="dxa" w:w="120"/>
-            </w:tcMar>
-            <w:vAlign w:val="top"/>
-          </w:tcPr>
-          <w:p>
-            <w:pPr>
-              <w:spacing w:after="40" w:before="0"/>
-              <w:jc w:val="left"/>
-            </w:pPr>
-            <w:r>
-              <w:rPr>
-                <w:rFonts w:ascii="Arial" w:cs="Arial" w:eastAsia="Arial" w:hAnsi="Arial"/>
-                <w:b/>
-                <w:bCs/>
-                <w:i w:val="false"/>
-                <w:iCs w:val="false"/>
-                <w:color w:val="000000"/>
-                <w:sz w:val="18"/>
-                <w:szCs w:val="18"/>
-              </w:rPr>
-              <w:t xml:space="preserve">Phase 1 — PREDICT (15 minutes)</w:t>
+            <w:shd w:fill="EAD1F5" w:color="auto" w:val="clear"/>
+            <w:tcMar>
+              <w:top w:type="dxa" w:w="60"/>
+              <w:left w:type="dxa" w:w="120"/>
+              <w:bottom w:type="dxa" w:w="60"/>
+              <w:right w:type="dxa" w:w="120"/>
+            </w:tcMar>
+            <w:vAlign w:val="top"/>
+          </w:tcPr>
+          <w:p>
+            <w:pPr>
+              <w:spacing w:after="40" w:before="0"/>
+              <w:jc w:val="left"/>
+            </w:pPr>
+            <w:r>
+              <w:rPr>
+                <w:rFonts w:ascii="Arial" w:cs="Arial" w:eastAsia="Arial" w:hAnsi="Arial"/>
+                <w:b/>
+                <w:bCs/>
+                <w:i w:val="false"/>
+                <w:iCs w:val="false"/>
+                <w:color w:val="000000"/>
+                <w:sz w:val="18"/>
+                <w:szCs w:val="18"/>
+              </w:rPr>
+              <w:t xml:space="preserve">Predict Phase</w:t>
             </w:r>
           </w:p>
           <w:p>
@@ -12182,7 +12182,7 @@
             <w:pPr>
               <w:spacing w:after="20" w:before="0"/>
             </w:pPr>
-            <w:hyperlink w:history="1" r:id="rId6huly_7-lfqsi7tfmbhxe">
+            <w:hyperlink w:history="1" r:id="rIdqucoohebosq4uzyddzwox">
               <w:r>
                 <w:rPr>
                   <w:rFonts w:ascii="Arial" w:cs="Arial" w:eastAsia="Arial" w:hAnsi="Arial"/>
@@ -12215,7 +12215,7 @@
               <w:spacing w:after="10" w:before="0"/>
               <w:ind w:left="120"/>
             </w:pPr>
-            <w:hyperlink w:history="1" r:id="rIdkms2pnith2xrzil8m4_tz">
+            <w:hyperlink w:history="1" r:id="rIdwzxujquso9opntq-p1qv0">
               <w:r>
                 <w:rPr>
                   <w:rFonts w:ascii="Arial" w:cs="Arial" w:eastAsia="Arial" w:hAnsi="Arial"/>
@@ -12260,7 +12260,7 @@
             <w:pPr>
               <w:spacing w:after="20" w:before="0"/>
             </w:pPr>
-            <w:hyperlink w:history="1" r:id="rIdgxxsklw0lahf9iolsegua">
+            <w:hyperlink w:history="1" r:id="rIdsuy9ms9kkeuulnucngcyi">
               <w:r>
                 <w:rPr>
                   <w:rFonts w:ascii="Arial" w:cs="Arial" w:eastAsia="Arial" w:hAnsi="Arial"/>
@@ -12293,7 +12293,7 @@
               <w:spacing w:after="10" w:before="0"/>
               <w:ind w:left="120"/>
             </w:pPr>
-            <w:hyperlink w:history="1" r:id="rId4m9npiawjufcqewhp12ii">
+            <w:hyperlink w:history="1" r:id="rIdry8nyrq2h8sf_lgxzlxjz">
               <w:r>
                 <w:rPr>
                   <w:rFonts w:ascii="Arial" w:cs="Arial" w:eastAsia="Arial" w:hAnsi="Arial"/>
@@ -12440,32 +12440,32 @@
         <w:tc>
           <w:tcPr>
             <w:tcW w:type="dxa" w:w="1520"/>
-            <w:shd w:fill="F2F2F2" w:color="auto" w:val="clear"/>
-            <w:tcMar>
-              <w:top w:type="dxa" w:w="60"/>
-              <w:left w:type="dxa" w:w="120"/>
-              <w:bottom w:type="dxa" w:w="60"/>
-              <w:right w:type="dxa" w:w="120"/>
-            </w:tcMar>
-            <w:vAlign w:val="top"/>
-          </w:tcPr>
-          <w:p>
-            <w:pPr>
-              <w:spacing w:after="40" w:before="0"/>
-              <w:jc w:val="left"/>
-            </w:pPr>
-            <w:r>
-              <w:rPr>
-                <w:rFonts w:ascii="Arial" w:cs="Arial" w:eastAsia="Arial" w:hAnsi="Arial"/>
-                <w:b/>
-                <w:bCs/>
-                <w:i w:val="false"/>
-                <w:iCs w:val="false"/>
-                <w:color w:val="000000"/>
-                <w:sz w:val="18"/>
-                <w:szCs w:val="18"/>
-              </w:rPr>
-              <w:t xml:space="preserve">Phase 2 — OBSERVE (20 minutes)</w:t>
+            <w:shd w:fill="D9EEF1" w:color="auto" w:val="clear"/>
+            <w:tcMar>
+              <w:top w:type="dxa" w:w="60"/>
+              <w:left w:type="dxa" w:w="120"/>
+              <w:bottom w:type="dxa" w:w="60"/>
+              <w:right w:type="dxa" w:w="120"/>
+            </w:tcMar>
+            <w:vAlign w:val="top"/>
+          </w:tcPr>
+          <w:p>
+            <w:pPr>
+              <w:spacing w:after="40" w:before="0"/>
+              <w:jc w:val="left"/>
+            </w:pPr>
+            <w:r>
+              <w:rPr>
+                <w:rFonts w:ascii="Arial" w:cs="Arial" w:eastAsia="Arial" w:hAnsi="Arial"/>
+                <w:b/>
+                <w:bCs/>
+                <w:i w:val="false"/>
+                <w:iCs w:val="false"/>
+                <w:color w:val="000000"/>
+                <w:sz w:val="18"/>
+                <w:szCs w:val="18"/>
+              </w:rPr>
+              <w:t xml:space="preserve">Observe Phase</w:t>
             </w:r>
           </w:p>
           <w:p>
@@ -12488,7 +12488,7 @@
             <w:pPr>
               <w:spacing w:after="20" w:before="0"/>
             </w:pPr>
-            <w:hyperlink w:history="1" r:id="rIdyztg5yvscvun5up0bfh7q">
+            <w:hyperlink w:history="1" r:id="rIdihrmfi59bqummvto2pzk4">
               <w:r>
                 <w:rPr>
                   <w:rFonts w:ascii="Arial" w:cs="Arial" w:eastAsia="Arial" w:hAnsi="Arial"/>
@@ -12521,7 +12521,7 @@
               <w:spacing w:after="10" w:before="0"/>
               <w:ind w:left="120"/>
             </w:pPr>
-            <w:hyperlink w:history="1" r:id="rIduj8ftulwndqmwdwivkpxg">
+            <w:hyperlink w:history="1" r:id="rIdeuwfzeiigfeeby5avytzh">
               <w:r>
                 <w:rPr>
                   <w:rFonts w:ascii="Arial" w:cs="Arial" w:eastAsia="Arial" w:hAnsi="Arial"/>
@@ -12566,7 +12566,7 @@
             <w:pPr>
               <w:spacing w:after="20" w:before="0"/>
             </w:pPr>
-            <w:hyperlink w:history="1" r:id="rIdffqkq8gxdory-ig5pi8g9">
+            <w:hyperlink w:history="1" r:id="rIdtabktukzfwzjisqr_pzu0">
               <w:r>
                 <w:rPr>
                   <w:rFonts w:ascii="Arial" w:cs="Arial" w:eastAsia="Arial" w:hAnsi="Arial"/>
@@ -12599,7 +12599,7 @@
               <w:spacing w:after="10" w:before="0"/>
               <w:ind w:left="120"/>
             </w:pPr>
-            <w:hyperlink w:history="1" r:id="rIdv55drromhah92z0jiyxtf">
+            <w:hyperlink w:history="1" r:id="rIdaajm-ptwspjx3eqpvtxpx">
               <w:r>
                 <w:rPr>
                   <w:rFonts w:ascii="Arial" w:cs="Arial" w:eastAsia="Arial" w:hAnsi="Arial"/>
@@ -12746,32 +12746,32 @@
         <w:tc>
           <w:tcPr>
             <w:tcW w:type="dxa" w:w="1520"/>
-            <w:shd w:fill="F2F2F2" w:color="auto" w:val="clear"/>
-            <w:tcMar>
-              <w:top w:type="dxa" w:w="60"/>
-              <w:left w:type="dxa" w:w="120"/>
-              <w:bottom w:type="dxa" w:w="60"/>
-              <w:right w:type="dxa" w:w="120"/>
-            </w:tcMar>
-            <w:vAlign w:val="top"/>
-          </w:tcPr>
-          <w:p>
-            <w:pPr>
-              <w:spacing w:after="40" w:before="0"/>
-              <w:jc w:val="left"/>
-            </w:pPr>
-            <w:r>
-              <w:rPr>
-                <w:rFonts w:ascii="Arial" w:cs="Arial" w:eastAsia="Arial" w:hAnsi="Arial"/>
-                <w:b/>
-                <w:bCs/>
-                <w:i w:val="false"/>
-                <w:iCs w:val="false"/>
-                <w:color w:val="000000"/>
-                <w:sz w:val="18"/>
-                <w:szCs w:val="18"/>
-              </w:rPr>
-              <w:t xml:space="preserve">Phase 3 — EXPLAIN (25 minutes)</w:t>
+            <w:shd w:fill="E2EFDA" w:color="auto" w:val="clear"/>
+            <w:tcMar>
+              <w:top w:type="dxa" w:w="60"/>
+              <w:left w:type="dxa" w:w="120"/>
+              <w:bottom w:type="dxa" w:w="60"/>
+              <w:right w:type="dxa" w:w="120"/>
+            </w:tcMar>
+            <w:vAlign w:val="top"/>
+          </w:tcPr>
+          <w:p>
+            <w:pPr>
+              <w:spacing w:after="40" w:before="0"/>
+              <w:jc w:val="left"/>
+            </w:pPr>
+            <w:r>
+              <w:rPr>
+                <w:rFonts w:ascii="Arial" w:cs="Arial" w:eastAsia="Arial" w:hAnsi="Arial"/>
+                <w:b/>
+                <w:bCs/>
+                <w:i w:val="false"/>
+                <w:iCs w:val="false"/>
+                <w:color w:val="000000"/>
+                <w:sz w:val="18"/>
+                <w:szCs w:val="18"/>
+              </w:rPr>
+              <w:t xml:space="preserve">Explain Phase</w:t>
             </w:r>
           </w:p>
           <w:p>
@@ -12794,7 +12794,7 @@
             <w:pPr>
               <w:spacing w:after="20" w:before="0"/>
             </w:pPr>
-            <w:hyperlink w:history="1" r:id="rId0yrnmnv_s8s3hrjvfihm-">
+            <w:hyperlink w:history="1" r:id="rId1ile7iu9yqy2c6q7hqbyd">
               <w:r>
                 <w:rPr>
                   <w:rFonts w:ascii="Arial" w:cs="Arial" w:eastAsia="Arial" w:hAnsi="Arial"/>
@@ -12827,7 +12827,7 @@
               <w:spacing w:after="10" w:before="0"/>
               <w:ind w:left="120"/>
             </w:pPr>
-            <w:hyperlink w:history="1" r:id="rIdsy4ceb3414l5tvxfgck3x">
+            <w:hyperlink w:history="1" r:id="rIdfwe0ol7qgfqya-aw9rcfb">
               <w:r>
                 <w:rPr>
                   <w:rFonts w:ascii="Arial" w:cs="Arial" w:eastAsia="Arial" w:hAnsi="Arial"/>
@@ -12872,7 +12872,7 @@
             <w:pPr>
               <w:spacing w:after="20" w:before="0"/>
             </w:pPr>
-            <w:hyperlink w:history="1" r:id="rIdga5qbhvwg0jwiafgxptdf">
+            <w:hyperlink w:history="1" r:id="rIderpbbudvazxoeno0twif3">
               <w:r>
                 <w:rPr>
                   <w:rFonts w:ascii="Arial" w:cs="Arial" w:eastAsia="Arial" w:hAnsi="Arial"/>
@@ -12905,7 +12905,7 @@
               <w:spacing w:after="10" w:before="0"/>
               <w:ind w:left="120"/>
             </w:pPr>
-            <w:hyperlink w:history="1" r:id="rIdsrg9n-fdzgkzhvosyztix">
+            <w:hyperlink w:history="1" r:id="rIdjn95_znvwzrklzxarmgl5">
               <w:r>
                 <w:rPr>
                   <w:rFonts w:ascii="Arial" w:cs="Arial" w:eastAsia="Arial" w:hAnsi="Arial"/>
@@ -13052,32 +13052,32 @@
         <w:tc>
           <w:tcPr>
             <w:tcW w:type="dxa" w:w="1520"/>
-            <w:shd w:fill="F2F2F2" w:color="auto" w:val="clear"/>
-            <w:tcMar>
-              <w:top w:type="dxa" w:w="60"/>
-              <w:left w:type="dxa" w:w="120"/>
-              <w:bottom w:type="dxa" w:w="60"/>
-              <w:right w:type="dxa" w:w="120"/>
-            </w:tcMar>
-            <w:vAlign w:val="top"/>
-          </w:tcPr>
-          <w:p>
-            <w:pPr>
-              <w:spacing w:after="40" w:before="0"/>
-              <w:jc w:val="left"/>
-            </w:pPr>
-            <w:r>
-              <w:rPr>
-                <w:rFonts w:ascii="Arial" w:cs="Arial" w:eastAsia="Arial" w:hAnsi="Arial"/>
-                <w:b/>
-                <w:bCs/>
-                <w:i w:val="false"/>
-                <w:iCs w:val="false"/>
-                <w:color w:val="000000"/>
-                <w:sz w:val="18"/>
-                <w:szCs w:val="18"/>
-              </w:rPr>
-              <w:t xml:space="preserve">Phase 4 — DRIVING QUESTION BOARD (DQB) UPDATE (10 minutes)</w:t>
+            <w:shd w:fill="FCE4D6" w:color="auto" w:val="clear"/>
+            <w:tcMar>
+              <w:top w:type="dxa" w:w="60"/>
+              <w:left w:type="dxa" w:w="120"/>
+              <w:bottom w:type="dxa" w:w="60"/>
+              <w:right w:type="dxa" w:w="120"/>
+            </w:tcMar>
+            <w:vAlign w:val="top"/>
+          </w:tcPr>
+          <w:p>
+            <w:pPr>
+              <w:spacing w:after="40" w:before="0"/>
+              <w:jc w:val="left"/>
+            </w:pPr>
+            <w:r>
+              <w:rPr>
+                <w:rFonts w:ascii="Arial" w:cs="Arial" w:eastAsia="Arial" w:hAnsi="Arial"/>
+                <w:b/>
+                <w:bCs/>
+                <w:i w:val="false"/>
+                <w:iCs w:val="false"/>
+                <w:color w:val="000000"/>
+                <w:sz w:val="18"/>
+                <w:szCs w:val="18"/>
+              </w:rPr>
+              <w:t xml:space="preserve">Driving Question Board (DQB) Creation</w:t>
             </w:r>
           </w:p>
           <w:p>
@@ -13100,7 +13100,7 @@
             <w:pPr>
               <w:spacing w:after="20" w:before="0"/>
             </w:pPr>
-            <w:hyperlink w:history="1" r:id="rIdcfz0eh7kmmi2hjspt58dh">
+            <w:hyperlink w:history="1" r:id="rIdqu4do1ncdfk8xbfxpqarh">
               <w:r>
                 <w:rPr>
                   <w:rFonts w:ascii="Arial" w:cs="Arial" w:eastAsia="Arial" w:hAnsi="Arial"/>
@@ -13133,7 +13133,7 @@
               <w:spacing w:after="10" w:before="0"/>
               <w:ind w:left="120"/>
             </w:pPr>
-            <w:hyperlink w:history="1" r:id="rIduopqmrqhcikpzscdf4fv2">
+            <w:hyperlink w:history="1" r:id="rIdcypasplszabsbpmagjesh">
               <w:r>
                 <w:rPr>
                   <w:rFonts w:ascii="Arial" w:cs="Arial" w:eastAsia="Arial" w:hAnsi="Arial"/>
@@ -13178,7 +13178,7 @@
             <w:pPr>
               <w:spacing w:after="20" w:before="0"/>
             </w:pPr>
-            <w:hyperlink w:history="1" r:id="rIdgtomnrnjje8xahzaehg8f">
+            <w:hyperlink w:history="1" r:id="rIdiejnzazxvqs6bccxtosen">
               <w:r>
                 <w:rPr>
                   <w:rFonts w:ascii="Arial" w:cs="Arial" w:eastAsia="Arial" w:hAnsi="Arial"/>
@@ -13211,7 +13211,7 @@
               <w:spacing w:after="10" w:before="0"/>
               <w:ind w:left="120"/>
             </w:pPr>
-            <w:hyperlink w:history="1" r:id="rIduljp3b39rpkxjlminkecg">
+            <w:hyperlink w:history="1" r:id="rIdlytsjk26uibuf2lcecfgq">
               <w:r>
                 <w:rPr>
                   <w:rFonts w:ascii="Arial" w:cs="Arial" w:eastAsia="Arial" w:hAnsi="Arial"/>
@@ -13358,32 +13358,32 @@
         <w:tc>
           <w:tcPr>
             <w:tcW w:type="dxa" w:w="1520"/>
-            <w:shd w:fill="F2F2F2" w:color="auto" w:val="clear"/>
-            <w:tcMar>
-              <w:top w:type="dxa" w:w="60"/>
-              <w:left w:type="dxa" w:w="120"/>
-              <w:bottom w:type="dxa" w:w="60"/>
-              <w:right w:type="dxa" w:w="120"/>
-            </w:tcMar>
-            <w:vAlign w:val="top"/>
-          </w:tcPr>
-          <w:p>
-            <w:pPr>
-              <w:spacing w:after="40" w:before="0"/>
-              <w:jc w:val="left"/>
-            </w:pPr>
-            <w:r>
-              <w:rPr>
-                <w:rFonts w:ascii="Arial" w:cs="Arial" w:eastAsia="Arial" w:hAnsi="Arial"/>
-                <w:b/>
-                <w:bCs/>
-                <w:i w:val="false"/>
-                <w:iCs w:val="false"/>
-                <w:color w:val="000000"/>
-                <w:sz w:val="18"/>
-                <w:szCs w:val="18"/>
-              </w:rPr>
-              <w:t xml:space="preserve">Phase 5 — MODEL BUILDING (10 minutes)</w:t>
+            <w:shd w:fill="D5E8F0" w:color="auto" w:val="clear"/>
+            <w:tcMar>
+              <w:top w:type="dxa" w:w="60"/>
+              <w:left w:type="dxa" w:w="120"/>
+              <w:bottom w:type="dxa" w:w="60"/>
+              <w:right w:type="dxa" w:w="120"/>
+            </w:tcMar>
+            <w:vAlign w:val="top"/>
+          </w:tcPr>
+          <w:p>
+            <w:pPr>
+              <w:spacing w:after="40" w:before="0"/>
+              <w:jc w:val="left"/>
+            </w:pPr>
+            <w:r>
+              <w:rPr>
+                <w:rFonts w:ascii="Arial" w:cs="Arial" w:eastAsia="Arial" w:hAnsi="Arial"/>
+                <w:b/>
+                <w:bCs/>
+                <w:i w:val="false"/>
+                <w:iCs w:val="false"/>
+                <w:color w:val="000000"/>
+                <w:sz w:val="18"/>
+                <w:szCs w:val="18"/>
+              </w:rPr>
+              <w:t xml:space="preserve">Model Building Phase</w:t>
             </w:r>
           </w:p>
           <w:p>
@@ -13406,7 +13406,7 @@
             <w:pPr>
               <w:spacing w:after="20" w:before="0"/>
             </w:pPr>
-            <w:hyperlink w:history="1" r:id="rIdh9wdoqtpwbcihwyaciirb">
+            <w:hyperlink w:history="1" r:id="rIdrcuondl2ncegu2feq29wy">
               <w:r>
                 <w:rPr>
                   <w:rFonts w:ascii="Arial" w:cs="Arial" w:eastAsia="Arial" w:hAnsi="Arial"/>
@@ -13439,7 +13439,7 @@
               <w:spacing w:after="10" w:before="0"/>
               <w:ind w:left="120"/>
             </w:pPr>
-            <w:hyperlink w:history="1" r:id="rId-_gofc3bj41roac2hewib">
+            <w:hyperlink w:history="1" r:id="rIdq61nmruuebcdn7cuqauvg">
               <w:r>
                 <w:rPr>
                   <w:rFonts w:ascii="Arial" w:cs="Arial" w:eastAsia="Arial" w:hAnsi="Arial"/>
@@ -13484,7 +13484,7 @@
             <w:pPr>
               <w:spacing w:after="20" w:before="0"/>
             </w:pPr>
-            <w:hyperlink w:history="1" r:id="rIdypjfhpkcq69du_o-dmmfo">
+            <w:hyperlink w:history="1" r:id="rIdu1v_yffdcggp9wamd1koq">
               <w:r>
                 <w:rPr>
                   <w:rFonts w:ascii="Arial" w:cs="Arial" w:eastAsia="Arial" w:hAnsi="Arial"/>
@@ -13517,7 +13517,7 @@
               <w:spacing w:after="10" w:before="0"/>
               <w:ind w:left="120"/>
             </w:pPr>
-            <w:hyperlink w:history="1" r:id="rIdvipzn5vxpcgjglye2rd8a">
+            <w:hyperlink w:history="1" r:id="rIdtej6fvag93c3vqsqkmr2v">
               <w:r>
                 <w:rPr>
                   <w:rFonts w:ascii="Arial" w:cs="Arial" w:eastAsia="Arial" w:hAnsi="Arial"/>
@@ -15100,7 +15100,7 @@
             <w:pPr>
               <w:spacing w:after="20" w:before="0"/>
             </w:pPr>
-            <w:hyperlink w:history="1" r:id="rId9hydgcobkeztahsw8sbmx">
+            <w:hyperlink w:history="1" r:id="rIdetutedrg-tz4rilnacoqk">
               <w:r>
                 <w:rPr>
                   <w:rFonts w:ascii="Arial" w:cs="Arial" w:eastAsia="Arial" w:hAnsi="Arial"/>
@@ -15133,7 +15133,7 @@
               <w:spacing w:after="10" w:before="0"/>
               <w:ind w:left="120"/>
             </w:pPr>
-            <w:hyperlink w:history="1" r:id="rIdi8_qnaahcyrpt3lcd3ss5">
+            <w:hyperlink w:history="1" r:id="rId2tcjawoatoowihti4sbzr">
               <w:r>
                 <w:rPr>
                   <w:rFonts w:ascii="Arial" w:cs="Arial" w:eastAsia="Arial" w:hAnsi="Arial"/>
@@ -15178,7 +15178,7 @@
             <w:pPr>
               <w:spacing w:after="20" w:before="0"/>
             </w:pPr>
-            <w:hyperlink w:history="1" r:id="rIdgm1weskhwimzvpro653xr">
+            <w:hyperlink w:history="1" r:id="rId9sk_geivsnmgvvo1u2apy">
               <w:r>
                 <w:rPr>
                   <w:rFonts w:ascii="Arial" w:cs="Arial" w:eastAsia="Arial" w:hAnsi="Arial"/>
@@ -15211,7 +15211,7 @@
               <w:spacing w:after="10" w:before="0"/>
               <w:ind w:left="120"/>
             </w:pPr>
-            <w:hyperlink w:history="1" r:id="rIdwrde-ru72xa6awet8gb8n">
+            <w:hyperlink w:history="1" r:id="rIduq5fykpao8fw0dforfz_o">
               <w:r>
                 <w:rPr>
                   <w:rFonts w:ascii="Arial" w:cs="Arial" w:eastAsia="Arial" w:hAnsi="Arial"/>
@@ -15406,7 +15406,7 @@
             <w:pPr>
               <w:spacing w:after="20" w:before="0"/>
             </w:pPr>
-            <w:hyperlink w:history="1" r:id="rIdxl2vkhwb7w2zkbnliip4k">
+            <w:hyperlink w:history="1" r:id="rIdleul8ckr02rx0atkdhyzq">
               <w:r>
                 <w:rPr>
                   <w:rFonts w:ascii="Arial" w:cs="Arial" w:eastAsia="Arial" w:hAnsi="Arial"/>
@@ -15439,7 +15439,7 @@
               <w:spacing w:after="10" w:before="0"/>
               <w:ind w:left="120"/>
             </w:pPr>
-            <w:hyperlink w:history="1" r:id="rId8rab-y13anul5xtzcsubn">
+            <w:hyperlink w:history="1" r:id="rIde49rlzgkzmtd36hbidwtd">
               <w:r>
                 <w:rPr>
                   <w:rFonts w:ascii="Arial" w:cs="Arial" w:eastAsia="Arial" w:hAnsi="Arial"/>
@@ -15484,7 +15484,7 @@
             <w:pPr>
               <w:spacing w:after="20" w:before="0"/>
             </w:pPr>
-            <w:hyperlink w:history="1" r:id="rIdt9p76zcfabum-askt1zev">
+            <w:hyperlink w:history="1" r:id="rIdtffpvcklj2u_4jv9bhw7p">
               <w:r>
                 <w:rPr>
                   <w:rFonts w:ascii="Arial" w:cs="Arial" w:eastAsia="Arial" w:hAnsi="Arial"/>
@@ -15517,7 +15517,7 @@
               <w:spacing w:after="10" w:before="0"/>
               <w:ind w:left="120"/>
             </w:pPr>
-            <w:hyperlink w:history="1" r:id="rIdxuepildles73jjvpauheh">
+            <w:hyperlink w:history="1" r:id="rIdajfbxdrgg1bjlopyufsyz">
               <w:r>
                 <w:rPr>
                   <w:rFonts w:ascii="Arial" w:cs="Arial" w:eastAsia="Arial" w:hAnsi="Arial"/>
@@ -15712,7 +15712,7 @@
             <w:pPr>
               <w:spacing w:after="20" w:before="0"/>
             </w:pPr>
-            <w:hyperlink w:history="1" r:id="rIdcctyradkmw95k4uhhhlut">
+            <w:hyperlink w:history="1" r:id="rIdryww8nrvlffjm_evh-g4x">
               <w:r>
                 <w:rPr>
                   <w:rFonts w:ascii="Arial" w:cs="Arial" w:eastAsia="Arial" w:hAnsi="Arial"/>
@@ -15745,7 +15745,7 @@
               <w:spacing w:after="10" w:before="0"/>
               <w:ind w:left="120"/>
             </w:pPr>
-            <w:hyperlink w:history="1" r:id="rIddokgyyyulgpr_fbevb5qi">
+            <w:hyperlink w:history="1" r:id="rIdvndt4zrhe-dyfdntrd9vd">
               <w:r>
                 <w:rPr>
                   <w:rFonts w:ascii="Arial" w:cs="Arial" w:eastAsia="Arial" w:hAnsi="Arial"/>
@@ -15790,7 +15790,7 @@
             <w:pPr>
               <w:spacing w:after="20" w:before="0"/>
             </w:pPr>
-            <w:hyperlink w:history="1" r:id="rIdq3odx5ztdpmpbgb03p5hp">
+            <w:hyperlink w:history="1" r:id="rIdgfjawblhq2xw_ujz6lzhn">
               <w:r>
                 <w:rPr>
                   <w:rFonts w:ascii="Arial" w:cs="Arial" w:eastAsia="Arial" w:hAnsi="Arial"/>
@@ -15823,7 +15823,7 @@
               <w:spacing w:after="10" w:before="0"/>
               <w:ind w:left="120"/>
             </w:pPr>
-            <w:hyperlink w:history="1" r:id="rId_imxyphai5i1d1ij3eder">
+            <w:hyperlink w:history="1" r:id="rIdlid_dnidovlqm-deg1tvy">
               <w:r>
                 <w:rPr>
                   <w:rFonts w:ascii="Arial" w:cs="Arial" w:eastAsia="Arial" w:hAnsi="Arial"/>
@@ -16018,7 +16018,7 @@
             <w:pPr>
               <w:spacing w:after="20" w:before="0"/>
             </w:pPr>
-            <w:hyperlink w:history="1" r:id="rIdbqe0avthe8_ui6hwd-tgt">
+            <w:hyperlink w:history="1" r:id="rIdkbvrbnz-jwxzuglh60p3q">
               <w:r>
                 <w:rPr>
                   <w:rFonts w:ascii="Arial" w:cs="Arial" w:eastAsia="Arial" w:hAnsi="Arial"/>
@@ -16051,7 +16051,7 @@
               <w:spacing w:after="10" w:before="0"/>
               <w:ind w:left="120"/>
             </w:pPr>
-            <w:hyperlink w:history="1" r:id="rId40gpfzgphhtnsrtmtg-1k">
+            <w:hyperlink w:history="1" r:id="rIdxiglkwek0vsj87p5dj7xb">
               <w:r>
                 <w:rPr>
                   <w:rFonts w:ascii="Arial" w:cs="Arial" w:eastAsia="Arial" w:hAnsi="Arial"/>
@@ -16096,7 +16096,7 @@
             <w:pPr>
               <w:spacing w:after="20" w:before="0"/>
             </w:pPr>
-            <w:hyperlink w:history="1" r:id="rIdlm_vpqrkwmjvdfwjblcbs">
+            <w:hyperlink w:history="1" r:id="rIdo0wgkixlq7k4fkh-c6yvs">
               <w:r>
                 <w:rPr>
                   <w:rFonts w:ascii="Arial" w:cs="Arial" w:eastAsia="Arial" w:hAnsi="Arial"/>
@@ -16129,7 +16129,7 @@
               <w:spacing w:after="10" w:before="0"/>
               <w:ind w:left="120"/>
             </w:pPr>
-            <w:hyperlink w:history="1" r:id="rIdrvkbfcjkwsjs4a9pt5jlw">
+            <w:hyperlink w:history="1" r:id="rIdhbl80rh7hhipbzjkblxhr">
               <w:r>
                 <w:rPr>
                   <w:rFonts w:ascii="Arial" w:cs="Arial" w:eastAsia="Arial" w:hAnsi="Arial"/>
@@ -16324,7 +16324,7 @@
             <w:pPr>
               <w:spacing w:after="20" w:before="0"/>
             </w:pPr>
-            <w:hyperlink w:history="1" r:id="rId3awm7y8m8ibobbjmz15_a">
+            <w:hyperlink w:history="1" r:id="rIddcvncbspbgk9sfmbmmu5_">
               <w:r>
                 <w:rPr>
                   <w:rFonts w:ascii="Arial" w:cs="Arial" w:eastAsia="Arial" w:hAnsi="Arial"/>
@@ -16357,7 +16357,7 @@
               <w:spacing w:after="10" w:before="0"/>
               <w:ind w:left="120"/>
             </w:pPr>
-            <w:hyperlink w:history="1" r:id="rIdjjjkrzivb-wrz6y8hlrya">
+            <w:hyperlink w:history="1" r:id="rIdw5tgrurnzqzrn6v5hsann">
               <w:r>
                 <w:rPr>
                   <w:rFonts w:ascii="Arial" w:cs="Arial" w:eastAsia="Arial" w:hAnsi="Arial"/>
@@ -16402,7 +16402,7 @@
             <w:pPr>
               <w:spacing w:after="20" w:before="0"/>
             </w:pPr>
-            <w:hyperlink w:history="1" r:id="rIdbqxtp700wv1l4ntgi51kr">
+            <w:hyperlink w:history="1" r:id="rIdseyggcxphydwcnopkscuf">
               <w:r>
                 <w:rPr>
                   <w:rFonts w:ascii="Arial" w:cs="Arial" w:eastAsia="Arial" w:hAnsi="Arial"/>
@@ -16435,7 +16435,7 @@
               <w:spacing w:after="10" w:before="0"/>
               <w:ind w:left="120"/>
             </w:pPr>
-            <w:hyperlink w:history="1" r:id="rId8qdzle0gjnsyc4novgopb">
+            <w:hyperlink w:history="1" r:id="rId8no769vkcx1k7a9k1tvct">
               <w:r>
                 <w:rPr>
                   <w:rFonts w:ascii="Arial" w:cs="Arial" w:eastAsia="Arial" w:hAnsi="Arial"/>
@@ -17874,32 +17874,32 @@
         <w:tc>
           <w:tcPr>
             <w:tcW w:type="dxa" w:w="1520"/>
-            <w:shd w:fill="F2F2F2" w:color="auto" w:val="clear"/>
-            <w:tcMar>
-              <w:top w:type="dxa" w:w="60"/>
-              <w:left w:type="dxa" w:w="120"/>
-              <w:bottom w:type="dxa" w:w="60"/>
-              <w:right w:type="dxa" w:w="120"/>
-            </w:tcMar>
-            <w:vAlign w:val="top"/>
-          </w:tcPr>
-          <w:p>
-            <w:pPr>
-              <w:spacing w:after="40" w:before="0"/>
-              <w:jc w:val="left"/>
-            </w:pPr>
-            <w:r>
-              <w:rPr>
-                <w:rFonts w:ascii="Arial" w:cs="Arial" w:eastAsia="Arial" w:hAnsi="Arial"/>
-                <w:b/>
-                <w:bCs/>
-                <w:i w:val="false"/>
-                <w:iCs w:val="false"/>
-                <w:color w:val="000000"/>
-                <w:sz w:val="18"/>
-                <w:szCs w:val="18"/>
-              </w:rPr>
-              <w:t xml:space="preserve">Phase 1 — Predict (0–12 min)</w:t>
+            <w:shd w:fill="EAD1F5" w:color="auto" w:val="clear"/>
+            <w:tcMar>
+              <w:top w:type="dxa" w:w="60"/>
+              <w:left w:type="dxa" w:w="120"/>
+              <w:bottom w:type="dxa" w:w="60"/>
+              <w:right w:type="dxa" w:w="120"/>
+            </w:tcMar>
+            <w:vAlign w:val="top"/>
+          </w:tcPr>
+          <w:p>
+            <w:pPr>
+              <w:spacing w:after="40" w:before="0"/>
+              <w:jc w:val="left"/>
+            </w:pPr>
+            <w:r>
+              <w:rPr>
+                <w:rFonts w:ascii="Arial" w:cs="Arial" w:eastAsia="Arial" w:hAnsi="Arial"/>
+                <w:b/>
+                <w:bCs/>
+                <w:i w:val="false"/>
+                <w:iCs w:val="false"/>
+                <w:color w:val="000000"/>
+                <w:sz w:val="18"/>
+                <w:szCs w:val="18"/>
+              </w:rPr>
+              <w:t xml:space="preserve">Predict Phase</w:t>
             </w:r>
           </w:p>
           <w:p>
@@ -17922,7 +17922,7 @@
             <w:pPr>
               <w:spacing w:after="20" w:before="0"/>
             </w:pPr>
-            <w:hyperlink w:history="1" r:id="rIdu-b_iutcbxu7-5ulbqabg">
+            <w:hyperlink w:history="1" r:id="rId-bsnysku_aveo28krc-pk">
               <w:r>
                 <w:rPr>
                   <w:rFonts w:ascii="Arial" w:cs="Arial" w:eastAsia="Arial" w:hAnsi="Arial"/>
@@ -17955,7 +17955,7 @@
               <w:spacing w:after="10" w:before="0"/>
               <w:ind w:left="120"/>
             </w:pPr>
-            <w:hyperlink w:history="1" r:id="rIdkde5jn8mx8qhxdnz3aq6r">
+            <w:hyperlink w:history="1" r:id="rIdfieeeswqedmzmlzwmhscw">
               <w:r>
                 <w:rPr>
                   <w:rFonts w:ascii="Arial" w:cs="Arial" w:eastAsia="Arial" w:hAnsi="Arial"/>
@@ -18000,7 +18000,7 @@
             <w:pPr>
               <w:spacing w:after="20" w:before="0"/>
             </w:pPr>
-            <w:hyperlink w:history="1" r:id="rId7_qqraz7vginjpb8szvy_">
+            <w:hyperlink w:history="1" r:id="rId4sx8_v9bjtmutxshkmr7f">
               <w:r>
                 <w:rPr>
                   <w:rFonts w:ascii="Arial" w:cs="Arial" w:eastAsia="Arial" w:hAnsi="Arial"/>
@@ -18033,7 +18033,7 @@
               <w:spacing w:after="10" w:before="0"/>
               <w:ind w:left="120"/>
             </w:pPr>
-            <w:hyperlink w:history="1" r:id="rId1ig9gqkiz3xbgzzznx0vx">
+            <w:hyperlink w:history="1" r:id="rIdomc87hn2nb-tgzobnhvsc">
               <w:r>
                 <w:rPr>
                   <w:rFonts w:ascii="Arial" w:cs="Arial" w:eastAsia="Arial" w:hAnsi="Arial"/>
@@ -18180,32 +18180,32 @@
         <w:tc>
           <w:tcPr>
             <w:tcW w:type="dxa" w:w="1520"/>
-            <w:shd w:fill="F2F2F2" w:color="auto" w:val="clear"/>
-            <w:tcMar>
-              <w:top w:type="dxa" w:w="60"/>
-              <w:left w:type="dxa" w:w="120"/>
-              <w:bottom w:type="dxa" w:w="60"/>
-              <w:right w:type="dxa" w:w="120"/>
-            </w:tcMar>
-            <w:vAlign w:val="top"/>
-          </w:tcPr>
-          <w:p>
-            <w:pPr>
-              <w:spacing w:after="40" w:before="0"/>
-              <w:jc w:val="left"/>
-            </w:pPr>
-            <w:r>
-              <w:rPr>
-                <w:rFonts w:ascii="Arial" w:cs="Arial" w:eastAsia="Arial" w:hAnsi="Arial"/>
-                <w:b/>
-                <w:bCs/>
-                <w:i w:val="false"/>
-                <w:iCs w:val="false"/>
-                <w:color w:val="000000"/>
-                <w:sz w:val="18"/>
-                <w:szCs w:val="18"/>
-              </w:rPr>
-              <w:t xml:space="preserve">Phase 2 — Observe (12–38 min)</w:t>
+            <w:shd w:fill="D9EEF1" w:color="auto" w:val="clear"/>
+            <w:tcMar>
+              <w:top w:type="dxa" w:w="60"/>
+              <w:left w:type="dxa" w:w="120"/>
+              <w:bottom w:type="dxa" w:w="60"/>
+              <w:right w:type="dxa" w:w="120"/>
+            </w:tcMar>
+            <w:vAlign w:val="top"/>
+          </w:tcPr>
+          <w:p>
+            <w:pPr>
+              <w:spacing w:after="40" w:before="0"/>
+              <w:jc w:val="left"/>
+            </w:pPr>
+            <w:r>
+              <w:rPr>
+                <w:rFonts w:ascii="Arial" w:cs="Arial" w:eastAsia="Arial" w:hAnsi="Arial"/>
+                <w:b/>
+                <w:bCs/>
+                <w:i w:val="false"/>
+                <w:iCs w:val="false"/>
+                <w:color w:val="000000"/>
+                <w:sz w:val="18"/>
+                <w:szCs w:val="18"/>
+              </w:rPr>
+              <w:t xml:space="preserve">Observe Phase</w:t>
             </w:r>
           </w:p>
           <w:p>
@@ -18228,7 +18228,7 @@
             <w:pPr>
               <w:spacing w:after="20" w:before="0"/>
             </w:pPr>
-            <w:hyperlink w:history="1" r:id="rId_thuj5wk5ap6dphieoova">
+            <w:hyperlink w:history="1" r:id="rIdslkxh1zkzd9lgfqjk2faj">
               <w:r>
                 <w:rPr>
                   <w:rFonts w:ascii="Arial" w:cs="Arial" w:eastAsia="Arial" w:hAnsi="Arial"/>
@@ -18261,7 +18261,7 @@
               <w:spacing w:after="10" w:before="0"/>
               <w:ind w:left="120"/>
             </w:pPr>
-            <w:hyperlink w:history="1" r:id="rIdciydsqk3qbomvkw85g8ww">
+            <w:hyperlink w:history="1" r:id="rId4mtyojssopjlmajsrxra8">
               <w:r>
                 <w:rPr>
                   <w:rFonts w:ascii="Arial" w:cs="Arial" w:eastAsia="Arial" w:hAnsi="Arial"/>
@@ -18306,7 +18306,7 @@
             <w:pPr>
               <w:spacing w:after="20" w:before="0"/>
             </w:pPr>
-            <w:hyperlink w:history="1" r:id="rIdtatlwwlyi4nzjni_pdl7r">
+            <w:hyperlink w:history="1" r:id="rIdthdey6on-ah_4zm1egd7p">
               <w:r>
                 <w:rPr>
                   <w:rFonts w:ascii="Arial" w:cs="Arial" w:eastAsia="Arial" w:hAnsi="Arial"/>
@@ -18339,7 +18339,7 @@
               <w:spacing w:after="10" w:before="0"/>
               <w:ind w:left="120"/>
             </w:pPr>
-            <w:hyperlink w:history="1" r:id="rIdnmvyfhojbmd4cek64hytr">
+            <w:hyperlink w:history="1" r:id="rIdvbbwlklrifcandimdwk_x">
               <w:r>
                 <w:rPr>
                   <w:rFonts w:ascii="Arial" w:cs="Arial" w:eastAsia="Arial" w:hAnsi="Arial"/>
@@ -18486,32 +18486,32 @@
         <w:tc>
           <w:tcPr>
             <w:tcW w:type="dxa" w:w="1520"/>
-            <w:shd w:fill="F2F2F2" w:color="auto" w:val="clear"/>
-            <w:tcMar>
-              <w:top w:type="dxa" w:w="60"/>
-              <w:left w:type="dxa" w:w="120"/>
-              <w:bottom w:type="dxa" w:w="60"/>
-              <w:right w:type="dxa" w:w="120"/>
-            </w:tcMar>
-            <w:vAlign w:val="top"/>
-          </w:tcPr>
-          <w:p>
-            <w:pPr>
-              <w:spacing w:after="40" w:before="0"/>
-              <w:jc w:val="left"/>
-            </w:pPr>
-            <w:r>
-              <w:rPr>
-                <w:rFonts w:ascii="Arial" w:cs="Arial" w:eastAsia="Arial" w:hAnsi="Arial"/>
-                <w:b/>
-                <w:bCs/>
-                <w:i w:val="false"/>
-                <w:iCs w:val="false"/>
-                <w:color w:val="000000"/>
-                <w:sz w:val="18"/>
-                <w:szCs w:val="18"/>
-              </w:rPr>
-              <w:t xml:space="preserve">Phase 3 — Explain (38–62 min)</w:t>
+            <w:shd w:fill="E2EFDA" w:color="auto" w:val="clear"/>
+            <w:tcMar>
+              <w:top w:type="dxa" w:w="60"/>
+              <w:left w:type="dxa" w:w="120"/>
+              <w:bottom w:type="dxa" w:w="60"/>
+              <w:right w:type="dxa" w:w="120"/>
+            </w:tcMar>
+            <w:vAlign w:val="top"/>
+          </w:tcPr>
+          <w:p>
+            <w:pPr>
+              <w:spacing w:after="40" w:before="0"/>
+              <w:jc w:val="left"/>
+            </w:pPr>
+            <w:r>
+              <w:rPr>
+                <w:rFonts w:ascii="Arial" w:cs="Arial" w:eastAsia="Arial" w:hAnsi="Arial"/>
+                <w:b/>
+                <w:bCs/>
+                <w:i w:val="false"/>
+                <w:iCs w:val="false"/>
+                <w:color w:val="000000"/>
+                <w:sz w:val="18"/>
+                <w:szCs w:val="18"/>
+              </w:rPr>
+              <w:t xml:space="preserve">Explain Phase</w:t>
             </w:r>
           </w:p>
           <w:p>
@@ -18534,7 +18534,7 @@
             <w:pPr>
               <w:spacing w:after="20" w:before="0"/>
             </w:pPr>
-            <w:hyperlink w:history="1" r:id="rIdwk6s-kvot2yb5yrj5fh0k">
+            <w:hyperlink w:history="1" r:id="rId-dmnfvvk11y_luhasvjzv">
               <w:r>
                 <w:rPr>
                   <w:rFonts w:ascii="Arial" w:cs="Arial" w:eastAsia="Arial" w:hAnsi="Arial"/>
@@ -18567,7 +18567,7 @@
               <w:spacing w:after="10" w:before="0"/>
               <w:ind w:left="120"/>
             </w:pPr>
-            <w:hyperlink w:history="1" r:id="rIdtnmkygey3zrvlx83wfuuv">
+            <w:hyperlink w:history="1" r:id="rIdf1wdb6cx4hgay9jrxyx_a">
               <w:r>
                 <w:rPr>
                   <w:rFonts w:ascii="Arial" w:cs="Arial" w:eastAsia="Arial" w:hAnsi="Arial"/>
@@ -18612,7 +18612,7 @@
             <w:pPr>
               <w:spacing w:after="20" w:before="0"/>
             </w:pPr>
-            <w:hyperlink w:history="1" r:id="rIdmtfj6bgphaym1arqkx9zv">
+            <w:hyperlink w:history="1" r:id="rIdmziwqwmgwjmaqlyabvjlv">
               <w:r>
                 <w:rPr>
                   <w:rFonts w:ascii="Arial" w:cs="Arial" w:eastAsia="Arial" w:hAnsi="Arial"/>
@@ -18645,7 +18645,7 @@
               <w:spacing w:after="10" w:before="0"/>
               <w:ind w:left="120"/>
             </w:pPr>
-            <w:hyperlink w:history="1" r:id="rIdd2if2uozb5ahy3bb06y8a">
+            <w:hyperlink w:history="1" r:id="rId23m-hpacgymbeqdjaad-r">
               <w:r>
                 <w:rPr>
                   <w:rFonts w:ascii="Arial" w:cs="Arial" w:eastAsia="Arial" w:hAnsi="Arial"/>
@@ -18792,32 +18792,32 @@
         <w:tc>
           <w:tcPr>
             <w:tcW w:type="dxa" w:w="1520"/>
-            <w:shd w:fill="F2F2F2" w:color="auto" w:val="clear"/>
-            <w:tcMar>
-              <w:top w:type="dxa" w:w="60"/>
-              <w:left w:type="dxa" w:w="120"/>
-              <w:bottom w:type="dxa" w:w="60"/>
-              <w:right w:type="dxa" w:w="120"/>
-            </w:tcMar>
-            <w:vAlign w:val="top"/>
-          </w:tcPr>
-          <w:p>
-            <w:pPr>
-              <w:spacing w:after="40" w:before="0"/>
-              <w:jc w:val="left"/>
-            </w:pPr>
-            <w:r>
-              <w:rPr>
-                <w:rFonts w:ascii="Arial" w:cs="Arial" w:eastAsia="Arial" w:hAnsi="Arial"/>
-                <w:b/>
-                <w:bCs/>
-                <w:i w:val="false"/>
-                <w:iCs w:val="false"/>
-                <w:color w:val="000000"/>
-                <w:sz w:val="18"/>
-                <w:szCs w:val="18"/>
-              </w:rPr>
-              <w:t xml:space="preserve">Phase 4 — Driving Question Board Update (62–72 min)</w:t>
+            <w:shd w:fill="FCE4D6" w:color="auto" w:val="clear"/>
+            <w:tcMar>
+              <w:top w:type="dxa" w:w="60"/>
+              <w:left w:type="dxa" w:w="120"/>
+              <w:bottom w:type="dxa" w:w="60"/>
+              <w:right w:type="dxa" w:w="120"/>
+            </w:tcMar>
+            <w:vAlign w:val="top"/>
+          </w:tcPr>
+          <w:p>
+            <w:pPr>
+              <w:spacing w:after="40" w:before="0"/>
+              <w:jc w:val="left"/>
+            </w:pPr>
+            <w:r>
+              <w:rPr>
+                <w:rFonts w:ascii="Arial" w:cs="Arial" w:eastAsia="Arial" w:hAnsi="Arial"/>
+                <w:b/>
+                <w:bCs/>
+                <w:i w:val="false"/>
+                <w:iCs w:val="false"/>
+                <w:color w:val="000000"/>
+                <w:sz w:val="18"/>
+                <w:szCs w:val="18"/>
+              </w:rPr>
+              <w:t xml:space="preserve">Driving Question Board (DQB) Creation</w:t>
             </w:r>
           </w:p>
           <w:p>
@@ -18840,7 +18840,7 @@
             <w:pPr>
               <w:spacing w:after="20" w:before="0"/>
             </w:pPr>
-            <w:hyperlink w:history="1" r:id="rIdkwgbjfysul2enzmii64-r">
+            <w:hyperlink w:history="1" r:id="rIdqliuz0mh0jqycanwlfd10">
               <w:r>
                 <w:rPr>
                   <w:rFonts w:ascii="Arial" w:cs="Arial" w:eastAsia="Arial" w:hAnsi="Arial"/>
@@ -18873,7 +18873,7 @@
               <w:spacing w:after="10" w:before="0"/>
               <w:ind w:left="120"/>
             </w:pPr>
-            <w:hyperlink w:history="1" r:id="rIdoogwpnsfwdhny0qldahqt">
+            <w:hyperlink w:history="1" r:id="rIdebznnqhg1i6dikcdtf9bp">
               <w:r>
                 <w:rPr>
                   <w:rFonts w:ascii="Arial" w:cs="Arial" w:eastAsia="Arial" w:hAnsi="Arial"/>
@@ -18918,7 +18918,7 @@
             <w:pPr>
               <w:spacing w:after="20" w:before="0"/>
             </w:pPr>
-            <w:hyperlink w:history="1" r:id="rIdwnbghwphs06iqzpklai3a">
+            <w:hyperlink w:history="1" r:id="rIdctxlnkjdeexrp0ecouit0">
               <w:r>
                 <w:rPr>
                   <w:rFonts w:ascii="Arial" w:cs="Arial" w:eastAsia="Arial" w:hAnsi="Arial"/>
@@ -18951,7 +18951,7 @@
               <w:spacing w:after="10" w:before="0"/>
               <w:ind w:left="120"/>
             </w:pPr>
-            <w:hyperlink w:history="1" r:id="rId8j-4tucpkepiuw53unxys">
+            <w:hyperlink w:history="1" r:id="rIdcikwsd_9uqfhamr50v5do">
               <w:r>
                 <w:rPr>
                   <w:rFonts w:ascii="Arial" w:cs="Arial" w:eastAsia="Arial" w:hAnsi="Arial"/>
@@ -19098,32 +19098,32 @@
         <w:tc>
           <w:tcPr>
             <w:tcW w:type="dxa" w:w="1520"/>
-            <w:shd w:fill="F2F2F2" w:color="auto" w:val="clear"/>
-            <w:tcMar>
-              <w:top w:type="dxa" w:w="60"/>
-              <w:left w:type="dxa" w:w="120"/>
-              <w:bottom w:type="dxa" w:w="60"/>
-              <w:right w:type="dxa" w:w="120"/>
-            </w:tcMar>
-            <w:vAlign w:val="top"/>
-          </w:tcPr>
-          <w:p>
-            <w:pPr>
-              <w:spacing w:after="40" w:before="0"/>
-              <w:jc w:val="left"/>
-            </w:pPr>
-            <w:r>
-              <w:rPr>
-                <w:rFonts w:ascii="Arial" w:cs="Arial" w:eastAsia="Arial" w:hAnsi="Arial"/>
-                <w:b/>
-                <w:bCs/>
-                <w:i w:val="false"/>
-                <w:iCs w:val="false"/>
-                <w:color w:val="000000"/>
-                <w:sz w:val="18"/>
-                <w:szCs w:val="18"/>
-              </w:rPr>
-              <w:t xml:space="preserve">Phase 5 — Model Building (72–80 min)</w:t>
+            <w:shd w:fill="D5E8F0" w:color="auto" w:val="clear"/>
+            <w:tcMar>
+              <w:top w:type="dxa" w:w="60"/>
+              <w:left w:type="dxa" w:w="120"/>
+              <w:bottom w:type="dxa" w:w="60"/>
+              <w:right w:type="dxa" w:w="120"/>
+            </w:tcMar>
+            <w:vAlign w:val="top"/>
+          </w:tcPr>
+          <w:p>
+            <w:pPr>
+              <w:spacing w:after="40" w:before="0"/>
+              <w:jc w:val="left"/>
+            </w:pPr>
+            <w:r>
+              <w:rPr>
+                <w:rFonts w:ascii="Arial" w:cs="Arial" w:eastAsia="Arial" w:hAnsi="Arial"/>
+                <w:b/>
+                <w:bCs/>
+                <w:i w:val="false"/>
+                <w:iCs w:val="false"/>
+                <w:color w:val="000000"/>
+                <w:sz w:val="18"/>
+                <w:szCs w:val="18"/>
+              </w:rPr>
+              <w:t xml:space="preserve">Model Building Phase</w:t>
             </w:r>
           </w:p>
           <w:p>
@@ -19146,7 +19146,7 @@
             <w:pPr>
               <w:spacing w:after="20" w:before="0"/>
             </w:pPr>
-            <w:hyperlink w:history="1" r:id="rIdnujcdpmm_b6ognnn9oepn">
+            <w:hyperlink w:history="1" r:id="rIdfznumj5rkvd4lexvbxkgz">
               <w:r>
                 <w:rPr>
                   <w:rFonts w:ascii="Arial" w:cs="Arial" w:eastAsia="Arial" w:hAnsi="Arial"/>
@@ -19179,7 +19179,7 @@
               <w:spacing w:after="10" w:before="0"/>
               <w:ind w:left="120"/>
             </w:pPr>
-            <w:hyperlink w:history="1" r:id="rIdjcmiuvxk-08oqbkphfxnn">
+            <w:hyperlink w:history="1" r:id="rId8_cxa81hkoif5fbgjxxuj">
               <w:r>
                 <w:rPr>
                   <w:rFonts w:ascii="Arial" w:cs="Arial" w:eastAsia="Arial" w:hAnsi="Arial"/>
@@ -19224,7 +19224,7 @@
             <w:pPr>
               <w:spacing w:after="20" w:before="0"/>
             </w:pPr>
-            <w:hyperlink w:history="1" r:id="rIdj77ixwfm2g6fldabsptk0">
+            <w:hyperlink w:history="1" r:id="rIdie2cfkqt1gn5nb-epvexy">
               <w:r>
                 <w:rPr>
                   <w:rFonts w:ascii="Arial" w:cs="Arial" w:eastAsia="Arial" w:hAnsi="Arial"/>
@@ -19257,7 +19257,7 @@
               <w:spacing w:after="10" w:before="0"/>
               <w:ind w:left="120"/>
             </w:pPr>
-            <w:hyperlink w:history="1" r:id="rIdrclzsdykfbkxpokn4y4r5">
+            <w:hyperlink w:history="1" r:id="rIdpdjwbwt3gosd1djkvl8ba">
               <w:r>
                 <w:rPr>
                   <w:rFonts w:ascii="Arial" w:cs="Arial" w:eastAsia="Arial" w:hAnsi="Arial"/>
@@ -20696,32 +20696,32 @@
         <w:tc>
           <w:tcPr>
             <w:tcW w:type="dxa" w:w="1520"/>
-            <w:shd w:fill="F2F2F2" w:color="auto" w:val="clear"/>
-            <w:tcMar>
-              <w:top w:type="dxa" w:w="60"/>
-              <w:left w:type="dxa" w:w="120"/>
-              <w:bottom w:type="dxa" w:w="60"/>
-              <w:right w:type="dxa" w:w="120"/>
-            </w:tcMar>
-            <w:vAlign w:val="top"/>
-          </w:tcPr>
-          <w:p>
-            <w:pPr>
-              <w:spacing w:after="40" w:before="0"/>
-              <w:jc w:val="left"/>
-            </w:pPr>
-            <w:r>
-              <w:rPr>
-                <w:rFonts w:ascii="Arial" w:cs="Arial" w:eastAsia="Arial" w:hAnsi="Arial"/>
-                <w:b/>
-                <w:bCs/>
-                <w:i w:val="false"/>
-                <w:iCs w:val="false"/>
-                <w:color w:val="000000"/>
-                <w:sz w:val="18"/>
-                <w:szCs w:val="18"/>
-              </w:rPr>
-              <w:t xml:space="preserve">Phase 1 — PREDICT (Prior Knowledge Activation &amp; Prediction)</w:t>
+            <w:shd w:fill="EAD1F5" w:color="auto" w:val="clear"/>
+            <w:tcMar>
+              <w:top w:type="dxa" w:w="60"/>
+              <w:left w:type="dxa" w:w="120"/>
+              <w:bottom w:type="dxa" w:w="60"/>
+              <w:right w:type="dxa" w:w="120"/>
+            </w:tcMar>
+            <w:vAlign w:val="top"/>
+          </w:tcPr>
+          <w:p>
+            <w:pPr>
+              <w:spacing w:after="40" w:before="0"/>
+              <w:jc w:val="left"/>
+            </w:pPr>
+            <w:r>
+              <w:rPr>
+                <w:rFonts w:ascii="Arial" w:cs="Arial" w:eastAsia="Arial" w:hAnsi="Arial"/>
+                <w:b/>
+                <w:bCs/>
+                <w:i w:val="false"/>
+                <w:iCs w:val="false"/>
+                <w:color w:val="000000"/>
+                <w:sz w:val="18"/>
+                <w:szCs w:val="18"/>
+              </w:rPr>
+              <w:t xml:space="preserve">Predict Phase</w:t>
             </w:r>
           </w:p>
           <w:p>
@@ -20744,7 +20744,7 @@
             <w:pPr>
               <w:spacing w:after="20" w:before="0"/>
             </w:pPr>
-            <w:hyperlink w:history="1" r:id="rIdbeil-mxbeyxs-tqsqznri">
+            <w:hyperlink w:history="1" r:id="rIdn6ro6t87knlpl5qjk4q27">
               <w:r>
                 <w:rPr>
                   <w:rFonts w:ascii="Arial" w:cs="Arial" w:eastAsia="Arial" w:hAnsi="Arial"/>
@@ -20777,7 +20777,7 @@
               <w:spacing w:after="10" w:before="0"/>
               <w:ind w:left="120"/>
             </w:pPr>
-            <w:hyperlink w:history="1" r:id="rIdsd816dcjj-eyv8-pwzq_d">
+            <w:hyperlink w:history="1" r:id="rId0zfcaz5k_civ43disjdy7">
               <w:r>
                 <w:rPr>
                   <w:rFonts w:ascii="Arial" w:cs="Arial" w:eastAsia="Arial" w:hAnsi="Arial"/>
@@ -20822,7 +20822,7 @@
             <w:pPr>
               <w:spacing w:after="20" w:before="0"/>
             </w:pPr>
-            <w:hyperlink w:history="1" r:id="rIdng9yxjw0qzugtpoitlobv">
+            <w:hyperlink w:history="1" r:id="rIdnj63ubbymp-lmxpu6xsm0">
               <w:r>
                 <w:rPr>
                   <w:rFonts w:ascii="Arial" w:cs="Arial" w:eastAsia="Arial" w:hAnsi="Arial"/>
@@ -20855,7 +20855,7 @@
               <w:spacing w:after="10" w:before="0"/>
               <w:ind w:left="120"/>
             </w:pPr>
-            <w:hyperlink w:history="1" r:id="rIdqlyoiypbvwyo151bi1qas">
+            <w:hyperlink w:history="1" r:id="rIdaalq5ptszufra9oiboo8i">
               <w:r>
                 <w:rPr>
                   <w:rFonts w:ascii="Arial" w:cs="Arial" w:eastAsia="Arial" w:hAnsi="Arial"/>
@@ -21002,32 +21002,32 @@
         <w:tc>
           <w:tcPr>
             <w:tcW w:type="dxa" w:w="1520"/>
-            <w:shd w:fill="F2F2F2" w:color="auto" w:val="clear"/>
-            <w:tcMar>
-              <w:top w:type="dxa" w:w="60"/>
-              <w:left w:type="dxa" w:w="120"/>
-              <w:bottom w:type="dxa" w:w="60"/>
-              <w:right w:type="dxa" w:w="120"/>
-            </w:tcMar>
-            <w:vAlign w:val="top"/>
-          </w:tcPr>
-          <w:p>
-            <w:pPr>
-              <w:spacing w:after="40" w:before="0"/>
-              <w:jc w:val="left"/>
-            </w:pPr>
-            <w:r>
-              <w:rPr>
-                <w:rFonts w:ascii="Arial" w:cs="Arial" w:eastAsia="Arial" w:hAnsi="Arial"/>
-                <w:b/>
-                <w:bCs/>
-                <w:i w:val="false"/>
-                <w:iCs w:val="false"/>
-                <w:color w:val="000000"/>
-                <w:sz w:val="18"/>
-                <w:szCs w:val="18"/>
-              </w:rPr>
-              <w:t xml:space="preserve">Phase 2 — OBSERVE (Evidence Review &amp; Data Organisation)</w:t>
+            <w:shd w:fill="D9EEF1" w:color="auto" w:val="clear"/>
+            <w:tcMar>
+              <w:top w:type="dxa" w:w="60"/>
+              <w:left w:type="dxa" w:w="120"/>
+              <w:bottom w:type="dxa" w:w="60"/>
+              <w:right w:type="dxa" w:w="120"/>
+            </w:tcMar>
+            <w:vAlign w:val="top"/>
+          </w:tcPr>
+          <w:p>
+            <w:pPr>
+              <w:spacing w:after="40" w:before="0"/>
+              <w:jc w:val="left"/>
+            </w:pPr>
+            <w:r>
+              <w:rPr>
+                <w:rFonts w:ascii="Arial" w:cs="Arial" w:eastAsia="Arial" w:hAnsi="Arial"/>
+                <w:b/>
+                <w:bCs/>
+                <w:i w:val="false"/>
+                <w:iCs w:val="false"/>
+                <w:color w:val="000000"/>
+                <w:sz w:val="18"/>
+                <w:szCs w:val="18"/>
+              </w:rPr>
+              <w:t xml:space="preserve">Observe Phase</w:t>
             </w:r>
           </w:p>
           <w:p>
@@ -21050,7 +21050,7 @@
             <w:pPr>
               <w:spacing w:after="20" w:before="0"/>
             </w:pPr>
-            <w:hyperlink w:history="1" r:id="rIdm5woicskzg7q8ysdhmcom">
+            <w:hyperlink w:history="1" r:id="rIdb3qpgn2yfgrji4gcofu06">
               <w:r>
                 <w:rPr>
                   <w:rFonts w:ascii="Arial" w:cs="Arial" w:eastAsia="Arial" w:hAnsi="Arial"/>
@@ -21083,7 +21083,7 @@
               <w:spacing w:after="10" w:before="0"/>
               <w:ind w:left="120"/>
             </w:pPr>
-            <w:hyperlink w:history="1" r:id="rIdypvrxeipwlecxcajklzqi">
+            <w:hyperlink w:history="1" r:id="rId7gyf3cwb6to-v-hzgoufx">
               <w:r>
                 <w:rPr>
                   <w:rFonts w:ascii="Arial" w:cs="Arial" w:eastAsia="Arial" w:hAnsi="Arial"/>
@@ -21128,7 +21128,7 @@
             <w:pPr>
               <w:spacing w:after="20" w:before="0"/>
             </w:pPr>
-            <w:hyperlink w:history="1" r:id="rId6jyc7gtaf9ojooq0rngua">
+            <w:hyperlink w:history="1" r:id="rIdqt_huy4nybdzg-feyn6xx">
               <w:r>
                 <w:rPr>
                   <w:rFonts w:ascii="Arial" w:cs="Arial" w:eastAsia="Arial" w:hAnsi="Arial"/>
@@ -21161,7 +21161,7 @@
               <w:spacing w:after="10" w:before="0"/>
               <w:ind w:left="120"/>
             </w:pPr>
-            <w:hyperlink w:history="1" r:id="rIdpo6xotsuccv_nz0-z8-w9">
+            <w:hyperlink w:history="1" r:id="rIdcp0ddtdq2f5i_-cyrnmr3">
               <w:r>
                 <w:rPr>
                   <w:rFonts w:ascii="Arial" w:cs="Arial" w:eastAsia="Arial" w:hAnsi="Arial"/>
@@ -21308,32 +21308,32 @@
         <w:tc>
           <w:tcPr>
             <w:tcW w:type="dxa" w:w="1520"/>
-            <w:shd w:fill="F2F2F2" w:color="auto" w:val="clear"/>
-            <w:tcMar>
-              <w:top w:type="dxa" w:w="60"/>
-              <w:left w:type="dxa" w:w="120"/>
-              <w:bottom w:type="dxa" w:w="60"/>
-              <w:right w:type="dxa" w:w="120"/>
-            </w:tcMar>
-            <w:vAlign w:val="top"/>
-          </w:tcPr>
-          <w:p>
-            <w:pPr>
-              <w:spacing w:after="40" w:before="0"/>
-              <w:jc w:val="left"/>
-            </w:pPr>
-            <w:r>
-              <w:rPr>
-                <w:rFonts w:ascii="Arial" w:cs="Arial" w:eastAsia="Arial" w:hAnsi="Arial"/>
-                <w:b/>
-                <w:bCs/>
-                <w:i w:val="false"/>
-                <w:iCs w:val="false"/>
-                <w:color w:val="000000"/>
-                <w:sz w:val="18"/>
-                <w:szCs w:val="18"/>
-              </w:rPr>
-              <w:t xml:space="preserve">Phase 3 — EXPLAIN (CER Explanation Construction &amp; Gallery Walk)</w:t>
+            <w:shd w:fill="E2EFDA" w:color="auto" w:val="clear"/>
+            <w:tcMar>
+              <w:top w:type="dxa" w:w="60"/>
+              <w:left w:type="dxa" w:w="120"/>
+              <w:bottom w:type="dxa" w:w="60"/>
+              <w:right w:type="dxa" w:w="120"/>
+            </w:tcMar>
+            <w:vAlign w:val="top"/>
+          </w:tcPr>
+          <w:p>
+            <w:pPr>
+              <w:spacing w:after="40" w:before="0"/>
+              <w:jc w:val="left"/>
+            </w:pPr>
+            <w:r>
+              <w:rPr>
+                <w:rFonts w:ascii="Arial" w:cs="Arial" w:eastAsia="Arial" w:hAnsi="Arial"/>
+                <w:b/>
+                <w:bCs/>
+                <w:i w:val="false"/>
+                <w:iCs w:val="false"/>
+                <w:color w:val="000000"/>
+                <w:sz w:val="18"/>
+                <w:szCs w:val="18"/>
+              </w:rPr>
+              <w:t xml:space="preserve">Explain Phase</w:t>
             </w:r>
           </w:p>
           <w:p>
@@ -21356,7 +21356,7 @@
             <w:pPr>
               <w:spacing w:after="20" w:before="0"/>
             </w:pPr>
-            <w:hyperlink w:history="1" r:id="rIdrkscpj-iqim9suyxdtmsm">
+            <w:hyperlink w:history="1" r:id="rIdgu83hlf0r_qp3j7phjbqd">
               <w:r>
                 <w:rPr>
                   <w:rFonts w:ascii="Arial" w:cs="Arial" w:eastAsia="Arial" w:hAnsi="Arial"/>
@@ -21389,7 +21389,7 @@
               <w:spacing w:after="10" w:before="0"/>
               <w:ind w:left="120"/>
             </w:pPr>
-            <w:hyperlink w:history="1" r:id="rIdttlhjjpgwhtwfq_jbx6f0">
+            <w:hyperlink w:history="1" r:id="rIdcqrsdd-tq_15gis5iitnj">
               <w:r>
                 <w:rPr>
                   <w:rFonts w:ascii="Arial" w:cs="Arial" w:eastAsia="Arial" w:hAnsi="Arial"/>
@@ -21434,7 +21434,7 @@
             <w:pPr>
               <w:spacing w:after="20" w:before="0"/>
             </w:pPr>
-            <w:hyperlink w:history="1" r:id="rIdnjskke2ptosio2zlv-wpp">
+            <w:hyperlink w:history="1" r:id="rIdqibsjci6bmbfb-3wfv-bt">
               <w:r>
                 <w:rPr>
                   <w:rFonts w:ascii="Arial" w:cs="Arial" w:eastAsia="Arial" w:hAnsi="Arial"/>
@@ -21467,7 +21467,7 @@
               <w:spacing w:after="10" w:before="0"/>
               <w:ind w:left="120"/>
             </w:pPr>
-            <w:hyperlink w:history="1" r:id="rIdgggp7jgvqmf2hov8sdgoq">
+            <w:hyperlink w:history="1" r:id="rId5xmjok59pnnqqevggkwjv">
               <w:r>
                 <w:rPr>
                   <w:rFonts w:ascii="Arial" w:cs="Arial" w:eastAsia="Arial" w:hAnsi="Arial"/>
@@ -21614,32 +21614,32 @@
         <w:tc>
           <w:tcPr>
             <w:tcW w:type="dxa" w:w="1520"/>
-            <w:shd w:fill="F2F2F2" w:color="auto" w:val="clear"/>
-            <w:tcMar>
-              <w:top w:type="dxa" w:w="60"/>
-              <w:left w:type="dxa" w:w="120"/>
-              <w:bottom w:type="dxa" w:w="60"/>
-              <w:right w:type="dxa" w:w="120"/>
-            </w:tcMar>
-            <w:vAlign w:val="top"/>
-          </w:tcPr>
-          <w:p>
-            <w:pPr>
-              <w:spacing w:after="40" w:before="0"/>
-              <w:jc w:val="left"/>
-            </w:pPr>
-            <w:r>
-              <w:rPr>
-                <w:rFonts w:ascii="Arial" w:cs="Arial" w:eastAsia="Arial" w:hAnsi="Arial"/>
-                <w:b/>
-                <w:bCs/>
-                <w:i w:val="false"/>
-                <w:iCs w:val="false"/>
-                <w:color w:val="000000"/>
-                <w:sz w:val="18"/>
-                <w:szCs w:val="18"/>
-              </w:rPr>
-              <w:t xml:space="preserve">Phase 4 — DRIVING QUESTION BOARD Update</w:t>
+            <w:shd w:fill="FCE4D6" w:color="auto" w:val="clear"/>
+            <w:tcMar>
+              <w:top w:type="dxa" w:w="60"/>
+              <w:left w:type="dxa" w:w="120"/>
+              <w:bottom w:type="dxa" w:w="60"/>
+              <w:right w:type="dxa" w:w="120"/>
+            </w:tcMar>
+            <w:vAlign w:val="top"/>
+          </w:tcPr>
+          <w:p>
+            <w:pPr>
+              <w:spacing w:after="40" w:before="0"/>
+              <w:jc w:val="left"/>
+            </w:pPr>
+            <w:r>
+              <w:rPr>
+                <w:rFonts w:ascii="Arial" w:cs="Arial" w:eastAsia="Arial" w:hAnsi="Arial"/>
+                <w:b/>
+                <w:bCs/>
+                <w:i w:val="false"/>
+                <w:iCs w:val="false"/>
+                <w:color w:val="000000"/>
+                <w:sz w:val="18"/>
+                <w:szCs w:val="18"/>
+              </w:rPr>
+              <w:t xml:space="preserve">Driving Question Board (DQB) Creation</w:t>
             </w:r>
           </w:p>
           <w:p>
@@ -21662,7 +21662,7 @@
             <w:pPr>
               <w:spacing w:after="20" w:before="0"/>
             </w:pPr>
-            <w:hyperlink w:history="1" r:id="rIdpuif-rz7m9ww1uocdq0zb">
+            <w:hyperlink w:history="1" r:id="rIddgjvndxjcjaqw763rmxl2">
               <w:r>
                 <w:rPr>
                   <w:rFonts w:ascii="Arial" w:cs="Arial" w:eastAsia="Arial" w:hAnsi="Arial"/>
@@ -21695,7 +21695,7 @@
               <w:spacing w:after="10" w:before="0"/>
               <w:ind w:left="120"/>
             </w:pPr>
-            <w:hyperlink w:history="1" r:id="rIdlhmjazzajraywaa97qwax">
+            <w:hyperlink w:history="1" r:id="rIdbc8yjwi8nvmmoskalvfai">
               <w:r>
                 <w:rPr>
                   <w:rFonts w:ascii="Arial" w:cs="Arial" w:eastAsia="Arial" w:hAnsi="Arial"/>
@@ -21740,7 +21740,7 @@
             <w:pPr>
               <w:spacing w:after="20" w:before="0"/>
             </w:pPr>
-            <w:hyperlink w:history="1" r:id="rIdeedlmvzbhznby35q1xvwl">
+            <w:hyperlink w:history="1" r:id="rIdikbpdiosfkcufgy3rtwut">
               <w:r>
                 <w:rPr>
                   <w:rFonts w:ascii="Arial" w:cs="Arial" w:eastAsia="Arial" w:hAnsi="Arial"/>
@@ -21773,7 +21773,7 @@
               <w:spacing w:after="10" w:before="0"/>
               <w:ind w:left="120"/>
             </w:pPr>
-            <w:hyperlink w:history="1" r:id="rIdb97a76qt8nwkcqmmwvika">
+            <w:hyperlink w:history="1" r:id="rIdaigpnuxjtjxrf5bkrqqud">
               <w:r>
                 <w:rPr>
                   <w:rFonts w:ascii="Arial" w:cs="Arial" w:eastAsia="Arial" w:hAnsi="Arial"/>
@@ -21920,32 +21920,32 @@
         <w:tc>
           <w:tcPr>
             <w:tcW w:type="dxa" w:w="1520"/>
-            <w:shd w:fill="F2F2F2" w:color="auto" w:val="clear"/>
-            <w:tcMar>
-              <w:top w:type="dxa" w:w="60"/>
-              <w:left w:type="dxa" w:w="120"/>
-              <w:bottom w:type="dxa" w:w="60"/>
-              <w:right w:type="dxa" w:w="120"/>
-            </w:tcMar>
-            <w:vAlign w:val="top"/>
-          </w:tcPr>
-          <w:p>
-            <w:pPr>
-              <w:spacing w:after="40" w:before="0"/>
-              <w:jc w:val="left"/>
-            </w:pPr>
-            <w:r>
-              <w:rPr>
-                <w:rFonts w:ascii="Arial" w:cs="Arial" w:eastAsia="Arial" w:hAnsi="Arial"/>
-                <w:b/>
-                <w:bCs/>
-                <w:i w:val="false"/>
-                <w:iCs w:val="false"/>
-                <w:color w:val="000000"/>
-                <w:sz w:val="18"/>
-                <w:szCs w:val="18"/>
-              </w:rPr>
-              <w:t xml:space="preserve">Phase 5 — MODEL BUILDING (Cumulative Particle Model Revision)</w:t>
+            <w:shd w:fill="D5E8F0" w:color="auto" w:val="clear"/>
+            <w:tcMar>
+              <w:top w:type="dxa" w:w="60"/>
+              <w:left w:type="dxa" w:w="120"/>
+              <w:bottom w:type="dxa" w:w="60"/>
+              <w:right w:type="dxa" w:w="120"/>
+            </w:tcMar>
+            <w:vAlign w:val="top"/>
+          </w:tcPr>
+          <w:p>
+            <w:pPr>
+              <w:spacing w:after="40" w:before="0"/>
+              <w:jc w:val="left"/>
+            </w:pPr>
+            <w:r>
+              <w:rPr>
+                <w:rFonts w:ascii="Arial" w:cs="Arial" w:eastAsia="Arial" w:hAnsi="Arial"/>
+                <w:b/>
+                <w:bCs/>
+                <w:i w:val="false"/>
+                <w:iCs w:val="false"/>
+                <w:color w:val="000000"/>
+                <w:sz w:val="18"/>
+                <w:szCs w:val="18"/>
+              </w:rPr>
+              <w:t xml:space="preserve">Model Building Phase</w:t>
             </w:r>
           </w:p>
           <w:p>
@@ -21968,7 +21968,7 @@
             <w:pPr>
               <w:spacing w:after="20" w:before="0"/>
             </w:pPr>
-            <w:hyperlink w:history="1" r:id="rIdhny2bkaxhbkj7gsfifslm">
+            <w:hyperlink w:history="1" r:id="rIdnkem_uhcmuantob5_txjv">
               <w:r>
                 <w:rPr>
                   <w:rFonts w:ascii="Arial" w:cs="Arial" w:eastAsia="Arial" w:hAnsi="Arial"/>
@@ -22001,7 +22001,7 @@
               <w:spacing w:after="10" w:before="0"/>
               <w:ind w:left="120"/>
             </w:pPr>
-            <w:hyperlink w:history="1" r:id="rIde6cworhkrhcmngpk32pgg">
+            <w:hyperlink w:history="1" r:id="rIdag5hymfo-zxxoxzcyvbh3">
               <w:r>
                 <w:rPr>
                   <w:rFonts w:ascii="Arial" w:cs="Arial" w:eastAsia="Arial" w:hAnsi="Arial"/>
@@ -22046,7 +22046,7 @@
             <w:pPr>
               <w:spacing w:after="20" w:before="0"/>
             </w:pPr>
-            <w:hyperlink w:history="1" r:id="rId3gmh8gcffn-x4smiw9lqy">
+            <w:hyperlink w:history="1" r:id="rIddnk-k1ognbxlyegod53rm">
               <w:r>
                 <w:rPr>
                   <w:rFonts w:ascii="Arial" w:cs="Arial" w:eastAsia="Arial" w:hAnsi="Arial"/>
@@ -22079,7 +22079,7 @@
               <w:spacing w:after="10" w:before="0"/>
               <w:ind w:left="120"/>
             </w:pPr>
-            <w:hyperlink w:history="1" r:id="rIds1rk70tke3nvapczivwn7">
+            <w:hyperlink w:history="1" r:id="rId89uoshn0_s-c6ncfw-sxw">
               <w:r>
                 <w:rPr>
                   <w:rFonts w:ascii="Arial" w:cs="Arial" w:eastAsia="Arial" w:hAnsi="Arial"/>
@@ -23613,32 +23613,32 @@
         <w:tc>
           <w:tcPr>
             <w:tcW w:type="dxa" w:w="1520"/>
-            <w:shd w:fill="F2F2F2" w:color="auto" w:val="clear"/>
-            <w:tcMar>
-              <w:top w:type="dxa" w:w="60"/>
-              <w:left w:type="dxa" w:w="120"/>
-              <w:bottom w:type="dxa" w:w="60"/>
-              <w:right w:type="dxa" w:w="120"/>
-            </w:tcMar>
-            <w:vAlign w:val="top"/>
-          </w:tcPr>
-          <w:p>
-            <w:pPr>
-              <w:spacing w:after="40" w:before="0"/>
-              <w:jc w:val="left"/>
-            </w:pPr>
-            <w:r>
-              <w:rPr>
-                <w:rFonts w:ascii="Arial" w:cs="Arial" w:eastAsia="Arial" w:hAnsi="Arial"/>
-                <w:b/>
-                <w:bCs/>
-                <w:i w:val="false"/>
-                <w:iCs w:val="false"/>
-                <w:color w:val="000000"/>
-                <w:sz w:val="18"/>
-                <w:szCs w:val="18"/>
-              </w:rPr>
-              <w:t xml:space="preserve">Phase 1 — Predict: How Much Can We Already Explain?</w:t>
+            <w:shd w:fill="EAD1F5" w:color="auto" w:val="clear"/>
+            <w:tcMar>
+              <w:top w:type="dxa" w:w="60"/>
+              <w:left w:type="dxa" w:w="120"/>
+              <w:bottom w:type="dxa" w:w="60"/>
+              <w:right w:type="dxa" w:w="120"/>
+            </w:tcMar>
+            <w:vAlign w:val="top"/>
+          </w:tcPr>
+          <w:p>
+            <w:pPr>
+              <w:spacing w:after="40" w:before="0"/>
+              <w:jc w:val="left"/>
+            </w:pPr>
+            <w:r>
+              <w:rPr>
+                <w:rFonts w:ascii="Arial" w:cs="Arial" w:eastAsia="Arial" w:hAnsi="Arial"/>
+                <w:b/>
+                <w:bCs/>
+                <w:i w:val="false"/>
+                <w:iCs w:val="false"/>
+                <w:color w:val="000000"/>
+                <w:sz w:val="18"/>
+                <w:szCs w:val="18"/>
+              </w:rPr>
+              <w:t xml:space="preserve">Predict Phase</w:t>
             </w:r>
           </w:p>
           <w:p>
@@ -23661,7 +23661,7 @@
             <w:pPr>
               <w:spacing w:after="20" w:before="0"/>
             </w:pPr>
-            <w:hyperlink w:history="1" r:id="rIdrcbaxu7aoqnk7zctpkut3">
+            <w:hyperlink w:history="1" r:id="rIdm7yonusuddtdy_zpfews_">
               <w:r>
                 <w:rPr>
                   <w:rFonts w:ascii="Arial" w:cs="Arial" w:eastAsia="Arial" w:hAnsi="Arial"/>
@@ -23694,7 +23694,7 @@
               <w:spacing w:after="10" w:before="0"/>
               <w:ind w:left="120"/>
             </w:pPr>
-            <w:hyperlink w:history="1" r:id="rIdpoi39t6e24jbw6cczxxon">
+            <w:hyperlink w:history="1" r:id="rIdzh2j76oc01oeb5ugnpvp6">
               <w:r>
                 <w:rPr>
                   <w:rFonts w:ascii="Arial" w:cs="Arial" w:eastAsia="Arial" w:hAnsi="Arial"/>
@@ -23739,7 +23739,7 @@
             <w:pPr>
               <w:spacing w:after="20" w:before="0"/>
             </w:pPr>
-            <w:hyperlink w:history="1" r:id="rIdgu8ipvztokun5o6lsj3lk">
+            <w:hyperlink w:history="1" r:id="rIdtk8loanl-tvllyewffg34">
               <w:r>
                 <w:rPr>
                   <w:rFonts w:ascii="Arial" w:cs="Arial" w:eastAsia="Arial" w:hAnsi="Arial"/>
@@ -23772,7 +23772,7 @@
               <w:spacing w:after="10" w:before="0"/>
               <w:ind w:left="120"/>
             </w:pPr>
-            <w:hyperlink w:history="1" r:id="rIdk0tpzmn1hnhmyscugkcrq">
+            <w:hyperlink w:history="1" r:id="rIdgf9ydd7q7rwesbn_1cwip">
               <w:r>
                 <w:rPr>
                   <w:rFonts w:ascii="Arial" w:cs="Arial" w:eastAsia="Arial" w:hAnsi="Arial"/>
@@ -23919,32 +23919,32 @@
         <w:tc>
           <w:tcPr>
             <w:tcW w:type="dxa" w:w="1520"/>
-            <w:shd w:fill="F2F2F2" w:color="auto" w:val="clear"/>
-            <w:tcMar>
-              <w:top w:type="dxa" w:w="60"/>
-              <w:left w:type="dxa" w:w="120"/>
-              <w:bottom w:type="dxa" w:w="60"/>
-              <w:right w:type="dxa" w:w="120"/>
-            </w:tcMar>
-            <w:vAlign w:val="top"/>
-          </w:tcPr>
-          <w:p>
-            <w:pPr>
-              <w:spacing w:after="40" w:before="0"/>
-              <w:jc w:val="left"/>
-            </w:pPr>
-            <w:r>
-              <w:rPr>
-                <w:rFonts w:ascii="Arial" w:cs="Arial" w:eastAsia="Arial" w:hAnsi="Arial"/>
-                <w:b/>
-                <w:bCs/>
-                <w:i w:val="false"/>
-                <w:iCs w:val="false"/>
-                <w:color w:val="000000"/>
-                <w:sz w:val="18"/>
-                <w:szCs w:val="18"/>
-              </w:rPr>
-              <w:t xml:space="preserve">Phase 2 — Observe: Expert Group Research and Diagram Sketching</w:t>
+            <w:shd w:fill="D9EEF1" w:color="auto" w:val="clear"/>
+            <w:tcMar>
+              <w:top w:type="dxa" w:w="60"/>
+              <w:left w:type="dxa" w:w="120"/>
+              <w:bottom w:type="dxa" w:w="60"/>
+              <w:right w:type="dxa" w:w="120"/>
+            </w:tcMar>
+            <w:vAlign w:val="top"/>
+          </w:tcPr>
+          <w:p>
+            <w:pPr>
+              <w:spacing w:after="40" w:before="0"/>
+              <w:jc w:val="left"/>
+            </w:pPr>
+            <w:r>
+              <w:rPr>
+                <w:rFonts w:ascii="Arial" w:cs="Arial" w:eastAsia="Arial" w:hAnsi="Arial"/>
+                <w:b/>
+                <w:bCs/>
+                <w:i w:val="false"/>
+                <w:iCs w:val="false"/>
+                <w:color w:val="000000"/>
+                <w:sz w:val="18"/>
+                <w:szCs w:val="18"/>
+              </w:rPr>
+              <w:t xml:space="preserve">Observe Phase</w:t>
             </w:r>
           </w:p>
           <w:p>
@@ -23967,7 +23967,7 @@
             <w:pPr>
               <w:spacing w:after="20" w:before="0"/>
             </w:pPr>
-            <w:hyperlink w:history="1" r:id="rId4y_kz37sqpgr5-lcbu89v">
+            <w:hyperlink w:history="1" r:id="rIdl_o-i_46k8b8rfa8wwcxb">
               <w:r>
                 <w:rPr>
                   <w:rFonts w:ascii="Arial" w:cs="Arial" w:eastAsia="Arial" w:hAnsi="Arial"/>
@@ -24000,7 +24000,7 @@
               <w:spacing w:after="10" w:before="0"/>
               <w:ind w:left="120"/>
             </w:pPr>
-            <w:hyperlink w:history="1" r:id="rIdnswjf6qu1ghjtdgpvmo4a">
+            <w:hyperlink w:history="1" r:id="rIdnjjf2tyqaufn8wj9yazdj">
               <w:r>
                 <w:rPr>
                   <w:rFonts w:ascii="Arial" w:cs="Arial" w:eastAsia="Arial" w:hAnsi="Arial"/>
@@ -24045,7 +24045,7 @@
             <w:pPr>
               <w:spacing w:after="20" w:before="0"/>
             </w:pPr>
-            <w:hyperlink w:history="1" r:id="rIdi0dp4pcoetqplih1okzbw">
+            <w:hyperlink w:history="1" r:id="rIdceqb4b-alnackuypqh7p_">
               <w:r>
                 <w:rPr>
                   <w:rFonts w:ascii="Arial" w:cs="Arial" w:eastAsia="Arial" w:hAnsi="Arial"/>
@@ -24078,7 +24078,7 @@
               <w:spacing w:after="10" w:before="0"/>
               <w:ind w:left="120"/>
             </w:pPr>
-            <w:hyperlink w:history="1" r:id="rIdypunkq8ygommzyoi3x6ui">
+            <w:hyperlink w:history="1" r:id="rIdgt79notc_ovvc_ahu-yud">
               <w:r>
                 <w:rPr>
                   <w:rFonts w:ascii="Arial" w:cs="Arial" w:eastAsia="Arial" w:hAnsi="Arial"/>
@@ -24225,32 +24225,32 @@
         <w:tc>
           <w:tcPr>
             <w:tcW w:type="dxa" w:w="1520"/>
-            <w:shd w:fill="F2F2F2" w:color="auto" w:val="clear"/>
-            <w:tcMar>
-              <w:top w:type="dxa" w:w="60"/>
-              <w:left w:type="dxa" w:w="120"/>
-              <w:bottom w:type="dxa" w:w="60"/>
-              <w:right w:type="dxa" w:w="120"/>
-            </w:tcMar>
-            <w:vAlign w:val="top"/>
-          </w:tcPr>
-          <w:p>
-            <w:pPr>
-              <w:spacing w:after="40" w:before="0"/>
-              <w:jc w:val="left"/>
-            </w:pPr>
-            <w:r>
-              <w:rPr>
-                <w:rFonts w:ascii="Arial" w:cs="Arial" w:eastAsia="Arial" w:hAnsi="Arial"/>
-                <w:b/>
-                <w:bCs/>
-                <w:i w:val="false"/>
-                <w:iCs w:val="false"/>
-                <w:color w:val="000000"/>
-                <w:sz w:val="18"/>
-                <w:szCs w:val="18"/>
-              </w:rPr>
-              <w:t xml:space="preserve">Phase 3 — Explain: Jigsaw Sharing, Synthesis and Final Explanation Construction</w:t>
+            <w:shd w:fill="E2EFDA" w:color="auto" w:val="clear"/>
+            <w:tcMar>
+              <w:top w:type="dxa" w:w="60"/>
+              <w:left w:type="dxa" w:w="120"/>
+              <w:bottom w:type="dxa" w:w="60"/>
+              <w:right w:type="dxa" w:w="120"/>
+            </w:tcMar>
+            <w:vAlign w:val="top"/>
+          </w:tcPr>
+          <w:p>
+            <w:pPr>
+              <w:spacing w:after="40" w:before="0"/>
+              <w:jc w:val="left"/>
+            </w:pPr>
+            <w:r>
+              <w:rPr>
+                <w:rFonts w:ascii="Arial" w:cs="Arial" w:eastAsia="Arial" w:hAnsi="Arial"/>
+                <w:b/>
+                <w:bCs/>
+                <w:i w:val="false"/>
+                <w:iCs w:val="false"/>
+                <w:color w:val="000000"/>
+                <w:sz w:val="18"/>
+                <w:szCs w:val="18"/>
+              </w:rPr>
+              <w:t xml:space="preserve">Explain Phase</w:t>
             </w:r>
           </w:p>
           <w:p>
@@ -24273,7 +24273,7 @@
             <w:pPr>
               <w:spacing w:after="20" w:before="0"/>
             </w:pPr>
-            <w:hyperlink w:history="1" r:id="rId8w5-qjyam0nlihl9dufi9">
+            <w:hyperlink w:history="1" r:id="rIdadd-vi1ysqsbe62qxyplx">
               <w:r>
                 <w:rPr>
                   <w:rFonts w:ascii="Arial" w:cs="Arial" w:eastAsia="Arial" w:hAnsi="Arial"/>
@@ -24306,7 +24306,7 @@
               <w:spacing w:after="10" w:before="0"/>
               <w:ind w:left="120"/>
             </w:pPr>
-            <w:hyperlink w:history="1" r:id="rIdhrezidu2rin6cv9riyjob">
+            <w:hyperlink w:history="1" r:id="rIdpayy-ycsbewjyaangfowa">
               <w:r>
                 <w:rPr>
                   <w:rFonts w:ascii="Arial" w:cs="Arial" w:eastAsia="Arial" w:hAnsi="Arial"/>
@@ -24351,7 +24351,7 @@
             <w:pPr>
               <w:spacing w:after="20" w:before="0"/>
             </w:pPr>
-            <w:hyperlink w:history="1" r:id="rIdtxv441y5r6kp6uatjjds5">
+            <w:hyperlink w:history="1" r:id="rIdoc7crs3q1wggu-1u3qc8o">
               <w:r>
                 <w:rPr>
                   <w:rFonts w:ascii="Arial" w:cs="Arial" w:eastAsia="Arial" w:hAnsi="Arial"/>
@@ -24384,7 +24384,7 @@
               <w:spacing w:after="10" w:before="0"/>
               <w:ind w:left="120"/>
             </w:pPr>
-            <w:hyperlink w:history="1" r:id="rIdoqlec7pcctm0igbxlzako">
+            <w:hyperlink w:history="1" r:id="rIdluc2yq00tkdt0phx7dexy">
               <w:r>
                 <w:rPr>
                   <w:rFonts w:ascii="Arial" w:cs="Arial" w:eastAsia="Arial" w:hAnsi="Arial"/>
@@ -24531,32 +24531,32 @@
         <w:tc>
           <w:tcPr>
             <w:tcW w:type="dxa" w:w="1520"/>
-            <w:shd w:fill="F2F2F2" w:color="auto" w:val="clear"/>
-            <w:tcMar>
-              <w:top w:type="dxa" w:w="60"/>
-              <w:left w:type="dxa" w:w="120"/>
-              <w:bottom w:type="dxa" w:w="60"/>
-              <w:right w:type="dxa" w:w="120"/>
-            </w:tcMar>
-            <w:vAlign w:val="top"/>
-          </w:tcPr>
-          <w:p>
-            <w:pPr>
-              <w:spacing w:after="40" w:before="0"/>
-              <w:jc w:val="left"/>
-            </w:pPr>
-            <w:r>
-              <w:rPr>
-                <w:rFonts w:ascii="Arial" w:cs="Arial" w:eastAsia="Arial" w:hAnsi="Arial"/>
-                <w:b/>
-                <w:bCs/>
-                <w:i w:val="false"/>
-                <w:iCs w:val="false"/>
-                <w:color w:val="000000"/>
-                <w:sz w:val="18"/>
-                <w:szCs w:val="18"/>
-              </w:rPr>
-              <w:t xml:space="preserve">Phase 4 — Driving Question Board (DQB) Completion and Review</w:t>
+            <w:shd w:fill="FCE4D6" w:color="auto" w:val="clear"/>
+            <w:tcMar>
+              <w:top w:type="dxa" w:w="60"/>
+              <w:left w:type="dxa" w:w="120"/>
+              <w:bottom w:type="dxa" w:w="60"/>
+              <w:right w:type="dxa" w:w="120"/>
+            </w:tcMar>
+            <w:vAlign w:val="top"/>
+          </w:tcPr>
+          <w:p>
+            <w:pPr>
+              <w:spacing w:after="40" w:before="0"/>
+              <w:jc w:val="left"/>
+            </w:pPr>
+            <w:r>
+              <w:rPr>
+                <w:rFonts w:ascii="Arial" w:cs="Arial" w:eastAsia="Arial" w:hAnsi="Arial"/>
+                <w:b/>
+                <w:bCs/>
+                <w:i w:val="false"/>
+                <w:iCs w:val="false"/>
+                <w:color w:val="000000"/>
+                <w:sz w:val="18"/>
+                <w:szCs w:val="18"/>
+              </w:rPr>
+              <w:t xml:space="preserve">Driving Question Board (DQB) Creation</w:t>
             </w:r>
           </w:p>
           <w:p>
@@ -24579,7 +24579,7 @@
             <w:pPr>
               <w:spacing w:after="20" w:before="0"/>
             </w:pPr>
-            <w:hyperlink w:history="1" r:id="rIdrrkajjvlcngs21bgpnojd">
+            <w:hyperlink w:history="1" r:id="rIdyasnb6wvy51klvixmcgmn">
               <w:r>
                 <w:rPr>
                   <w:rFonts w:ascii="Arial" w:cs="Arial" w:eastAsia="Arial" w:hAnsi="Arial"/>
@@ -24612,7 +24612,7 @@
               <w:spacing w:after="10" w:before="0"/>
               <w:ind w:left="120"/>
             </w:pPr>
-            <w:hyperlink w:history="1" r:id="rIdmi9gbd3tafzjhfhjydi4s">
+            <w:hyperlink w:history="1" r:id="rIdefuzxsw9-0znovbu3xjne">
               <w:r>
                 <w:rPr>
                   <w:rFonts w:ascii="Arial" w:cs="Arial" w:eastAsia="Arial" w:hAnsi="Arial"/>
@@ -24657,7 +24657,7 @@
             <w:pPr>
               <w:spacing w:after="20" w:before="0"/>
             </w:pPr>
-            <w:hyperlink w:history="1" r:id="rIdjl1meyrbzkelzrjysx27v">
+            <w:hyperlink w:history="1" r:id="rIdre5jbmilwigjqf0ly0m3i">
               <w:r>
                 <w:rPr>
                   <w:rFonts w:ascii="Arial" w:cs="Arial" w:eastAsia="Arial" w:hAnsi="Arial"/>
@@ -24690,7 +24690,7 @@
               <w:spacing w:after="10" w:before="0"/>
               <w:ind w:left="120"/>
             </w:pPr>
-            <w:hyperlink w:history="1" r:id="rId00nmtmdknrw73xx5vlmh4">
+            <w:hyperlink w:history="1" r:id="rId_m8z7jcv3_dry3pxgjhw8">
               <w:r>
                 <w:rPr>
                   <w:rFonts w:ascii="Arial" w:cs="Arial" w:eastAsia="Arial" w:hAnsi="Arial"/>
@@ -24837,32 +24837,32 @@
         <w:tc>
           <w:tcPr>
             <w:tcW w:type="dxa" w:w="1520"/>
-            <w:shd w:fill="F2F2F2" w:color="auto" w:val="clear"/>
-            <w:tcMar>
-              <w:top w:type="dxa" w:w="60"/>
-              <w:left w:type="dxa" w:w="120"/>
-              <w:bottom w:type="dxa" w:w="60"/>
-              <w:right w:type="dxa" w:w="120"/>
-            </w:tcMar>
-            <w:vAlign w:val="top"/>
-          </w:tcPr>
-          <w:p>
-            <w:pPr>
-              <w:spacing w:after="40" w:before="0"/>
-              <w:jc w:val="left"/>
-            </w:pPr>
-            <w:r>
-              <w:rPr>
-                <w:rFonts w:ascii="Arial" w:cs="Arial" w:eastAsia="Arial" w:hAnsi="Arial"/>
-                <w:b/>
-                <w:bCs/>
-                <w:i w:val="false"/>
-                <w:iCs w:val="false"/>
-                <w:color w:val="000000"/>
-                <w:sz w:val="18"/>
-                <w:szCs w:val="18"/>
-              </w:rPr>
-              <w:t xml:space="preserve">Phase 5 — Model Building: Lesson 1 Sketch vs. Final Cumulative Model Comparison</w:t>
+            <w:shd w:fill="D5E8F0" w:color="auto" w:val="clear"/>
+            <w:tcMar>
+              <w:top w:type="dxa" w:w="60"/>
+              <w:left w:type="dxa" w:w="120"/>
+              <w:bottom w:type="dxa" w:w="60"/>
+              <w:right w:type="dxa" w:w="120"/>
+            </w:tcMar>
+            <w:vAlign w:val="top"/>
+          </w:tcPr>
+          <w:p>
+            <w:pPr>
+              <w:spacing w:after="40" w:before="0"/>
+              <w:jc w:val="left"/>
+            </w:pPr>
+            <w:r>
+              <w:rPr>
+                <w:rFonts w:ascii="Arial" w:cs="Arial" w:eastAsia="Arial" w:hAnsi="Arial"/>
+                <w:b/>
+                <w:bCs/>
+                <w:i w:val="false"/>
+                <w:iCs w:val="false"/>
+                <w:color w:val="000000"/>
+                <w:sz w:val="18"/>
+                <w:szCs w:val="18"/>
+              </w:rPr>
+              <w:t xml:space="preserve">Model Building Phase</w:t>
             </w:r>
           </w:p>
           <w:p>
@@ -24885,7 +24885,7 @@
             <w:pPr>
               <w:spacing w:after="20" w:before="0"/>
             </w:pPr>
-            <w:hyperlink w:history="1" r:id="rIdptdhw2l6adldnrsyjjj0_">
+            <w:hyperlink w:history="1" r:id="rIdzwybzn3wqz6eghvqtafuh">
               <w:r>
                 <w:rPr>
                   <w:rFonts w:ascii="Arial" w:cs="Arial" w:eastAsia="Arial" w:hAnsi="Arial"/>
@@ -24918,7 +24918,7 @@
               <w:spacing w:after="10" w:before="0"/>
               <w:ind w:left="120"/>
             </w:pPr>
-            <w:hyperlink w:history="1" r:id="rIdpkav03gdvfeuefcs5jwwp">
+            <w:hyperlink w:history="1" r:id="rIdrbyc9ilhwjcbxvnfbyffw">
               <w:r>
                 <w:rPr>
                   <w:rFonts w:ascii="Arial" w:cs="Arial" w:eastAsia="Arial" w:hAnsi="Arial"/>
@@ -24963,7 +24963,7 @@
             <w:pPr>
               <w:spacing w:after="20" w:before="0"/>
             </w:pPr>
-            <w:hyperlink w:history="1" r:id="rIdwvnt22vrqk9s1gj1r_y75">
+            <w:hyperlink w:history="1" r:id="rId-l_tyvm1986tgo2fiitei">
               <w:r>
                 <w:rPr>
                   <w:rFonts w:ascii="Arial" w:cs="Arial" w:eastAsia="Arial" w:hAnsi="Arial"/>
@@ -24996,7 +24996,7 @@
               <w:spacing w:after="10" w:before="0"/>
               <w:ind w:left="120"/>
             </w:pPr>
-            <w:hyperlink w:history="1" r:id="rIdzudi4dlqpvvekrskrej9e">
+            <w:hyperlink w:history="1" r:id="rIdhlfkzq9qwksftrs_ouhs5">
               <w:r>
                 <w:rPr>
                   <w:rFonts w:ascii="Arial" w:cs="Arial" w:eastAsia="Arial" w:hAnsi="Arial"/>

--- a/data/outputs/v2/General_Science/SS2.3_Chemical_Bonding/General_Science_Chemical_Bonding_CBE_LessonSequence.docx
+++ b/data/outputs/v2/General_Science/SS2.3_Chemical_Bonding/General_Science_Chemical_Bonding_CBE_LessonSequence.docx
@@ -3526,7 +3526,7 @@
             <w:pPr>
               <w:spacing w:after="20" w:before="0"/>
             </w:pPr>
-            <w:hyperlink w:history="1" r:id="rIdcgyqoqdfbdwbbcpc1q2kp">
+            <w:hyperlink w:history="1" r:id="rId9mywis8aodqv8gaarwvs-">
               <w:r>
                 <w:rPr>
                   <w:rFonts w:ascii="Arial" w:cs="Arial" w:eastAsia="Arial" w:hAnsi="Arial"/>
@@ -3559,7 +3559,7 @@
               <w:spacing w:after="10" w:before="0"/>
               <w:ind w:left="120"/>
             </w:pPr>
-            <w:hyperlink w:history="1" r:id="rIdib_jpdimcpzej_ks_r8ra">
+            <w:hyperlink w:history="1" r:id="rIdh15siyc2dl7u7yizgztax">
               <w:r>
                 <w:rPr>
                   <w:rFonts w:ascii="Arial" w:cs="Arial" w:eastAsia="Arial" w:hAnsi="Arial"/>
@@ -3604,7 +3604,7 @@
             <w:pPr>
               <w:spacing w:after="20" w:before="0"/>
             </w:pPr>
-            <w:hyperlink w:history="1" r:id="rIdywrs4x2ou20hpu3ezm4ae">
+            <w:hyperlink w:history="1" r:id="rIdkmpxxs98is6smhkp0ca6d">
               <w:r>
                 <w:rPr>
                   <w:rFonts w:ascii="Arial" w:cs="Arial" w:eastAsia="Arial" w:hAnsi="Arial"/>
@@ -3637,7 +3637,7 @@
               <w:spacing w:after="10" w:before="0"/>
               <w:ind w:left="120"/>
             </w:pPr>
-            <w:hyperlink w:history="1" r:id="rIdiwqoguzq8kk7teyooxuah">
+            <w:hyperlink w:history="1" r:id="rIdqjozrcdv4joamcsity8dg">
               <w:r>
                 <w:rPr>
                   <w:rFonts w:ascii="Arial" w:cs="Arial" w:eastAsia="Arial" w:hAnsi="Arial"/>
@@ -3832,7 +3832,7 @@
             <w:pPr>
               <w:spacing w:after="20" w:before="0"/>
             </w:pPr>
-            <w:hyperlink w:history="1" r:id="rId7nmzv2-i4mylz9py4krx1">
+            <w:hyperlink w:history="1" r:id="rIdoa5orbmz_db9hvdwizdve">
               <w:r>
                 <w:rPr>
                   <w:rFonts w:ascii="Arial" w:cs="Arial" w:eastAsia="Arial" w:hAnsi="Arial"/>
@@ -3865,7 +3865,7 @@
               <w:spacing w:after="10" w:before="0"/>
               <w:ind w:left="120"/>
             </w:pPr>
-            <w:hyperlink w:history="1" r:id="rIdsi2udymaocykzrd7fuum0">
+            <w:hyperlink w:history="1" r:id="rIdvelvmzl1i_9mhhvjcko6k">
               <w:r>
                 <w:rPr>
                   <w:rFonts w:ascii="Arial" w:cs="Arial" w:eastAsia="Arial" w:hAnsi="Arial"/>
@@ -3910,7 +3910,7 @@
             <w:pPr>
               <w:spacing w:after="20" w:before="0"/>
             </w:pPr>
-            <w:hyperlink w:history="1" r:id="rIdwpihsnutj0rnq6nv47xtt">
+            <w:hyperlink w:history="1" r:id="rIdekmwpcej2jpzmkxqwuigi">
               <w:r>
                 <w:rPr>
                   <w:rFonts w:ascii="Arial" w:cs="Arial" w:eastAsia="Arial" w:hAnsi="Arial"/>
@@ -3943,7 +3943,7 @@
               <w:spacing w:after="10" w:before="0"/>
               <w:ind w:left="120"/>
             </w:pPr>
-            <w:hyperlink w:history="1" r:id="rIdywsia6-h3ccruwvfbaovo">
+            <w:hyperlink w:history="1" r:id="rIdgozthvjmcoueoegtugetn">
               <w:r>
                 <w:rPr>
                   <w:rFonts w:ascii="Arial" w:cs="Arial" w:eastAsia="Arial" w:hAnsi="Arial"/>
@@ -4138,7 +4138,7 @@
             <w:pPr>
               <w:spacing w:after="20" w:before="0"/>
             </w:pPr>
-            <w:hyperlink w:history="1" r:id="rId68xvm0d_6nlu2wpylnupe">
+            <w:hyperlink w:history="1" r:id="rIdezmxy0kjdnf9tw56gfacq">
               <w:r>
                 <w:rPr>
                   <w:rFonts w:ascii="Arial" w:cs="Arial" w:eastAsia="Arial" w:hAnsi="Arial"/>
@@ -4171,7 +4171,7 @@
               <w:spacing w:after="10" w:before="0"/>
               <w:ind w:left="120"/>
             </w:pPr>
-            <w:hyperlink w:history="1" r:id="rIdyp2ncdnnfyo36rxrjzxgv">
+            <w:hyperlink w:history="1" r:id="rIdpuksrbal7fzj35bhbzopv">
               <w:r>
                 <w:rPr>
                   <w:rFonts w:ascii="Arial" w:cs="Arial" w:eastAsia="Arial" w:hAnsi="Arial"/>
@@ -4216,7 +4216,7 @@
             <w:pPr>
               <w:spacing w:after="20" w:before="0"/>
             </w:pPr>
-            <w:hyperlink w:history="1" r:id="rIdeg0outvasougicoq-nuj0">
+            <w:hyperlink w:history="1" r:id="rIdsckbqoy6ides4l3xh08ca">
               <w:r>
                 <w:rPr>
                   <w:rFonts w:ascii="Arial" w:cs="Arial" w:eastAsia="Arial" w:hAnsi="Arial"/>
@@ -4249,7 +4249,7 @@
               <w:spacing w:after="10" w:before="0"/>
               <w:ind w:left="120"/>
             </w:pPr>
-            <w:hyperlink w:history="1" r:id="rIdaqgrpyxvjqoexade3wofr">
+            <w:hyperlink w:history="1" r:id="rIdczpbl4ifgriwmlyu8xrc_">
               <w:r>
                 <w:rPr>
                   <w:rFonts w:ascii="Arial" w:cs="Arial" w:eastAsia="Arial" w:hAnsi="Arial"/>
@@ -4444,7 +4444,7 @@
             <w:pPr>
               <w:spacing w:after="20" w:before="0"/>
             </w:pPr>
-            <w:hyperlink w:history="1" r:id="rId45lh_nc28fszsflu4_jfo">
+            <w:hyperlink w:history="1" r:id="rIdi-x-lznbry1pqm1h3hyp6">
               <w:r>
                 <w:rPr>
                   <w:rFonts w:ascii="Arial" w:cs="Arial" w:eastAsia="Arial" w:hAnsi="Arial"/>
@@ -4477,7 +4477,7 @@
               <w:spacing w:after="10" w:before="0"/>
               <w:ind w:left="120"/>
             </w:pPr>
-            <w:hyperlink w:history="1" r:id="rIdaf8vujpp_n4_3hn9tzbdl">
+            <w:hyperlink w:history="1" r:id="rIdsknb19kdoaslx__7vb0is">
               <w:r>
                 <w:rPr>
                   <w:rFonts w:ascii="Arial" w:cs="Arial" w:eastAsia="Arial" w:hAnsi="Arial"/>
@@ -4522,7 +4522,7 @@
             <w:pPr>
               <w:spacing w:after="20" w:before="0"/>
             </w:pPr>
-            <w:hyperlink w:history="1" r:id="rIdyhs9oilcn-jl764zsypyv">
+            <w:hyperlink w:history="1" r:id="rIdzexi5y4hwkiewoy5_7-h3">
               <w:r>
                 <w:rPr>
                   <w:rFonts w:ascii="Arial" w:cs="Arial" w:eastAsia="Arial" w:hAnsi="Arial"/>
@@ -4555,7 +4555,7 @@
               <w:spacing w:after="10" w:before="0"/>
               <w:ind w:left="120"/>
             </w:pPr>
-            <w:hyperlink w:history="1" r:id="rIdkwbk4rzsci3bgng9kqrvd">
+            <w:hyperlink w:history="1" r:id="rIdgz5phde4hk1kym-4mtnas">
               <w:r>
                 <w:rPr>
                   <w:rFonts w:ascii="Arial" w:cs="Arial" w:eastAsia="Arial" w:hAnsi="Arial"/>
@@ -4750,7 +4750,7 @@
             <w:pPr>
               <w:spacing w:after="20" w:before="0"/>
             </w:pPr>
-            <w:hyperlink w:history="1" r:id="rId-vwszhp6l3xzjlvneuy2b">
+            <w:hyperlink w:history="1" r:id="rIdd9morlgxlajyyt8up7pxn">
               <w:r>
                 <w:rPr>
                   <w:rFonts w:ascii="Arial" w:cs="Arial" w:eastAsia="Arial" w:hAnsi="Arial"/>
@@ -4783,7 +4783,7 @@
               <w:spacing w:after="10" w:before="0"/>
               <w:ind w:left="120"/>
             </w:pPr>
-            <w:hyperlink w:history="1" r:id="rIdhhr2w4sb0tpqia-wy6xrj">
+            <w:hyperlink w:history="1" r:id="rIdjl10zfcwlzmv6t6nuwput">
               <w:r>
                 <w:rPr>
                   <w:rFonts w:ascii="Arial" w:cs="Arial" w:eastAsia="Arial" w:hAnsi="Arial"/>
@@ -4828,7 +4828,7 @@
             <w:pPr>
               <w:spacing w:after="20" w:before="0"/>
             </w:pPr>
-            <w:hyperlink w:history="1" r:id="rIdoyphczrn-eh3horjnxvkw">
+            <w:hyperlink w:history="1" r:id="rIdydflyrvzwj_ast0wruddt">
               <w:r>
                 <w:rPr>
                   <w:rFonts w:ascii="Arial" w:cs="Arial" w:eastAsia="Arial" w:hAnsi="Arial"/>
@@ -4861,7 +4861,7 @@
               <w:spacing w:after="10" w:before="0"/>
               <w:ind w:left="120"/>
             </w:pPr>
-            <w:hyperlink w:history="1" r:id="rIdfocwg3ufq9ub153vzzmqa">
+            <w:hyperlink w:history="1" r:id="rIdoahwhkl3iaiyv-xynetv5">
               <w:r>
                 <w:rPr>
                   <w:rFonts w:ascii="Arial" w:cs="Arial" w:eastAsia="Arial" w:hAnsi="Arial"/>
@@ -6348,7 +6348,7 @@
             <w:pPr>
               <w:spacing w:after="20" w:before="0"/>
             </w:pPr>
-            <w:hyperlink w:history="1" r:id="rIdefxxzoshnehtpsxuyyqee">
+            <w:hyperlink w:history="1" r:id="rIdefnqn1y3qfkrxeuowng9y">
               <w:r>
                 <w:rPr>
                   <w:rFonts w:ascii="Arial" w:cs="Arial" w:eastAsia="Arial" w:hAnsi="Arial"/>
@@ -6381,7 +6381,7 @@
               <w:spacing w:after="10" w:before="0"/>
               <w:ind w:left="120"/>
             </w:pPr>
-            <w:hyperlink w:history="1" r:id="rIdp1vvn0vl0bldfzh-hstkf">
+            <w:hyperlink w:history="1" r:id="rIdderppxld2trzhg5xhbc78">
               <w:r>
                 <w:rPr>
                   <w:rFonts w:ascii="Arial" w:cs="Arial" w:eastAsia="Arial" w:hAnsi="Arial"/>
@@ -6426,7 +6426,7 @@
             <w:pPr>
               <w:spacing w:after="20" w:before="0"/>
             </w:pPr>
-            <w:hyperlink w:history="1" r:id="rIdhdxxkvjxkmjkku1xvg0lz">
+            <w:hyperlink w:history="1" r:id="rIdp9-8ymjduyelydx9ro5ml">
               <w:r>
                 <w:rPr>
                   <w:rFonts w:ascii="Arial" w:cs="Arial" w:eastAsia="Arial" w:hAnsi="Arial"/>
@@ -6459,7 +6459,7 @@
               <w:spacing w:after="10" w:before="0"/>
               <w:ind w:left="120"/>
             </w:pPr>
-            <w:hyperlink w:history="1" r:id="rIdb_im3_gceixgyhzkwopix">
+            <w:hyperlink w:history="1" r:id="rIdbtygbxcemgaxgnzgjba3c">
               <w:r>
                 <w:rPr>
                   <w:rFonts w:ascii="Arial" w:cs="Arial" w:eastAsia="Arial" w:hAnsi="Arial"/>
@@ -6654,7 +6654,7 @@
             <w:pPr>
               <w:spacing w:after="20" w:before="0"/>
             </w:pPr>
-            <w:hyperlink w:history="1" r:id="rId4zcmehp0w3mfhrpqeozpb">
+            <w:hyperlink w:history="1" r:id="rIdoc0knqxeltq2yaj1wq4eo">
               <w:r>
                 <w:rPr>
                   <w:rFonts w:ascii="Arial" w:cs="Arial" w:eastAsia="Arial" w:hAnsi="Arial"/>
@@ -6687,7 +6687,7 @@
               <w:spacing w:after="10" w:before="0"/>
               <w:ind w:left="120"/>
             </w:pPr>
-            <w:hyperlink w:history="1" r:id="rIdlvwuk0j7wdzcylwpypp0i">
+            <w:hyperlink w:history="1" r:id="rIdwdqkdh29j_artitzk_wzz">
               <w:r>
                 <w:rPr>
                   <w:rFonts w:ascii="Arial" w:cs="Arial" w:eastAsia="Arial" w:hAnsi="Arial"/>
@@ -6732,7 +6732,7 @@
             <w:pPr>
               <w:spacing w:after="20" w:before="0"/>
             </w:pPr>
-            <w:hyperlink w:history="1" r:id="rIdl4jwngfwxcqrsvfh_keyw">
+            <w:hyperlink w:history="1" r:id="rIdbnk_udditvlmifsezjmuu">
               <w:r>
                 <w:rPr>
                   <w:rFonts w:ascii="Arial" w:cs="Arial" w:eastAsia="Arial" w:hAnsi="Arial"/>
@@ -6765,7 +6765,7 @@
               <w:spacing w:after="10" w:before="0"/>
               <w:ind w:left="120"/>
             </w:pPr>
-            <w:hyperlink w:history="1" r:id="rIdwd40wcu3l7zy85_yl_gtr">
+            <w:hyperlink w:history="1" r:id="rIdmdjacc5uq5xbt1f6j6huf">
               <w:r>
                 <w:rPr>
                   <w:rFonts w:ascii="Arial" w:cs="Arial" w:eastAsia="Arial" w:hAnsi="Arial"/>
@@ -6960,7 +6960,7 @@
             <w:pPr>
               <w:spacing w:after="20" w:before="0"/>
             </w:pPr>
-            <w:hyperlink w:history="1" r:id="rIdumj4veoykzct65xgk9j5y">
+            <w:hyperlink w:history="1" r:id="rIdqyt_nmrc3ltlrfx2zox-s">
               <w:r>
                 <w:rPr>
                   <w:rFonts w:ascii="Arial" w:cs="Arial" w:eastAsia="Arial" w:hAnsi="Arial"/>
@@ -6993,7 +6993,7 @@
               <w:spacing w:after="10" w:before="0"/>
               <w:ind w:left="120"/>
             </w:pPr>
-            <w:hyperlink w:history="1" r:id="rIdu4o5onb3bliyiyyd0ihmv">
+            <w:hyperlink w:history="1" r:id="rIdz2gyhanf0pkv2qhrmpdtc">
               <w:r>
                 <w:rPr>
                   <w:rFonts w:ascii="Arial" w:cs="Arial" w:eastAsia="Arial" w:hAnsi="Arial"/>
@@ -7038,7 +7038,7 @@
             <w:pPr>
               <w:spacing w:after="20" w:before="0"/>
             </w:pPr>
-            <w:hyperlink w:history="1" r:id="rIdanksa4shymlsldxpj7ozx">
+            <w:hyperlink w:history="1" r:id="rId2jarzeqf2-pvkgjtevmyx">
               <w:r>
                 <w:rPr>
                   <w:rFonts w:ascii="Arial" w:cs="Arial" w:eastAsia="Arial" w:hAnsi="Arial"/>
@@ -7071,7 +7071,7 @@
               <w:spacing w:after="10" w:before="0"/>
               <w:ind w:left="120"/>
             </w:pPr>
-            <w:hyperlink w:history="1" r:id="rId9znannzfydl9ri9qrdg7i">
+            <w:hyperlink w:history="1" r:id="rIdqed1lauefvevqdv-zgo2c">
               <w:r>
                 <w:rPr>
                   <w:rFonts w:ascii="Arial" w:cs="Arial" w:eastAsia="Arial" w:hAnsi="Arial"/>
@@ -7266,7 +7266,7 @@
             <w:pPr>
               <w:spacing w:after="20" w:before="0"/>
             </w:pPr>
-            <w:hyperlink w:history="1" r:id="rIdvnsstiuhfbqpoc_d4cxeo">
+            <w:hyperlink w:history="1" r:id="rIdejbxpc2bv1wy6liya3kps">
               <w:r>
                 <w:rPr>
                   <w:rFonts w:ascii="Arial" w:cs="Arial" w:eastAsia="Arial" w:hAnsi="Arial"/>
@@ -7299,7 +7299,7 @@
               <w:spacing w:after="10" w:before="0"/>
               <w:ind w:left="120"/>
             </w:pPr>
-            <w:hyperlink w:history="1" r:id="rIdvrrusroconwejh5_rpk0q">
+            <w:hyperlink w:history="1" r:id="rIdxbh9hs2hjy8c1wc-l3iey">
               <w:r>
                 <w:rPr>
                   <w:rFonts w:ascii="Arial" w:cs="Arial" w:eastAsia="Arial" w:hAnsi="Arial"/>
@@ -7344,7 +7344,7 @@
             <w:pPr>
               <w:spacing w:after="20" w:before="0"/>
             </w:pPr>
-            <w:hyperlink w:history="1" r:id="rIdk1tdlxnvt3sj_3y8zgib4">
+            <w:hyperlink w:history="1" r:id="rId_fqlzkbvfsntyhahg4xfk">
               <w:r>
                 <w:rPr>
                   <w:rFonts w:ascii="Arial" w:cs="Arial" w:eastAsia="Arial" w:hAnsi="Arial"/>
@@ -7377,7 +7377,7 @@
               <w:spacing w:after="10" w:before="0"/>
               <w:ind w:left="120"/>
             </w:pPr>
-            <w:hyperlink w:history="1" r:id="rIderwx8qmazvaga7icc788e">
+            <w:hyperlink w:history="1" r:id="rIdpqf7qqftyvhxxjvtwgvue">
               <w:r>
                 <w:rPr>
                   <w:rFonts w:ascii="Arial" w:cs="Arial" w:eastAsia="Arial" w:hAnsi="Arial"/>
@@ -7572,7 +7572,7 @@
             <w:pPr>
               <w:spacing w:after="20" w:before="0"/>
             </w:pPr>
-            <w:hyperlink w:history="1" r:id="rIdwyck9k5zgsvj8q2evzi3e">
+            <w:hyperlink w:history="1" r:id="rId_uzmhom9dyo6-8pfy9ajc">
               <w:r>
                 <w:rPr>
                   <w:rFonts w:ascii="Arial" w:cs="Arial" w:eastAsia="Arial" w:hAnsi="Arial"/>
@@ -7605,7 +7605,7 @@
               <w:spacing w:after="10" w:before="0"/>
               <w:ind w:left="120"/>
             </w:pPr>
-            <w:hyperlink w:history="1" r:id="rIddjmfxykm_2xflhf2ffxw_">
+            <w:hyperlink w:history="1" r:id="rIdyticjv_qsrs_ipy0--pio">
               <w:r>
                 <w:rPr>
                   <w:rFonts w:ascii="Arial" w:cs="Arial" w:eastAsia="Arial" w:hAnsi="Arial"/>
@@ -7650,7 +7650,7 @@
             <w:pPr>
               <w:spacing w:after="20" w:before="0"/>
             </w:pPr>
-            <w:hyperlink w:history="1" r:id="rIduinr0ouktw4u5esnx4ig3">
+            <w:hyperlink w:history="1" r:id="rId32wql991m04rakvjvvdsm">
               <w:r>
                 <w:rPr>
                   <w:rFonts w:ascii="Arial" w:cs="Arial" w:eastAsia="Arial" w:hAnsi="Arial"/>
@@ -7683,7 +7683,7 @@
               <w:spacing w:after="10" w:before="0"/>
               <w:ind w:left="120"/>
             </w:pPr>
-            <w:hyperlink w:history="1" r:id="rIdfetqnciiunow5qtrrdcwb">
+            <w:hyperlink w:history="1" r:id="rIds4-rfuzuyrp5ddci-dc0c">
               <w:r>
                 <w:rPr>
                   <w:rFonts w:ascii="Arial" w:cs="Arial" w:eastAsia="Arial" w:hAnsi="Arial"/>
@@ -9360,7 +9360,7 @@
             <w:pPr>
               <w:spacing w:after="20" w:before="0"/>
             </w:pPr>
-            <w:hyperlink w:history="1" r:id="rIdl8xybi60ivf8mxxfcrsn9">
+            <w:hyperlink w:history="1" r:id="rIddn4plmeaslm6dflsijaf9">
               <w:r>
                 <w:rPr>
                   <w:rFonts w:ascii="Arial" w:cs="Arial" w:eastAsia="Arial" w:hAnsi="Arial"/>
@@ -9393,7 +9393,7 @@
               <w:spacing w:after="10" w:before="0"/>
               <w:ind w:left="120"/>
             </w:pPr>
-            <w:hyperlink w:history="1" r:id="rIdsfenzubarqjmdf-tinhlx">
+            <w:hyperlink w:history="1" r:id="rIdhb660ytd57idz0kkfb1fi">
               <w:r>
                 <w:rPr>
                   <w:rFonts w:ascii="Arial" w:cs="Arial" w:eastAsia="Arial" w:hAnsi="Arial"/>
@@ -9438,7 +9438,7 @@
             <w:pPr>
               <w:spacing w:after="20" w:before="0"/>
             </w:pPr>
-            <w:hyperlink w:history="1" r:id="rIdktbeatth2bj-pzqtoe7ml">
+            <w:hyperlink w:history="1" r:id="rIdemn-usqgndc54vln6rxzw">
               <w:r>
                 <w:rPr>
                   <w:rFonts w:ascii="Arial" w:cs="Arial" w:eastAsia="Arial" w:hAnsi="Arial"/>
@@ -9471,7 +9471,7 @@
               <w:spacing w:after="10" w:before="0"/>
               <w:ind w:left="120"/>
             </w:pPr>
-            <w:hyperlink w:history="1" r:id="rIduvaadqt22k6q-2azjeke1">
+            <w:hyperlink w:history="1" r:id="rIdgngts_vijhrlwpa3imcaw">
               <w:r>
                 <w:rPr>
                   <w:rFonts w:ascii="Arial" w:cs="Arial" w:eastAsia="Arial" w:hAnsi="Arial"/>
@@ -9666,7 +9666,7 @@
             <w:pPr>
               <w:spacing w:after="20" w:before="0"/>
             </w:pPr>
-            <w:hyperlink w:history="1" r:id="rIdsqd2lmsfc0f3hwsjd8ues">
+            <w:hyperlink w:history="1" r:id="rIdgsxbqgc7if_53lilqyo3c">
               <w:r>
                 <w:rPr>
                   <w:rFonts w:ascii="Arial" w:cs="Arial" w:eastAsia="Arial" w:hAnsi="Arial"/>
@@ -9699,7 +9699,7 @@
               <w:spacing w:after="10" w:before="0"/>
               <w:ind w:left="120"/>
             </w:pPr>
-            <w:hyperlink w:history="1" r:id="rIdcneszxntd0s3lvqxlrojc">
+            <w:hyperlink w:history="1" r:id="rId108fyjv8rxjnkdlzzzxzd">
               <w:r>
                 <w:rPr>
                   <w:rFonts w:ascii="Arial" w:cs="Arial" w:eastAsia="Arial" w:hAnsi="Arial"/>
@@ -9744,7 +9744,7 @@
             <w:pPr>
               <w:spacing w:after="20" w:before="0"/>
             </w:pPr>
-            <w:hyperlink w:history="1" r:id="rIdjelltkg-opqhicz00ny0a">
+            <w:hyperlink w:history="1" r:id="rIdomp487a98a6do4jtxizum">
               <w:r>
                 <w:rPr>
                   <w:rFonts w:ascii="Arial" w:cs="Arial" w:eastAsia="Arial" w:hAnsi="Arial"/>
@@ -9777,7 +9777,7 @@
               <w:spacing w:after="10" w:before="0"/>
               <w:ind w:left="120"/>
             </w:pPr>
-            <w:hyperlink w:history="1" r:id="rIdg6kku6lrjkt-indqx90ip">
+            <w:hyperlink w:history="1" r:id="rIdx0dvbzeht0v8wpabu0jnu">
               <w:r>
                 <w:rPr>
                   <w:rFonts w:ascii="Arial" w:cs="Arial" w:eastAsia="Arial" w:hAnsi="Arial"/>
@@ -9972,7 +9972,7 @@
             <w:pPr>
               <w:spacing w:after="20" w:before="0"/>
             </w:pPr>
-            <w:hyperlink w:history="1" r:id="rIdhczvcvhdrstm-nymwuc6v">
+            <w:hyperlink w:history="1" r:id="rIdvxwcmbuptshkcubj3mjng">
               <w:r>
                 <w:rPr>
                   <w:rFonts w:ascii="Arial" w:cs="Arial" w:eastAsia="Arial" w:hAnsi="Arial"/>
@@ -10005,7 +10005,7 @@
               <w:spacing w:after="10" w:before="0"/>
               <w:ind w:left="120"/>
             </w:pPr>
-            <w:hyperlink w:history="1" r:id="rIdji2xxoltrxdsun7kawjs-">
+            <w:hyperlink w:history="1" r:id="rIds-7dfqoqhvsww5roh2vps">
               <w:r>
                 <w:rPr>
                   <w:rFonts w:ascii="Arial" w:cs="Arial" w:eastAsia="Arial" w:hAnsi="Arial"/>
@@ -10050,7 +10050,7 @@
             <w:pPr>
               <w:spacing w:after="20" w:before="0"/>
             </w:pPr>
-            <w:hyperlink w:history="1" r:id="rIdvvkqk4htkkkfidsqctylr">
+            <w:hyperlink w:history="1" r:id="rId91-1f0asxjblqnjjt55pl">
               <w:r>
                 <w:rPr>
                   <w:rFonts w:ascii="Arial" w:cs="Arial" w:eastAsia="Arial" w:hAnsi="Arial"/>
@@ -10083,7 +10083,7 @@
               <w:spacing w:after="10" w:before="0"/>
               <w:ind w:left="120"/>
             </w:pPr>
-            <w:hyperlink w:history="1" r:id="rIdm9z7dhookdsbjaen3xhpy">
+            <w:hyperlink w:history="1" r:id="rId0fnzupjugynqgfk0kybpt">
               <w:r>
                 <w:rPr>
                   <w:rFonts w:ascii="Arial" w:cs="Arial" w:eastAsia="Arial" w:hAnsi="Arial"/>
@@ -10278,7 +10278,7 @@
             <w:pPr>
               <w:spacing w:after="20" w:before="0"/>
             </w:pPr>
-            <w:hyperlink w:history="1" r:id="rIdfckhfp_8rw-qbv9vrb1mh">
+            <w:hyperlink w:history="1" r:id="rIdfwsupo0eaeiay1ni4q5z5">
               <w:r>
                 <w:rPr>
                   <w:rFonts w:ascii="Arial" w:cs="Arial" w:eastAsia="Arial" w:hAnsi="Arial"/>
@@ -10311,7 +10311,7 @@
               <w:spacing w:after="10" w:before="0"/>
               <w:ind w:left="120"/>
             </w:pPr>
-            <w:hyperlink w:history="1" r:id="rIdel7gwd9tlnqecqmayxt0n">
+            <w:hyperlink w:history="1" r:id="rIdme6lsor_1np06mlranal0">
               <w:r>
                 <w:rPr>
                   <w:rFonts w:ascii="Arial" w:cs="Arial" w:eastAsia="Arial" w:hAnsi="Arial"/>
@@ -10356,7 +10356,7 @@
             <w:pPr>
               <w:spacing w:after="20" w:before="0"/>
             </w:pPr>
-            <w:hyperlink w:history="1" r:id="rId7kilq8nhh8wyt_flvqrs0">
+            <w:hyperlink w:history="1" r:id="rId4i5qjb8q_75qwfsocg7l1">
               <w:r>
                 <w:rPr>
                   <w:rFonts w:ascii="Arial" w:cs="Arial" w:eastAsia="Arial" w:hAnsi="Arial"/>
@@ -10389,7 +10389,7 @@
               <w:spacing w:after="10" w:before="0"/>
               <w:ind w:left="120"/>
             </w:pPr>
-            <w:hyperlink w:history="1" r:id="rId5p_urc9d_9l4nmvrqq7xi">
+            <w:hyperlink w:history="1" r:id="rIde-csfr6p6xkzwrc3kgpvo">
               <w:r>
                 <w:rPr>
                   <w:rFonts w:ascii="Arial" w:cs="Arial" w:eastAsia="Arial" w:hAnsi="Arial"/>
@@ -10584,7 +10584,7 @@
             <w:pPr>
               <w:spacing w:after="20" w:before="0"/>
             </w:pPr>
-            <w:hyperlink w:history="1" r:id="rIdohnwdkpugqapssbq1wcg2">
+            <w:hyperlink w:history="1" r:id="rId7nreyotr3il2wgt-hgftk">
               <w:r>
                 <w:rPr>
                   <w:rFonts w:ascii="Arial" w:cs="Arial" w:eastAsia="Arial" w:hAnsi="Arial"/>
@@ -10617,7 +10617,7 @@
               <w:spacing w:after="10" w:before="0"/>
               <w:ind w:left="120"/>
             </w:pPr>
-            <w:hyperlink w:history="1" r:id="rId5nj-1tcvjclxdidvu2bi3">
+            <w:hyperlink w:history="1" r:id="rIdn2njd9zu_szh2xgfshhkx">
               <w:r>
                 <w:rPr>
                   <w:rFonts w:ascii="Arial" w:cs="Arial" w:eastAsia="Arial" w:hAnsi="Arial"/>
@@ -10662,7 +10662,7 @@
             <w:pPr>
               <w:spacing w:after="20" w:before="0"/>
             </w:pPr>
-            <w:hyperlink w:history="1" r:id="rIdg_d0tbbenxt_bxy3w1j31">
+            <w:hyperlink w:history="1" r:id="rIdekpyi6m0vitoewvomkmuo">
               <w:r>
                 <w:rPr>
                   <w:rFonts w:ascii="Arial" w:cs="Arial" w:eastAsia="Arial" w:hAnsi="Arial"/>
@@ -10695,7 +10695,7 @@
               <w:spacing w:after="10" w:before="0"/>
               <w:ind w:left="120"/>
             </w:pPr>
-            <w:hyperlink w:history="1" r:id="rIdk5_t9tugsfe_yrwmqi7vg">
+            <w:hyperlink w:history="1" r:id="rIdibvlq0qctapkir1qckdu_">
               <w:r>
                 <w:rPr>
                   <w:rFonts w:ascii="Arial" w:cs="Arial" w:eastAsia="Arial" w:hAnsi="Arial"/>
@@ -12182,7 +12182,7 @@
             <w:pPr>
               <w:spacing w:after="20" w:before="0"/>
             </w:pPr>
-            <w:hyperlink w:history="1" r:id="rIdqucoohebosq4uzyddzwox">
+            <w:hyperlink w:history="1" r:id="rIdntw77apmvmpyrum8i4mdw">
               <w:r>
                 <w:rPr>
                   <w:rFonts w:ascii="Arial" w:cs="Arial" w:eastAsia="Arial" w:hAnsi="Arial"/>
@@ -12215,7 +12215,7 @@
               <w:spacing w:after="10" w:before="0"/>
               <w:ind w:left="120"/>
             </w:pPr>
-            <w:hyperlink w:history="1" r:id="rIdwzxujquso9opntq-p1qv0">
+            <w:hyperlink w:history="1" r:id="rIdy-9nke92nyzvdpawoq0bc">
               <w:r>
                 <w:rPr>
                   <w:rFonts w:ascii="Arial" w:cs="Arial" w:eastAsia="Arial" w:hAnsi="Arial"/>
@@ -12260,7 +12260,7 @@
             <w:pPr>
               <w:spacing w:after="20" w:before="0"/>
             </w:pPr>
-            <w:hyperlink w:history="1" r:id="rIdsuy9ms9kkeuulnucngcyi">
+            <w:hyperlink w:history="1" r:id="rIdqyqpijppjtrp5ni4jsp2n">
               <w:r>
                 <w:rPr>
                   <w:rFonts w:ascii="Arial" w:cs="Arial" w:eastAsia="Arial" w:hAnsi="Arial"/>
@@ -12293,7 +12293,7 @@
               <w:spacing w:after="10" w:before="0"/>
               <w:ind w:left="120"/>
             </w:pPr>
-            <w:hyperlink w:history="1" r:id="rIdry8nyrq2h8sf_lgxzlxjz">
+            <w:hyperlink w:history="1" r:id="rIdifgvflkfeenxoj76kg8tt">
               <w:r>
                 <w:rPr>
                   <w:rFonts w:ascii="Arial" w:cs="Arial" w:eastAsia="Arial" w:hAnsi="Arial"/>
@@ -12488,7 +12488,7 @@
             <w:pPr>
               <w:spacing w:after="20" w:before="0"/>
             </w:pPr>
-            <w:hyperlink w:history="1" r:id="rIdihrmfi59bqummvto2pzk4">
+            <w:hyperlink w:history="1" r:id="rIdyrqnbabqvlgwumiavdzee">
               <w:r>
                 <w:rPr>
                   <w:rFonts w:ascii="Arial" w:cs="Arial" w:eastAsia="Arial" w:hAnsi="Arial"/>
@@ -12521,7 +12521,7 @@
               <w:spacing w:after="10" w:before="0"/>
               <w:ind w:left="120"/>
             </w:pPr>
-            <w:hyperlink w:history="1" r:id="rIdeuwfzeiigfeeby5avytzh">
+            <w:hyperlink w:history="1" r:id="rIdywfihn_ivw4rbacke31uj">
               <w:r>
                 <w:rPr>
                   <w:rFonts w:ascii="Arial" w:cs="Arial" w:eastAsia="Arial" w:hAnsi="Arial"/>
@@ -12566,7 +12566,7 @@
             <w:pPr>
               <w:spacing w:after="20" w:before="0"/>
             </w:pPr>
-            <w:hyperlink w:history="1" r:id="rIdtabktukzfwzjisqr_pzu0">
+            <w:hyperlink w:history="1" r:id="rId7scltxmfdvcgvwzaxwqnt">
               <w:r>
                 <w:rPr>
                   <w:rFonts w:ascii="Arial" w:cs="Arial" w:eastAsia="Arial" w:hAnsi="Arial"/>
@@ -12599,7 +12599,7 @@
               <w:spacing w:after="10" w:before="0"/>
               <w:ind w:left="120"/>
             </w:pPr>
-            <w:hyperlink w:history="1" r:id="rIdaajm-ptwspjx3eqpvtxpx">
+            <w:hyperlink w:history="1" r:id="rIdr3lrzyksflpurjxwzx5aa">
               <w:r>
                 <w:rPr>
                   <w:rFonts w:ascii="Arial" w:cs="Arial" w:eastAsia="Arial" w:hAnsi="Arial"/>
@@ -12794,7 +12794,7 @@
             <w:pPr>
               <w:spacing w:after="20" w:before="0"/>
             </w:pPr>
-            <w:hyperlink w:history="1" r:id="rId1ile7iu9yqy2c6q7hqbyd">
+            <w:hyperlink w:history="1" r:id="rIde6irdldzkavxgvvlyowug">
               <w:r>
                 <w:rPr>
                   <w:rFonts w:ascii="Arial" w:cs="Arial" w:eastAsia="Arial" w:hAnsi="Arial"/>
@@ -12827,7 +12827,7 @@
               <w:spacing w:after="10" w:before="0"/>
               <w:ind w:left="120"/>
             </w:pPr>
-            <w:hyperlink w:history="1" r:id="rIdfwe0ol7qgfqya-aw9rcfb">
+            <w:hyperlink w:history="1" r:id="rIdi817lznespugmqodbastu">
               <w:r>
                 <w:rPr>
                   <w:rFonts w:ascii="Arial" w:cs="Arial" w:eastAsia="Arial" w:hAnsi="Arial"/>
@@ -12872,7 +12872,7 @@
             <w:pPr>
               <w:spacing w:after="20" w:before="0"/>
             </w:pPr>
-            <w:hyperlink w:history="1" r:id="rIderpbbudvazxoeno0twif3">
+            <w:hyperlink w:history="1" r:id="rIdelrkb8rnycu2eqmn6m_eu">
               <w:r>
                 <w:rPr>
                   <w:rFonts w:ascii="Arial" w:cs="Arial" w:eastAsia="Arial" w:hAnsi="Arial"/>
@@ -12905,7 +12905,7 @@
               <w:spacing w:after="10" w:before="0"/>
               <w:ind w:left="120"/>
             </w:pPr>
-            <w:hyperlink w:history="1" r:id="rIdjn95_znvwzrklzxarmgl5">
+            <w:hyperlink w:history="1" r:id="rIdwmwuuaxag92upexbkshm0">
               <w:r>
                 <w:rPr>
                   <w:rFonts w:ascii="Arial" w:cs="Arial" w:eastAsia="Arial" w:hAnsi="Arial"/>
@@ -13100,7 +13100,7 @@
             <w:pPr>
               <w:spacing w:after="20" w:before="0"/>
             </w:pPr>
-            <w:hyperlink w:history="1" r:id="rIdqu4do1ncdfk8xbfxpqarh">
+            <w:hyperlink w:history="1" r:id="rIdspzs24lgm2ls5drxj4d15">
               <w:r>
                 <w:rPr>
                   <w:rFonts w:ascii="Arial" w:cs="Arial" w:eastAsia="Arial" w:hAnsi="Arial"/>
@@ -13133,7 +13133,7 @@
               <w:spacing w:after="10" w:before="0"/>
               <w:ind w:left="120"/>
             </w:pPr>
-            <w:hyperlink w:history="1" r:id="rIdcypasplszabsbpmagjesh">
+            <w:hyperlink w:history="1" r:id="rIdfpuhhmurnodlpstgo4frr">
               <w:r>
                 <w:rPr>
                   <w:rFonts w:ascii="Arial" w:cs="Arial" w:eastAsia="Arial" w:hAnsi="Arial"/>
@@ -13178,7 +13178,7 @@
             <w:pPr>
               <w:spacing w:after="20" w:before="0"/>
             </w:pPr>
-            <w:hyperlink w:history="1" r:id="rIdiejnzazxvqs6bccxtosen">
+            <w:hyperlink w:history="1" r:id="rIdh35os99h3v3sih1c-7zii">
               <w:r>
                 <w:rPr>
                   <w:rFonts w:ascii="Arial" w:cs="Arial" w:eastAsia="Arial" w:hAnsi="Arial"/>
@@ -13211,7 +13211,7 @@
               <w:spacing w:after="10" w:before="0"/>
               <w:ind w:left="120"/>
             </w:pPr>
-            <w:hyperlink w:history="1" r:id="rIdlytsjk26uibuf2lcecfgq">
+            <w:hyperlink w:history="1" r:id="rId5xa0nyxg9_mdbr9fln1nk">
               <w:r>
                 <w:rPr>
                   <w:rFonts w:ascii="Arial" w:cs="Arial" w:eastAsia="Arial" w:hAnsi="Arial"/>
@@ -13406,7 +13406,7 @@
             <w:pPr>
               <w:spacing w:after="20" w:before="0"/>
             </w:pPr>
-            <w:hyperlink w:history="1" r:id="rIdrcuondl2ncegu2feq29wy">
+            <w:hyperlink w:history="1" r:id="rIdlftgjr6cs1tgq3zf9qt0t">
               <w:r>
                 <w:rPr>
                   <w:rFonts w:ascii="Arial" w:cs="Arial" w:eastAsia="Arial" w:hAnsi="Arial"/>
@@ -13439,7 +13439,7 @@
               <w:spacing w:after="10" w:before="0"/>
               <w:ind w:left="120"/>
             </w:pPr>
-            <w:hyperlink w:history="1" r:id="rIdq61nmruuebcdn7cuqauvg">
+            <w:hyperlink w:history="1" r:id="rIdtbe82vq6vxkfyal13ssd3">
               <w:r>
                 <w:rPr>
                   <w:rFonts w:ascii="Arial" w:cs="Arial" w:eastAsia="Arial" w:hAnsi="Arial"/>
@@ -13484,7 +13484,7 @@
             <w:pPr>
               <w:spacing w:after="20" w:before="0"/>
             </w:pPr>
-            <w:hyperlink w:history="1" r:id="rIdu1v_yffdcggp9wamd1koq">
+            <w:hyperlink w:history="1" r:id="rIda003tiui1d0iwbr-nu5ss">
               <w:r>
                 <w:rPr>
                   <w:rFonts w:ascii="Arial" w:cs="Arial" w:eastAsia="Arial" w:hAnsi="Arial"/>
@@ -13517,7 +13517,7 @@
               <w:spacing w:after="10" w:before="0"/>
               <w:ind w:left="120"/>
             </w:pPr>
-            <w:hyperlink w:history="1" r:id="rIdtej6fvag93c3vqsqkmr2v">
+            <w:hyperlink w:history="1" r:id="rIdpfsre1kgdi4ec2s5g7aoc">
               <w:r>
                 <w:rPr>
                   <w:rFonts w:ascii="Arial" w:cs="Arial" w:eastAsia="Arial" w:hAnsi="Arial"/>
@@ -14726,7 +14726,25 @@
             </w:tcMar>
             <w:vAlign w:val="top"/>
           </w:tcPr>
-          <w:p/>
+          <w:p>
+            <w:pPr>
+              <w:spacing w:after="40" w:before="0"/>
+              <w:jc w:val="left"/>
+            </w:pPr>
+            <w:r>
+              <w:rPr>
+                <w:rFonts w:ascii="Arial" w:cs="Arial" w:eastAsia="Arial" w:hAnsi="Arial"/>
+                <w:b w:val="false"/>
+                <w:bCs w:val="false"/>
+                <w:i w:val="false"/>
+                <w:iCs w:val="false"/>
+                <w:color w:val="000000"/>
+                <w:sz w:val="18"/>
+                <w:szCs w:val="18"/>
+              </w:rPr>
+              <w:t xml:space="preserve">Warn learners that candle wax is flammable — no open flames near wax samples during the lesson. Aluminium foil edges can be sharp — handle with care and avoid pressing edges against skin. The conductivity circuit uses a 1.5 V AA battery or a 3 V coin cell only — no mains electricity. Graphite dust is irritating to eyes — do not blow on graphite samples. Wash hands after handling all substances. Teacher should check that no learner has a skin allergy to any substance before the lesson begins.</w:t>
+            </w:r>
+          </w:p>
         </w:tc>
       </w:tr>
     </w:tbl>
@@ -15100,7 +15118,7 @@
             <w:pPr>
               <w:spacing w:after="20" w:before="0"/>
             </w:pPr>
-            <w:hyperlink w:history="1" r:id="rIdetutedrg-tz4rilnacoqk">
+            <w:hyperlink w:history="1" r:id="rIdtevp94epsxtx_jflkexkr">
               <w:r>
                 <w:rPr>
                   <w:rFonts w:ascii="Arial" w:cs="Arial" w:eastAsia="Arial" w:hAnsi="Arial"/>
@@ -15133,7 +15151,7 @@
               <w:spacing w:after="10" w:before="0"/>
               <w:ind w:left="120"/>
             </w:pPr>
-            <w:hyperlink w:history="1" r:id="rId2tcjawoatoowihti4sbzr">
+            <w:hyperlink w:history="1" r:id="rIdic96btxkqo8ycr83cwji5">
               <w:r>
                 <w:rPr>
                   <w:rFonts w:ascii="Arial" w:cs="Arial" w:eastAsia="Arial" w:hAnsi="Arial"/>
@@ -15178,7 +15196,7 @@
             <w:pPr>
               <w:spacing w:after="20" w:before="0"/>
             </w:pPr>
-            <w:hyperlink w:history="1" r:id="rId9sk_geivsnmgvvo1u2apy">
+            <w:hyperlink w:history="1" r:id="rIdkgkewonepfhlyzopwxacd">
               <w:r>
                 <w:rPr>
                   <w:rFonts w:ascii="Arial" w:cs="Arial" w:eastAsia="Arial" w:hAnsi="Arial"/>
@@ -15211,7 +15229,7 @@
               <w:spacing w:after="10" w:before="0"/>
               <w:ind w:left="120"/>
             </w:pPr>
-            <w:hyperlink w:history="1" r:id="rIduq5fykpao8fw0dforfz_o">
+            <w:hyperlink w:history="1" r:id="rIdhpfbd32lh3zo57aoqo73s">
               <w:r>
                 <w:rPr>
                   <w:rFonts w:ascii="Arial" w:cs="Arial" w:eastAsia="Arial" w:hAnsi="Arial"/>
@@ -15406,7 +15424,7 @@
             <w:pPr>
               <w:spacing w:after="20" w:before="0"/>
             </w:pPr>
-            <w:hyperlink w:history="1" r:id="rIdleul8ckr02rx0atkdhyzq">
+            <w:hyperlink w:history="1" r:id="rIdb9kejerugkuuq6yiyzv1z">
               <w:r>
                 <w:rPr>
                   <w:rFonts w:ascii="Arial" w:cs="Arial" w:eastAsia="Arial" w:hAnsi="Arial"/>
@@ -15439,7 +15457,7 @@
               <w:spacing w:after="10" w:before="0"/>
               <w:ind w:left="120"/>
             </w:pPr>
-            <w:hyperlink w:history="1" r:id="rIde49rlzgkzmtd36hbidwtd">
+            <w:hyperlink w:history="1" r:id="rIdunpdmfe7teplrj-vy6iot">
               <w:r>
                 <w:rPr>
                   <w:rFonts w:ascii="Arial" w:cs="Arial" w:eastAsia="Arial" w:hAnsi="Arial"/>
@@ -15484,7 +15502,7 @@
             <w:pPr>
               <w:spacing w:after="20" w:before="0"/>
             </w:pPr>
-            <w:hyperlink w:history="1" r:id="rIdtffpvcklj2u_4jv9bhw7p">
+            <w:hyperlink w:history="1" r:id="rId-q6n9swe9xn42ippz1--j">
               <w:r>
                 <w:rPr>
                   <w:rFonts w:ascii="Arial" w:cs="Arial" w:eastAsia="Arial" w:hAnsi="Arial"/>
@@ -15517,7 +15535,7 @@
               <w:spacing w:after="10" w:before="0"/>
               <w:ind w:left="120"/>
             </w:pPr>
-            <w:hyperlink w:history="1" r:id="rIdajfbxdrgg1bjlopyufsyz">
+            <w:hyperlink w:history="1" r:id="rIdgavd-c5vilq1fcpkgp_c7">
               <w:r>
                 <w:rPr>
                   <w:rFonts w:ascii="Arial" w:cs="Arial" w:eastAsia="Arial" w:hAnsi="Arial"/>
@@ -15712,7 +15730,7 @@
             <w:pPr>
               <w:spacing w:after="20" w:before="0"/>
             </w:pPr>
-            <w:hyperlink w:history="1" r:id="rIdryww8nrvlffjm_evh-g4x">
+            <w:hyperlink w:history="1" r:id="rIdor2ic5mtfkpfj_yhidx7o">
               <w:r>
                 <w:rPr>
                   <w:rFonts w:ascii="Arial" w:cs="Arial" w:eastAsia="Arial" w:hAnsi="Arial"/>
@@ -15745,7 +15763,7 @@
               <w:spacing w:after="10" w:before="0"/>
               <w:ind w:left="120"/>
             </w:pPr>
-            <w:hyperlink w:history="1" r:id="rIdvndt4zrhe-dyfdntrd9vd">
+            <w:hyperlink w:history="1" r:id="rIdzbhkkridxovylheekkmsb">
               <w:r>
                 <w:rPr>
                   <w:rFonts w:ascii="Arial" w:cs="Arial" w:eastAsia="Arial" w:hAnsi="Arial"/>
@@ -15790,7 +15808,7 @@
             <w:pPr>
               <w:spacing w:after="20" w:before="0"/>
             </w:pPr>
-            <w:hyperlink w:history="1" r:id="rIdgfjawblhq2xw_ujz6lzhn">
+            <w:hyperlink w:history="1" r:id="rIdd8iokmyhus4qzhkxuysbv">
               <w:r>
                 <w:rPr>
                   <w:rFonts w:ascii="Arial" w:cs="Arial" w:eastAsia="Arial" w:hAnsi="Arial"/>
@@ -15823,7 +15841,7 @@
               <w:spacing w:after="10" w:before="0"/>
               <w:ind w:left="120"/>
             </w:pPr>
-            <w:hyperlink w:history="1" r:id="rIdlid_dnidovlqm-deg1tvy">
+            <w:hyperlink w:history="1" r:id="rIdvhgjoxfxjkxhffjixi4ht">
               <w:r>
                 <w:rPr>
                   <w:rFonts w:ascii="Arial" w:cs="Arial" w:eastAsia="Arial" w:hAnsi="Arial"/>
@@ -16018,7 +16036,7 @@
             <w:pPr>
               <w:spacing w:after="20" w:before="0"/>
             </w:pPr>
-            <w:hyperlink w:history="1" r:id="rIdkbvrbnz-jwxzuglh60p3q">
+            <w:hyperlink w:history="1" r:id="rId6ylz8a0hidamfm2h1nsme">
               <w:r>
                 <w:rPr>
                   <w:rFonts w:ascii="Arial" w:cs="Arial" w:eastAsia="Arial" w:hAnsi="Arial"/>
@@ -16051,7 +16069,7 @@
               <w:spacing w:after="10" w:before="0"/>
               <w:ind w:left="120"/>
             </w:pPr>
-            <w:hyperlink w:history="1" r:id="rIdxiglkwek0vsj87p5dj7xb">
+            <w:hyperlink w:history="1" r:id="rIdh5rm7afhfcayv5o9hmhn8">
               <w:r>
                 <w:rPr>
                   <w:rFonts w:ascii="Arial" w:cs="Arial" w:eastAsia="Arial" w:hAnsi="Arial"/>
@@ -16096,7 +16114,7 @@
             <w:pPr>
               <w:spacing w:after="20" w:before="0"/>
             </w:pPr>
-            <w:hyperlink w:history="1" r:id="rIdo0wgkixlq7k4fkh-c6yvs">
+            <w:hyperlink w:history="1" r:id="rIdus20i5y51ik9wbgt7j-3l">
               <w:r>
                 <w:rPr>
                   <w:rFonts w:ascii="Arial" w:cs="Arial" w:eastAsia="Arial" w:hAnsi="Arial"/>
@@ -16129,7 +16147,7 @@
               <w:spacing w:after="10" w:before="0"/>
               <w:ind w:left="120"/>
             </w:pPr>
-            <w:hyperlink w:history="1" r:id="rIdhbl80rh7hhipbzjkblxhr">
+            <w:hyperlink w:history="1" r:id="rIdvjekd3n7bqdmgin7yky0v">
               <w:r>
                 <w:rPr>
                   <w:rFonts w:ascii="Arial" w:cs="Arial" w:eastAsia="Arial" w:hAnsi="Arial"/>
@@ -16324,7 +16342,7 @@
             <w:pPr>
               <w:spacing w:after="20" w:before="0"/>
             </w:pPr>
-            <w:hyperlink w:history="1" r:id="rIddcvncbspbgk9sfmbmmu5_">
+            <w:hyperlink w:history="1" r:id="rIdzjdohrqeh_ltcx7dwy1pf">
               <w:r>
                 <w:rPr>
                   <w:rFonts w:ascii="Arial" w:cs="Arial" w:eastAsia="Arial" w:hAnsi="Arial"/>
@@ -16357,7 +16375,7 @@
               <w:spacing w:after="10" w:before="0"/>
               <w:ind w:left="120"/>
             </w:pPr>
-            <w:hyperlink w:history="1" r:id="rIdw5tgrurnzqzrn6v5hsann">
+            <w:hyperlink w:history="1" r:id="rIdfx2ddr3o5ygn9psnrz_wz">
               <w:r>
                 <w:rPr>
                   <w:rFonts w:ascii="Arial" w:cs="Arial" w:eastAsia="Arial" w:hAnsi="Arial"/>
@@ -16402,7 +16420,7 @@
             <w:pPr>
               <w:spacing w:after="20" w:before="0"/>
             </w:pPr>
-            <w:hyperlink w:history="1" r:id="rIdseyggcxphydwcnopkscuf">
+            <w:hyperlink w:history="1" r:id="rIdp1esdb9uoibpthmvie3op">
               <w:r>
                 <w:rPr>
                   <w:rFonts w:ascii="Arial" w:cs="Arial" w:eastAsia="Arial" w:hAnsi="Arial"/>
@@ -16435,7 +16453,7 @@
               <w:spacing w:after="10" w:before="0"/>
               <w:ind w:left="120"/>
             </w:pPr>
-            <w:hyperlink w:history="1" r:id="rId8no769vkcx1k7a9k1tvct">
+            <w:hyperlink w:history="1" r:id="rIduvm0awaekwuibauslgt_o">
               <w:r>
                 <w:rPr>
                   <w:rFonts w:ascii="Arial" w:cs="Arial" w:eastAsia="Arial" w:hAnsi="Arial"/>
@@ -17922,7 +17940,7 @@
             <w:pPr>
               <w:spacing w:after="20" w:before="0"/>
             </w:pPr>
-            <w:hyperlink w:history="1" r:id="rId-bsnysku_aveo28krc-pk">
+            <w:hyperlink w:history="1" r:id="rIduq6giclmansecy2tqsjuh">
               <w:r>
                 <w:rPr>
                   <w:rFonts w:ascii="Arial" w:cs="Arial" w:eastAsia="Arial" w:hAnsi="Arial"/>
@@ -17955,7 +17973,7 @@
               <w:spacing w:after="10" w:before="0"/>
               <w:ind w:left="120"/>
             </w:pPr>
-            <w:hyperlink w:history="1" r:id="rIdfieeeswqedmzmlzwmhscw">
+            <w:hyperlink w:history="1" r:id="rIdpanhhioc7ue0h_ghdu5t_">
               <w:r>
                 <w:rPr>
                   <w:rFonts w:ascii="Arial" w:cs="Arial" w:eastAsia="Arial" w:hAnsi="Arial"/>
@@ -18000,7 +18018,7 @@
             <w:pPr>
               <w:spacing w:after="20" w:before="0"/>
             </w:pPr>
-            <w:hyperlink w:history="1" r:id="rId4sx8_v9bjtmutxshkmr7f">
+            <w:hyperlink w:history="1" r:id="rIdtuw3ji72hz7si9ekgxopw">
               <w:r>
                 <w:rPr>
                   <w:rFonts w:ascii="Arial" w:cs="Arial" w:eastAsia="Arial" w:hAnsi="Arial"/>
@@ -18033,7 +18051,7 @@
               <w:spacing w:after="10" w:before="0"/>
               <w:ind w:left="120"/>
             </w:pPr>
-            <w:hyperlink w:history="1" r:id="rIdomc87hn2nb-tgzobnhvsc">
+            <w:hyperlink w:history="1" r:id="rIdvanlvfjqy45esxbtryavv">
               <w:r>
                 <w:rPr>
                   <w:rFonts w:ascii="Arial" w:cs="Arial" w:eastAsia="Arial" w:hAnsi="Arial"/>
@@ -18228,7 +18246,7 @@
             <w:pPr>
               <w:spacing w:after="20" w:before="0"/>
             </w:pPr>
-            <w:hyperlink w:history="1" r:id="rIdslkxh1zkzd9lgfqjk2faj">
+            <w:hyperlink w:history="1" r:id="rIdsltlzrwtufiyr7qrrapwr">
               <w:r>
                 <w:rPr>
                   <w:rFonts w:ascii="Arial" w:cs="Arial" w:eastAsia="Arial" w:hAnsi="Arial"/>
@@ -18261,7 +18279,7 @@
               <w:spacing w:after="10" w:before="0"/>
               <w:ind w:left="120"/>
             </w:pPr>
-            <w:hyperlink w:history="1" r:id="rId4mtyojssopjlmajsrxra8">
+            <w:hyperlink w:history="1" r:id="rIdr4pqnoheheshuuwnqt-hu">
               <w:r>
                 <w:rPr>
                   <w:rFonts w:ascii="Arial" w:cs="Arial" w:eastAsia="Arial" w:hAnsi="Arial"/>
@@ -18306,7 +18324,7 @@
             <w:pPr>
               <w:spacing w:after="20" w:before="0"/>
             </w:pPr>
-            <w:hyperlink w:history="1" r:id="rIdthdey6on-ah_4zm1egd7p">
+            <w:hyperlink w:history="1" r:id="rIdmn0omimhtxkcra7db8qgd">
               <w:r>
                 <w:rPr>
                   <w:rFonts w:ascii="Arial" w:cs="Arial" w:eastAsia="Arial" w:hAnsi="Arial"/>
@@ -18339,7 +18357,7 @@
               <w:spacing w:after="10" w:before="0"/>
               <w:ind w:left="120"/>
             </w:pPr>
-            <w:hyperlink w:history="1" r:id="rIdvbbwlklrifcandimdwk_x">
+            <w:hyperlink w:history="1" r:id="rId9doq1rielqavv6_8xcdb8">
               <w:r>
                 <w:rPr>
                   <w:rFonts w:ascii="Arial" w:cs="Arial" w:eastAsia="Arial" w:hAnsi="Arial"/>
@@ -18534,7 +18552,7 @@
             <w:pPr>
               <w:spacing w:after="20" w:before="0"/>
             </w:pPr>
-            <w:hyperlink w:history="1" r:id="rId-dmnfvvk11y_luhasvjzv">
+            <w:hyperlink w:history="1" r:id="rIdjj7vbswlv4dlj7tvb-_bi">
               <w:r>
                 <w:rPr>
                   <w:rFonts w:ascii="Arial" w:cs="Arial" w:eastAsia="Arial" w:hAnsi="Arial"/>
@@ -18567,7 +18585,7 @@
               <w:spacing w:after="10" w:before="0"/>
               <w:ind w:left="120"/>
             </w:pPr>
-            <w:hyperlink w:history="1" r:id="rIdf1wdb6cx4hgay9jrxyx_a">
+            <w:hyperlink w:history="1" r:id="rIdkxsfvr6xwt1zxpmq15a4j">
               <w:r>
                 <w:rPr>
                   <w:rFonts w:ascii="Arial" w:cs="Arial" w:eastAsia="Arial" w:hAnsi="Arial"/>
@@ -18612,7 +18630,7 @@
             <w:pPr>
               <w:spacing w:after="20" w:before="0"/>
             </w:pPr>
-            <w:hyperlink w:history="1" r:id="rIdmziwqwmgwjmaqlyabvjlv">
+            <w:hyperlink w:history="1" r:id="rIdt8oj0khsbkrlurkfijxgt">
               <w:r>
                 <w:rPr>
                   <w:rFonts w:ascii="Arial" w:cs="Arial" w:eastAsia="Arial" w:hAnsi="Arial"/>
@@ -18645,7 +18663,7 @@
               <w:spacing w:after="10" w:before="0"/>
               <w:ind w:left="120"/>
             </w:pPr>
-            <w:hyperlink w:history="1" r:id="rId23m-hpacgymbeqdjaad-r">
+            <w:hyperlink w:history="1" r:id="rIdx1h-ll0cpqo4lztit6e0a">
               <w:r>
                 <w:rPr>
                   <w:rFonts w:ascii="Arial" w:cs="Arial" w:eastAsia="Arial" w:hAnsi="Arial"/>
@@ -18840,7 +18858,7 @@
             <w:pPr>
               <w:spacing w:after="20" w:before="0"/>
             </w:pPr>
-            <w:hyperlink w:history="1" r:id="rIdqliuz0mh0jqycanwlfd10">
+            <w:hyperlink w:history="1" r:id="rIdduzljgwphp4ysmr0g0s-_">
               <w:r>
                 <w:rPr>
                   <w:rFonts w:ascii="Arial" w:cs="Arial" w:eastAsia="Arial" w:hAnsi="Arial"/>
@@ -18873,7 +18891,7 @@
               <w:spacing w:after="10" w:before="0"/>
               <w:ind w:left="120"/>
             </w:pPr>
-            <w:hyperlink w:history="1" r:id="rIdebznnqhg1i6dikcdtf9bp">
+            <w:hyperlink w:history="1" r:id="rIdio4avkgzf5hzbxbk1tzui">
               <w:r>
                 <w:rPr>
                   <w:rFonts w:ascii="Arial" w:cs="Arial" w:eastAsia="Arial" w:hAnsi="Arial"/>
@@ -18918,7 +18936,7 @@
             <w:pPr>
               <w:spacing w:after="20" w:before="0"/>
             </w:pPr>
-            <w:hyperlink w:history="1" r:id="rIdctxlnkjdeexrp0ecouit0">
+            <w:hyperlink w:history="1" r:id="rIdg28c1vznj3hqgdyjzyyrj">
               <w:r>
                 <w:rPr>
                   <w:rFonts w:ascii="Arial" w:cs="Arial" w:eastAsia="Arial" w:hAnsi="Arial"/>
@@ -18951,7 +18969,7 @@
               <w:spacing w:after="10" w:before="0"/>
               <w:ind w:left="120"/>
             </w:pPr>
-            <w:hyperlink w:history="1" r:id="rIdcikwsd_9uqfhamr50v5do">
+            <w:hyperlink w:history="1" r:id="rIdpnvj6m5zrvod-aml68gk_">
               <w:r>
                 <w:rPr>
                   <w:rFonts w:ascii="Arial" w:cs="Arial" w:eastAsia="Arial" w:hAnsi="Arial"/>
@@ -19146,7 +19164,7 @@
             <w:pPr>
               <w:spacing w:after="20" w:before="0"/>
             </w:pPr>
-            <w:hyperlink w:history="1" r:id="rIdfznumj5rkvd4lexvbxkgz">
+            <w:hyperlink w:history="1" r:id="rId-vss-mfdhbmhnlcttzm1p">
               <w:r>
                 <w:rPr>
                   <w:rFonts w:ascii="Arial" w:cs="Arial" w:eastAsia="Arial" w:hAnsi="Arial"/>
@@ -19179,7 +19197,7 @@
               <w:spacing w:after="10" w:before="0"/>
               <w:ind w:left="120"/>
             </w:pPr>
-            <w:hyperlink w:history="1" r:id="rId8_cxa81hkoif5fbgjxxuj">
+            <w:hyperlink w:history="1" r:id="rIdgdbk5yep9xyzxtbj61fm6">
               <w:r>
                 <w:rPr>
                   <w:rFonts w:ascii="Arial" w:cs="Arial" w:eastAsia="Arial" w:hAnsi="Arial"/>
@@ -19224,7 +19242,7 @@
             <w:pPr>
               <w:spacing w:after="20" w:before="0"/>
             </w:pPr>
-            <w:hyperlink w:history="1" r:id="rIdie2cfkqt1gn5nb-epvexy">
+            <w:hyperlink w:history="1" r:id="rIdseolsygdzuhaxx3-1icel">
               <w:r>
                 <w:rPr>
                   <w:rFonts w:ascii="Arial" w:cs="Arial" w:eastAsia="Arial" w:hAnsi="Arial"/>
@@ -19257,7 +19275,7 @@
               <w:spacing w:after="10" w:before="0"/>
               <w:ind w:left="120"/>
             </w:pPr>
-            <w:hyperlink w:history="1" r:id="rIdpdjwbwt3gosd1djkvl8ba">
+            <w:hyperlink w:history="1" r:id="rIdofibk1oy2xt616wximftw">
               <w:r>
                 <w:rPr>
                   <w:rFonts w:ascii="Arial" w:cs="Arial" w:eastAsia="Arial" w:hAnsi="Arial"/>
@@ -20744,7 +20762,7 @@
             <w:pPr>
               <w:spacing w:after="20" w:before="0"/>
             </w:pPr>
-            <w:hyperlink w:history="1" r:id="rIdn6ro6t87knlpl5qjk4q27">
+            <w:hyperlink w:history="1" r:id="rIduczp4ovn_zj0htqlhcfzd">
               <w:r>
                 <w:rPr>
                   <w:rFonts w:ascii="Arial" w:cs="Arial" w:eastAsia="Arial" w:hAnsi="Arial"/>
@@ -20777,7 +20795,7 @@
               <w:spacing w:after="10" w:before="0"/>
               <w:ind w:left="120"/>
             </w:pPr>
-            <w:hyperlink w:history="1" r:id="rId0zfcaz5k_civ43disjdy7">
+            <w:hyperlink w:history="1" r:id="rIdwphliuugmmdhicvw5hs_c">
               <w:r>
                 <w:rPr>
                   <w:rFonts w:ascii="Arial" w:cs="Arial" w:eastAsia="Arial" w:hAnsi="Arial"/>
@@ -20822,7 +20840,7 @@
             <w:pPr>
               <w:spacing w:after="20" w:before="0"/>
             </w:pPr>
-            <w:hyperlink w:history="1" r:id="rIdnj63ubbymp-lmxpu6xsm0">
+            <w:hyperlink w:history="1" r:id="rId90uvudp9jxajdx6vujbir">
               <w:r>
                 <w:rPr>
                   <w:rFonts w:ascii="Arial" w:cs="Arial" w:eastAsia="Arial" w:hAnsi="Arial"/>
@@ -20855,7 +20873,7 @@
               <w:spacing w:after="10" w:before="0"/>
               <w:ind w:left="120"/>
             </w:pPr>
-            <w:hyperlink w:history="1" r:id="rIdaalq5ptszufra9oiboo8i">
+            <w:hyperlink w:history="1" r:id="rIde3zn3mvk0q17zkrb7_4j2">
               <w:r>
                 <w:rPr>
                   <w:rFonts w:ascii="Arial" w:cs="Arial" w:eastAsia="Arial" w:hAnsi="Arial"/>
@@ -21050,7 +21068,7 @@
             <w:pPr>
               <w:spacing w:after="20" w:before="0"/>
             </w:pPr>
-            <w:hyperlink w:history="1" r:id="rIdb3qpgn2yfgrji4gcofu06">
+            <w:hyperlink w:history="1" r:id="rIdm0001o9zueemzjkhc1xip">
               <w:r>
                 <w:rPr>
                   <w:rFonts w:ascii="Arial" w:cs="Arial" w:eastAsia="Arial" w:hAnsi="Arial"/>
@@ -21083,7 +21101,7 @@
               <w:spacing w:after="10" w:before="0"/>
               <w:ind w:left="120"/>
             </w:pPr>
-            <w:hyperlink w:history="1" r:id="rId7gyf3cwb6to-v-hzgoufx">
+            <w:hyperlink w:history="1" r:id="rIde8uwtmey1txzia2dp9uy0">
               <w:r>
                 <w:rPr>
                   <w:rFonts w:ascii="Arial" w:cs="Arial" w:eastAsia="Arial" w:hAnsi="Arial"/>
@@ -21128,7 +21146,7 @@
             <w:pPr>
               <w:spacing w:after="20" w:before="0"/>
             </w:pPr>
-            <w:hyperlink w:history="1" r:id="rIdqt_huy4nybdzg-feyn6xx">
+            <w:hyperlink w:history="1" r:id="rIdmr67reai-jqudonehsfdk">
               <w:r>
                 <w:rPr>
                   <w:rFonts w:ascii="Arial" w:cs="Arial" w:eastAsia="Arial" w:hAnsi="Arial"/>
@@ -21161,7 +21179,7 @@
               <w:spacing w:after="10" w:before="0"/>
               <w:ind w:left="120"/>
             </w:pPr>
-            <w:hyperlink w:history="1" r:id="rIdcp0ddtdq2f5i_-cyrnmr3">
+            <w:hyperlink w:history="1" r:id="rId2n5ldrmf6qb-4khqa1tbf">
               <w:r>
                 <w:rPr>
                   <w:rFonts w:ascii="Arial" w:cs="Arial" w:eastAsia="Arial" w:hAnsi="Arial"/>
@@ -21356,7 +21374,7 @@
             <w:pPr>
               <w:spacing w:after="20" w:before="0"/>
             </w:pPr>
-            <w:hyperlink w:history="1" r:id="rIdgu83hlf0r_qp3j7phjbqd">
+            <w:hyperlink w:history="1" r:id="rIdcsiswl-ovqhrcxon8qaxx">
               <w:r>
                 <w:rPr>
                   <w:rFonts w:ascii="Arial" w:cs="Arial" w:eastAsia="Arial" w:hAnsi="Arial"/>
@@ -21389,7 +21407,7 @@
               <w:spacing w:after="10" w:before="0"/>
               <w:ind w:left="120"/>
             </w:pPr>
-            <w:hyperlink w:history="1" r:id="rIdcqrsdd-tq_15gis5iitnj">
+            <w:hyperlink w:history="1" r:id="rIdhdfylmtkf5czk77nxn80y">
               <w:r>
                 <w:rPr>
                   <w:rFonts w:ascii="Arial" w:cs="Arial" w:eastAsia="Arial" w:hAnsi="Arial"/>
@@ -21434,7 +21452,7 @@
             <w:pPr>
               <w:spacing w:after="20" w:before="0"/>
             </w:pPr>
-            <w:hyperlink w:history="1" r:id="rIdqibsjci6bmbfb-3wfv-bt">
+            <w:hyperlink w:history="1" r:id="rIdukfhrgo0bcsfdgsocbrmm">
               <w:r>
                 <w:rPr>
                   <w:rFonts w:ascii="Arial" w:cs="Arial" w:eastAsia="Arial" w:hAnsi="Arial"/>
@@ -21467,7 +21485,7 @@
               <w:spacing w:after="10" w:before="0"/>
               <w:ind w:left="120"/>
             </w:pPr>
-            <w:hyperlink w:history="1" r:id="rId5xmjok59pnnqqevggkwjv">
+            <w:hyperlink w:history="1" r:id="rId4dac9j7-p8sfs9vpivui1">
               <w:r>
                 <w:rPr>
                   <w:rFonts w:ascii="Arial" w:cs="Arial" w:eastAsia="Arial" w:hAnsi="Arial"/>
@@ -21662,7 +21680,7 @@
             <w:pPr>
               <w:spacing w:after="20" w:before="0"/>
             </w:pPr>
-            <w:hyperlink w:history="1" r:id="rIddgjvndxjcjaqw763rmxl2">
+            <w:hyperlink w:history="1" r:id="rIdx9deblqa2hr_md4vp6fxk">
               <w:r>
                 <w:rPr>
                   <w:rFonts w:ascii="Arial" w:cs="Arial" w:eastAsia="Arial" w:hAnsi="Arial"/>
@@ -21695,7 +21713,7 @@
               <w:spacing w:after="10" w:before="0"/>
               <w:ind w:left="120"/>
             </w:pPr>
-            <w:hyperlink w:history="1" r:id="rIdbc8yjwi8nvmmoskalvfai">
+            <w:hyperlink w:history="1" r:id="rIdftnxtaumz86mszpbeepty">
               <w:r>
                 <w:rPr>
                   <w:rFonts w:ascii="Arial" w:cs="Arial" w:eastAsia="Arial" w:hAnsi="Arial"/>
@@ -21740,7 +21758,7 @@
             <w:pPr>
               <w:spacing w:after="20" w:before="0"/>
             </w:pPr>
-            <w:hyperlink w:history="1" r:id="rIdikbpdiosfkcufgy3rtwut">
+            <w:hyperlink w:history="1" r:id="rIdgccz2u0_zxcenrdnw2wgl">
               <w:r>
                 <w:rPr>
                   <w:rFonts w:ascii="Arial" w:cs="Arial" w:eastAsia="Arial" w:hAnsi="Arial"/>
@@ -21773,7 +21791,7 @@
               <w:spacing w:after="10" w:before="0"/>
               <w:ind w:left="120"/>
             </w:pPr>
-            <w:hyperlink w:history="1" r:id="rIdaigpnuxjtjxrf5bkrqqud">
+            <w:hyperlink w:history="1" r:id="rIdsssm0hllb9nearvxp3rvo">
               <w:r>
                 <w:rPr>
                   <w:rFonts w:ascii="Arial" w:cs="Arial" w:eastAsia="Arial" w:hAnsi="Arial"/>
@@ -21968,7 +21986,7 @@
             <w:pPr>
               <w:spacing w:after="20" w:before="0"/>
             </w:pPr>
-            <w:hyperlink w:history="1" r:id="rIdnkem_uhcmuantob5_txjv">
+            <w:hyperlink w:history="1" r:id="rIdgc_f-ir2nme29tnd-d_g3">
               <w:r>
                 <w:rPr>
                   <w:rFonts w:ascii="Arial" w:cs="Arial" w:eastAsia="Arial" w:hAnsi="Arial"/>
@@ -22001,7 +22019,7 @@
               <w:spacing w:after="10" w:before="0"/>
               <w:ind w:left="120"/>
             </w:pPr>
-            <w:hyperlink w:history="1" r:id="rIdag5hymfo-zxxoxzcyvbh3">
+            <w:hyperlink w:history="1" r:id="rIdxpxtjhpoo3rhp0-n7pwno">
               <w:r>
                 <w:rPr>
                   <w:rFonts w:ascii="Arial" w:cs="Arial" w:eastAsia="Arial" w:hAnsi="Arial"/>
@@ -22046,7 +22064,7 @@
             <w:pPr>
               <w:spacing w:after="20" w:before="0"/>
             </w:pPr>
-            <w:hyperlink w:history="1" r:id="rIddnk-k1ognbxlyegod53rm">
+            <w:hyperlink w:history="1" r:id="rId6zneo1gacs-ldxpfalutc">
               <w:r>
                 <w:rPr>
                   <w:rFonts w:ascii="Arial" w:cs="Arial" w:eastAsia="Arial" w:hAnsi="Arial"/>
@@ -22079,7 +22097,7 @@
               <w:spacing w:after="10" w:before="0"/>
               <w:ind w:left="120"/>
             </w:pPr>
-            <w:hyperlink w:history="1" r:id="rId89uoshn0_s-c6ncfw-sxw">
+            <w:hyperlink w:history="1" r:id="rIdodu2xap-rek06veoz_i8k">
               <w:r>
                 <w:rPr>
                   <w:rFonts w:ascii="Arial" w:cs="Arial" w:eastAsia="Arial" w:hAnsi="Arial"/>
@@ -23661,7 +23679,7 @@
             <w:pPr>
               <w:spacing w:after="20" w:before="0"/>
             </w:pPr>
-            <w:hyperlink w:history="1" r:id="rIdm7yonusuddtdy_zpfews_">
+            <w:hyperlink w:history="1" r:id="rId0bigcfhkqndlzohevhk1u">
               <w:r>
                 <w:rPr>
                   <w:rFonts w:ascii="Arial" w:cs="Arial" w:eastAsia="Arial" w:hAnsi="Arial"/>
@@ -23694,7 +23712,7 @@
               <w:spacing w:after="10" w:before="0"/>
               <w:ind w:left="120"/>
             </w:pPr>
-            <w:hyperlink w:history="1" r:id="rIdzh2j76oc01oeb5ugnpvp6">
+            <w:hyperlink w:history="1" r:id="rIdft8lkgivtshrmr5vm8tuu">
               <w:r>
                 <w:rPr>
                   <w:rFonts w:ascii="Arial" w:cs="Arial" w:eastAsia="Arial" w:hAnsi="Arial"/>
@@ -23739,7 +23757,7 @@
             <w:pPr>
               <w:spacing w:after="20" w:before="0"/>
             </w:pPr>
-            <w:hyperlink w:history="1" r:id="rIdtk8loanl-tvllyewffg34">
+            <w:hyperlink w:history="1" r:id="rIdulx8u49pirj5lgxd7jrgc">
               <w:r>
                 <w:rPr>
                   <w:rFonts w:ascii="Arial" w:cs="Arial" w:eastAsia="Arial" w:hAnsi="Arial"/>
@@ -23772,7 +23790,7 @@
               <w:spacing w:after="10" w:before="0"/>
               <w:ind w:left="120"/>
             </w:pPr>
-            <w:hyperlink w:history="1" r:id="rIdgf9ydd7q7rwesbn_1cwip">
+            <w:hyperlink w:history="1" r:id="rIdx2hlqelsnwz9qwsgzecs7">
               <w:r>
                 <w:rPr>
                   <w:rFonts w:ascii="Arial" w:cs="Arial" w:eastAsia="Arial" w:hAnsi="Arial"/>
@@ -23967,7 +23985,7 @@
             <w:pPr>
               <w:spacing w:after="20" w:before="0"/>
             </w:pPr>
-            <w:hyperlink w:history="1" r:id="rIdl_o-i_46k8b8rfa8wwcxb">
+            <w:hyperlink w:history="1" r:id="rIdowek2fcvqiq5oxi3xs_nc">
               <w:r>
                 <w:rPr>
                   <w:rFonts w:ascii="Arial" w:cs="Arial" w:eastAsia="Arial" w:hAnsi="Arial"/>
@@ -24000,7 +24018,7 @@
               <w:spacing w:after="10" w:before="0"/>
               <w:ind w:left="120"/>
             </w:pPr>
-            <w:hyperlink w:history="1" r:id="rIdnjjf2tyqaufn8wj9yazdj">
+            <w:hyperlink w:history="1" r:id="rIdfrzesak6nyauqbal_ch1n">
               <w:r>
                 <w:rPr>
                   <w:rFonts w:ascii="Arial" w:cs="Arial" w:eastAsia="Arial" w:hAnsi="Arial"/>
@@ -24045,7 +24063,7 @@
             <w:pPr>
               <w:spacing w:after="20" w:before="0"/>
             </w:pPr>
-            <w:hyperlink w:history="1" r:id="rIdceqb4b-alnackuypqh7p_">
+            <w:hyperlink w:history="1" r:id="rIduj7oqybmqgrmhkg8qncj8">
               <w:r>
                 <w:rPr>
                   <w:rFonts w:ascii="Arial" w:cs="Arial" w:eastAsia="Arial" w:hAnsi="Arial"/>
@@ -24078,7 +24096,7 @@
               <w:spacing w:after="10" w:before="0"/>
               <w:ind w:left="120"/>
             </w:pPr>
-            <w:hyperlink w:history="1" r:id="rIdgt79notc_ovvc_ahu-yud">
+            <w:hyperlink w:history="1" r:id="rId46dz79wwekk9vy5llne89">
               <w:r>
                 <w:rPr>
                   <w:rFonts w:ascii="Arial" w:cs="Arial" w:eastAsia="Arial" w:hAnsi="Arial"/>
@@ -24273,7 +24291,7 @@
             <w:pPr>
               <w:spacing w:after="20" w:before="0"/>
             </w:pPr>
-            <w:hyperlink w:history="1" r:id="rIdadd-vi1ysqsbe62qxyplx">
+            <w:hyperlink w:history="1" r:id="rId2vaw3ns2a_pvqvym-j2c7">
               <w:r>
                 <w:rPr>
                   <w:rFonts w:ascii="Arial" w:cs="Arial" w:eastAsia="Arial" w:hAnsi="Arial"/>
@@ -24306,7 +24324,7 @@
               <w:spacing w:after="10" w:before="0"/>
               <w:ind w:left="120"/>
             </w:pPr>
-            <w:hyperlink w:history="1" r:id="rIdpayy-ycsbewjyaangfowa">
+            <w:hyperlink w:history="1" r:id="rIdxkr6usiy-ufwoba1g-8ft">
               <w:r>
                 <w:rPr>
                   <w:rFonts w:ascii="Arial" w:cs="Arial" w:eastAsia="Arial" w:hAnsi="Arial"/>
@@ -24351,7 +24369,7 @@
             <w:pPr>
               <w:spacing w:after="20" w:before="0"/>
             </w:pPr>
-            <w:hyperlink w:history="1" r:id="rIdoc7crs3q1wggu-1u3qc8o">
+            <w:hyperlink w:history="1" r:id="rIdzifirjb2mul-ilaxr9jhy">
               <w:r>
                 <w:rPr>
                   <w:rFonts w:ascii="Arial" w:cs="Arial" w:eastAsia="Arial" w:hAnsi="Arial"/>
@@ -24384,7 +24402,7 @@
               <w:spacing w:after="10" w:before="0"/>
               <w:ind w:left="120"/>
             </w:pPr>
-            <w:hyperlink w:history="1" r:id="rIdluc2yq00tkdt0phx7dexy">
+            <w:hyperlink w:history="1" r:id="rIdarzyjynx5cao3syklvnbm">
               <w:r>
                 <w:rPr>
                   <w:rFonts w:ascii="Arial" w:cs="Arial" w:eastAsia="Arial" w:hAnsi="Arial"/>
@@ -24579,7 +24597,7 @@
             <w:pPr>
               <w:spacing w:after="20" w:before="0"/>
             </w:pPr>
-            <w:hyperlink w:history="1" r:id="rIdyasnb6wvy51klvixmcgmn">
+            <w:hyperlink w:history="1" r:id="rIdoxnitstavp5_g_m-ey-2v">
               <w:r>
                 <w:rPr>
                   <w:rFonts w:ascii="Arial" w:cs="Arial" w:eastAsia="Arial" w:hAnsi="Arial"/>
@@ -24612,7 +24630,7 @@
               <w:spacing w:after="10" w:before="0"/>
               <w:ind w:left="120"/>
             </w:pPr>
-            <w:hyperlink w:history="1" r:id="rIdefuzxsw9-0znovbu3xjne">
+            <w:hyperlink w:history="1" r:id="rIdhbniilrme1ewclvmrljal">
               <w:r>
                 <w:rPr>
                   <w:rFonts w:ascii="Arial" w:cs="Arial" w:eastAsia="Arial" w:hAnsi="Arial"/>
@@ -24657,7 +24675,7 @@
             <w:pPr>
               <w:spacing w:after="20" w:before="0"/>
             </w:pPr>
-            <w:hyperlink w:history="1" r:id="rIdre5jbmilwigjqf0ly0m3i">
+            <w:hyperlink w:history="1" r:id="rIdoecqoxipyojkpde340fqt">
               <w:r>
                 <w:rPr>
                   <w:rFonts w:ascii="Arial" w:cs="Arial" w:eastAsia="Arial" w:hAnsi="Arial"/>
@@ -24690,7 +24708,7 @@
               <w:spacing w:after="10" w:before="0"/>
               <w:ind w:left="120"/>
             </w:pPr>
-            <w:hyperlink w:history="1" r:id="rId_m8z7jcv3_dry3pxgjhw8">
+            <w:hyperlink w:history="1" r:id="rIdbhrujtdqzsysr-9qk4mfp">
               <w:r>
                 <w:rPr>
                   <w:rFonts w:ascii="Arial" w:cs="Arial" w:eastAsia="Arial" w:hAnsi="Arial"/>
@@ -24885,7 +24903,7 @@
             <w:pPr>
               <w:spacing w:after="20" w:before="0"/>
             </w:pPr>
-            <w:hyperlink w:history="1" r:id="rIdzwybzn3wqz6eghvqtafuh">
+            <w:hyperlink w:history="1" r:id="rIdabudkmsi3xmjvy9t-lpuv">
               <w:r>
                 <w:rPr>
                   <w:rFonts w:ascii="Arial" w:cs="Arial" w:eastAsia="Arial" w:hAnsi="Arial"/>
@@ -24918,7 +24936,7 @@
               <w:spacing w:after="10" w:before="0"/>
               <w:ind w:left="120"/>
             </w:pPr>
-            <w:hyperlink w:history="1" r:id="rIdrbyc9ilhwjcbxvnfbyffw">
+            <w:hyperlink w:history="1" r:id="rIdowyj7ev268myogemfo7e4">
               <w:r>
                 <w:rPr>
                   <w:rFonts w:ascii="Arial" w:cs="Arial" w:eastAsia="Arial" w:hAnsi="Arial"/>
@@ -24963,7 +24981,7 @@
             <w:pPr>
               <w:spacing w:after="20" w:before="0"/>
             </w:pPr>
-            <w:hyperlink w:history="1" r:id="rId-l_tyvm1986tgo2fiitei">
+            <w:hyperlink w:history="1" r:id="rIdupuyhztev03j8a1d1uowx">
               <w:r>
                 <w:rPr>
                   <w:rFonts w:ascii="Arial" w:cs="Arial" w:eastAsia="Arial" w:hAnsi="Arial"/>
@@ -24996,7 +25014,7 @@
               <w:spacing w:after="10" w:before="0"/>
               <w:ind w:left="120"/>
             </w:pPr>
-            <w:hyperlink w:history="1" r:id="rIdhlfkzq9qwksftrs_ouhs5">
+            <w:hyperlink w:history="1" r:id="rIdxougheaehwj39a9wh0ohu">
               <w:r>
                 <w:rPr>
                   <w:rFonts w:ascii="Arial" w:cs="Arial" w:eastAsia="Arial" w:hAnsi="Arial"/>

--- a/data/outputs/v2/General_Science/SS2.3_Chemical_Bonding/General_Science_Chemical_Bonding_CBE_LessonSequence.docx
+++ b/data/outputs/v2/General_Science/SS2.3_Chemical_Bonding/General_Science_Chemical_Bonding_CBE_LessonSequence.docx
@@ -3526,7 +3526,7 @@
             <w:pPr>
               <w:spacing w:after="20" w:before="0"/>
             </w:pPr>
-            <w:hyperlink w:history="1" r:id="rId9mywis8aodqv8gaarwvs-">
+            <w:hyperlink w:history="1" r:id="rIddiyrklqlwkyhsids8jbgz">
               <w:r>
                 <w:rPr>
                   <w:rFonts w:ascii="Arial" w:cs="Arial" w:eastAsia="Arial" w:hAnsi="Arial"/>
@@ -3559,7 +3559,7 @@
               <w:spacing w:after="10" w:before="0"/>
               <w:ind w:left="120"/>
             </w:pPr>
-            <w:hyperlink w:history="1" r:id="rIdh15siyc2dl7u7yizgztax">
+            <w:hyperlink w:history="1" r:id="rIdyu9f8xlmf9ikmfyhgfz7e">
               <w:r>
                 <w:rPr>
                   <w:rFonts w:ascii="Arial" w:cs="Arial" w:eastAsia="Arial" w:hAnsi="Arial"/>
@@ -3604,7 +3604,7 @@
             <w:pPr>
               <w:spacing w:after="20" w:before="0"/>
             </w:pPr>
-            <w:hyperlink w:history="1" r:id="rIdkmpxxs98is6smhkp0ca6d">
+            <w:hyperlink w:history="1" r:id="rId7crh3luf3mhqcdfap5cv5">
               <w:r>
                 <w:rPr>
                   <w:rFonts w:ascii="Arial" w:cs="Arial" w:eastAsia="Arial" w:hAnsi="Arial"/>
@@ -3637,7 +3637,7 @@
               <w:spacing w:after="10" w:before="0"/>
               <w:ind w:left="120"/>
             </w:pPr>
-            <w:hyperlink w:history="1" r:id="rIdqjozrcdv4joamcsity8dg">
+            <w:hyperlink w:history="1" r:id="rIdftwxnqbkiwid4048wxyza">
               <w:r>
                 <w:rPr>
                   <w:rFonts w:ascii="Arial" w:cs="Arial" w:eastAsia="Arial" w:hAnsi="Arial"/>
@@ -3832,7 +3832,7 @@
             <w:pPr>
               <w:spacing w:after="20" w:before="0"/>
             </w:pPr>
-            <w:hyperlink w:history="1" r:id="rIdoa5orbmz_db9hvdwizdve">
+            <w:hyperlink w:history="1" r:id="rIdobey9h8amqx6wmxyitobw">
               <w:r>
                 <w:rPr>
                   <w:rFonts w:ascii="Arial" w:cs="Arial" w:eastAsia="Arial" w:hAnsi="Arial"/>
@@ -3865,7 +3865,7 @@
               <w:spacing w:after="10" w:before="0"/>
               <w:ind w:left="120"/>
             </w:pPr>
-            <w:hyperlink w:history="1" r:id="rIdvelvmzl1i_9mhhvjcko6k">
+            <w:hyperlink w:history="1" r:id="rIdkzzcsbgzay1d7uuqcqv_o">
               <w:r>
                 <w:rPr>
                   <w:rFonts w:ascii="Arial" w:cs="Arial" w:eastAsia="Arial" w:hAnsi="Arial"/>
@@ -3910,7 +3910,7 @@
             <w:pPr>
               <w:spacing w:after="20" w:before="0"/>
             </w:pPr>
-            <w:hyperlink w:history="1" r:id="rIdekmwpcej2jpzmkxqwuigi">
+            <w:hyperlink w:history="1" r:id="rIdqbdcmdodzj3dtijkr9vdy">
               <w:r>
                 <w:rPr>
                   <w:rFonts w:ascii="Arial" w:cs="Arial" w:eastAsia="Arial" w:hAnsi="Arial"/>
@@ -3943,7 +3943,7 @@
               <w:spacing w:after="10" w:before="0"/>
               <w:ind w:left="120"/>
             </w:pPr>
-            <w:hyperlink w:history="1" r:id="rIdgozthvjmcoueoegtugetn">
+            <w:hyperlink w:history="1" r:id="rIdtw8a0k60mjeak_y4wc7ib">
               <w:r>
                 <w:rPr>
                   <w:rFonts w:ascii="Arial" w:cs="Arial" w:eastAsia="Arial" w:hAnsi="Arial"/>
@@ -4138,7 +4138,7 @@
             <w:pPr>
               <w:spacing w:after="20" w:before="0"/>
             </w:pPr>
-            <w:hyperlink w:history="1" r:id="rIdezmxy0kjdnf9tw56gfacq">
+            <w:hyperlink w:history="1" r:id="rIdrbhfrbj2psn4q6anzelzn">
               <w:r>
                 <w:rPr>
                   <w:rFonts w:ascii="Arial" w:cs="Arial" w:eastAsia="Arial" w:hAnsi="Arial"/>
@@ -4171,7 +4171,7 @@
               <w:spacing w:after="10" w:before="0"/>
               <w:ind w:left="120"/>
             </w:pPr>
-            <w:hyperlink w:history="1" r:id="rIdpuksrbal7fzj35bhbzopv">
+            <w:hyperlink w:history="1" r:id="rIdqnymyoj-f6vafw5ektzxd">
               <w:r>
                 <w:rPr>
                   <w:rFonts w:ascii="Arial" w:cs="Arial" w:eastAsia="Arial" w:hAnsi="Arial"/>
@@ -4216,7 +4216,7 @@
             <w:pPr>
               <w:spacing w:after="20" w:before="0"/>
             </w:pPr>
-            <w:hyperlink w:history="1" r:id="rIdsckbqoy6ides4l3xh08ca">
+            <w:hyperlink w:history="1" r:id="rId15libbfsntd1sf8w8yqra">
               <w:r>
                 <w:rPr>
                   <w:rFonts w:ascii="Arial" w:cs="Arial" w:eastAsia="Arial" w:hAnsi="Arial"/>
@@ -4249,7 +4249,7 @@
               <w:spacing w:after="10" w:before="0"/>
               <w:ind w:left="120"/>
             </w:pPr>
-            <w:hyperlink w:history="1" r:id="rIdczpbl4ifgriwmlyu8xrc_">
+            <w:hyperlink w:history="1" r:id="rIdavfmlaeyw08kenn8upddd">
               <w:r>
                 <w:rPr>
                   <w:rFonts w:ascii="Arial" w:cs="Arial" w:eastAsia="Arial" w:hAnsi="Arial"/>
@@ -4444,7 +4444,7 @@
             <w:pPr>
               <w:spacing w:after="20" w:before="0"/>
             </w:pPr>
-            <w:hyperlink w:history="1" r:id="rIdi-x-lznbry1pqm1h3hyp6">
+            <w:hyperlink w:history="1" r:id="rIdsocuoeawimyg3y8jvckur">
               <w:r>
                 <w:rPr>
                   <w:rFonts w:ascii="Arial" w:cs="Arial" w:eastAsia="Arial" w:hAnsi="Arial"/>
@@ -4477,7 +4477,7 @@
               <w:spacing w:after="10" w:before="0"/>
               <w:ind w:left="120"/>
             </w:pPr>
-            <w:hyperlink w:history="1" r:id="rIdsknb19kdoaslx__7vb0is">
+            <w:hyperlink w:history="1" r:id="rIdc3kqm37ja6a4vvq9_5h_l">
               <w:r>
                 <w:rPr>
                   <w:rFonts w:ascii="Arial" w:cs="Arial" w:eastAsia="Arial" w:hAnsi="Arial"/>
@@ -4522,7 +4522,7 @@
             <w:pPr>
               <w:spacing w:after="20" w:before="0"/>
             </w:pPr>
-            <w:hyperlink w:history="1" r:id="rIdzexi5y4hwkiewoy5_7-h3">
+            <w:hyperlink w:history="1" r:id="rIdufyh7w8e9_i1u3jfs_gek">
               <w:r>
                 <w:rPr>
                   <w:rFonts w:ascii="Arial" w:cs="Arial" w:eastAsia="Arial" w:hAnsi="Arial"/>
@@ -4555,7 +4555,7 @@
               <w:spacing w:after="10" w:before="0"/>
               <w:ind w:left="120"/>
             </w:pPr>
-            <w:hyperlink w:history="1" r:id="rIdgz5phde4hk1kym-4mtnas">
+            <w:hyperlink w:history="1" r:id="rIduelrhumlazpt6b0v7kikg">
               <w:r>
                 <w:rPr>
                   <w:rFonts w:ascii="Arial" w:cs="Arial" w:eastAsia="Arial" w:hAnsi="Arial"/>
@@ -4750,7 +4750,7 @@
             <w:pPr>
               <w:spacing w:after="20" w:before="0"/>
             </w:pPr>
-            <w:hyperlink w:history="1" r:id="rIdd9morlgxlajyyt8up7pxn">
+            <w:hyperlink w:history="1" r:id="rIdpma4d7ndecpskodfd5xik">
               <w:r>
                 <w:rPr>
                   <w:rFonts w:ascii="Arial" w:cs="Arial" w:eastAsia="Arial" w:hAnsi="Arial"/>
@@ -4783,7 +4783,7 @@
               <w:spacing w:after="10" w:before="0"/>
               <w:ind w:left="120"/>
             </w:pPr>
-            <w:hyperlink w:history="1" r:id="rIdjl10zfcwlzmv6t6nuwput">
+            <w:hyperlink w:history="1" r:id="rIdgn_-rbok-ccj6qrzvs8a1">
               <w:r>
                 <w:rPr>
                   <w:rFonts w:ascii="Arial" w:cs="Arial" w:eastAsia="Arial" w:hAnsi="Arial"/>
@@ -4828,7 +4828,7 @@
             <w:pPr>
               <w:spacing w:after="20" w:before="0"/>
             </w:pPr>
-            <w:hyperlink w:history="1" r:id="rIdydflyrvzwj_ast0wruddt">
+            <w:hyperlink w:history="1" r:id="rIdmtut-dqjbywhvm1ju6mgw">
               <w:r>
                 <w:rPr>
                   <w:rFonts w:ascii="Arial" w:cs="Arial" w:eastAsia="Arial" w:hAnsi="Arial"/>
@@ -4861,7 +4861,7 @@
               <w:spacing w:after="10" w:before="0"/>
               <w:ind w:left="120"/>
             </w:pPr>
-            <w:hyperlink w:history="1" r:id="rIdoahwhkl3iaiyv-xynetv5">
+            <w:hyperlink w:history="1" r:id="rIdwayjeb6keihwnvrilmnnh">
               <w:r>
                 <w:rPr>
                   <w:rFonts w:ascii="Arial" w:cs="Arial" w:eastAsia="Arial" w:hAnsi="Arial"/>
@@ -6348,7 +6348,7 @@
             <w:pPr>
               <w:spacing w:after="20" w:before="0"/>
             </w:pPr>
-            <w:hyperlink w:history="1" r:id="rIdefnqn1y3qfkrxeuowng9y">
+            <w:hyperlink w:history="1" r:id="rIdvcwcqum3hkn3ezfothmnu">
               <w:r>
                 <w:rPr>
                   <w:rFonts w:ascii="Arial" w:cs="Arial" w:eastAsia="Arial" w:hAnsi="Arial"/>
@@ -6381,7 +6381,7 @@
               <w:spacing w:after="10" w:before="0"/>
               <w:ind w:left="120"/>
             </w:pPr>
-            <w:hyperlink w:history="1" r:id="rIdderppxld2trzhg5xhbc78">
+            <w:hyperlink w:history="1" r:id="rId6svtw5ccjbn6kju9naqtj">
               <w:r>
                 <w:rPr>
                   <w:rFonts w:ascii="Arial" w:cs="Arial" w:eastAsia="Arial" w:hAnsi="Arial"/>
@@ -6426,7 +6426,7 @@
             <w:pPr>
               <w:spacing w:after="20" w:before="0"/>
             </w:pPr>
-            <w:hyperlink w:history="1" r:id="rIdp9-8ymjduyelydx9ro5ml">
+            <w:hyperlink w:history="1" r:id="rId1k7maisf2f-_kts3dvy5x">
               <w:r>
                 <w:rPr>
                   <w:rFonts w:ascii="Arial" w:cs="Arial" w:eastAsia="Arial" w:hAnsi="Arial"/>
@@ -6459,7 +6459,7 @@
               <w:spacing w:after="10" w:before="0"/>
               <w:ind w:left="120"/>
             </w:pPr>
-            <w:hyperlink w:history="1" r:id="rIdbtygbxcemgaxgnzgjba3c">
+            <w:hyperlink w:history="1" r:id="rIdujbbzz3stfa_64obinwti">
               <w:r>
                 <w:rPr>
                   <w:rFonts w:ascii="Arial" w:cs="Arial" w:eastAsia="Arial" w:hAnsi="Arial"/>
@@ -6654,7 +6654,7 @@
             <w:pPr>
               <w:spacing w:after="20" w:before="0"/>
             </w:pPr>
-            <w:hyperlink w:history="1" r:id="rIdoc0knqxeltq2yaj1wq4eo">
+            <w:hyperlink w:history="1" r:id="rIdmls4jho6iqlwfnkcvelhr">
               <w:r>
                 <w:rPr>
                   <w:rFonts w:ascii="Arial" w:cs="Arial" w:eastAsia="Arial" w:hAnsi="Arial"/>
@@ -6687,7 +6687,7 @@
               <w:spacing w:after="10" w:before="0"/>
               <w:ind w:left="120"/>
             </w:pPr>
-            <w:hyperlink w:history="1" r:id="rIdwdqkdh29j_artitzk_wzz">
+            <w:hyperlink w:history="1" r:id="rIdz7rlsw-meyu_etdjv4thx">
               <w:r>
                 <w:rPr>
                   <w:rFonts w:ascii="Arial" w:cs="Arial" w:eastAsia="Arial" w:hAnsi="Arial"/>
@@ -6732,7 +6732,7 @@
             <w:pPr>
               <w:spacing w:after="20" w:before="0"/>
             </w:pPr>
-            <w:hyperlink w:history="1" r:id="rIdbnk_udditvlmifsezjmuu">
+            <w:hyperlink w:history="1" r:id="rIdi4xn59crem7gimamym12e">
               <w:r>
                 <w:rPr>
                   <w:rFonts w:ascii="Arial" w:cs="Arial" w:eastAsia="Arial" w:hAnsi="Arial"/>
@@ -6765,7 +6765,7 @@
               <w:spacing w:after="10" w:before="0"/>
               <w:ind w:left="120"/>
             </w:pPr>
-            <w:hyperlink w:history="1" r:id="rIdmdjacc5uq5xbt1f6j6huf">
+            <w:hyperlink w:history="1" r:id="rId4krvd1iulgqplzzz89j9r">
               <w:r>
                 <w:rPr>
                   <w:rFonts w:ascii="Arial" w:cs="Arial" w:eastAsia="Arial" w:hAnsi="Arial"/>
@@ -6960,7 +6960,7 @@
             <w:pPr>
               <w:spacing w:after="20" w:before="0"/>
             </w:pPr>
-            <w:hyperlink w:history="1" r:id="rIdqyt_nmrc3ltlrfx2zox-s">
+            <w:hyperlink w:history="1" r:id="rIdccrd_vfk06wfy74zvfqr6">
               <w:r>
                 <w:rPr>
                   <w:rFonts w:ascii="Arial" w:cs="Arial" w:eastAsia="Arial" w:hAnsi="Arial"/>
@@ -6993,7 +6993,7 @@
               <w:spacing w:after="10" w:before="0"/>
               <w:ind w:left="120"/>
             </w:pPr>
-            <w:hyperlink w:history="1" r:id="rIdz2gyhanf0pkv2qhrmpdtc">
+            <w:hyperlink w:history="1" r:id="rId1vmh2wjbrd-iqj2qxoejs">
               <w:r>
                 <w:rPr>
                   <w:rFonts w:ascii="Arial" w:cs="Arial" w:eastAsia="Arial" w:hAnsi="Arial"/>
@@ -7038,7 +7038,7 @@
             <w:pPr>
               <w:spacing w:after="20" w:before="0"/>
             </w:pPr>
-            <w:hyperlink w:history="1" r:id="rId2jarzeqf2-pvkgjtevmyx">
+            <w:hyperlink w:history="1" r:id="rIdyhmm9_fqufapmgt19cexj">
               <w:r>
                 <w:rPr>
                   <w:rFonts w:ascii="Arial" w:cs="Arial" w:eastAsia="Arial" w:hAnsi="Arial"/>
@@ -7071,7 +7071,7 @@
               <w:spacing w:after="10" w:before="0"/>
               <w:ind w:left="120"/>
             </w:pPr>
-            <w:hyperlink w:history="1" r:id="rIdqed1lauefvevqdv-zgo2c">
+            <w:hyperlink w:history="1" r:id="rIdewnmx3qv8w67guxzatxyw">
               <w:r>
                 <w:rPr>
                   <w:rFonts w:ascii="Arial" w:cs="Arial" w:eastAsia="Arial" w:hAnsi="Arial"/>
@@ -7266,7 +7266,7 @@
             <w:pPr>
               <w:spacing w:after="20" w:before="0"/>
             </w:pPr>
-            <w:hyperlink w:history="1" r:id="rIdejbxpc2bv1wy6liya3kps">
+            <w:hyperlink w:history="1" r:id="rId-jtqrveeoc3lu68eatfh0">
               <w:r>
                 <w:rPr>
                   <w:rFonts w:ascii="Arial" w:cs="Arial" w:eastAsia="Arial" w:hAnsi="Arial"/>
@@ -7299,7 +7299,7 @@
               <w:spacing w:after="10" w:before="0"/>
               <w:ind w:left="120"/>
             </w:pPr>
-            <w:hyperlink w:history="1" r:id="rIdxbh9hs2hjy8c1wc-l3iey">
+            <w:hyperlink w:history="1" r:id="rIdpttk4kialfcapykncfnut">
               <w:r>
                 <w:rPr>
                   <w:rFonts w:ascii="Arial" w:cs="Arial" w:eastAsia="Arial" w:hAnsi="Arial"/>
@@ -7344,7 +7344,7 @@
             <w:pPr>
               <w:spacing w:after="20" w:before="0"/>
             </w:pPr>
-            <w:hyperlink w:history="1" r:id="rId_fqlzkbvfsntyhahg4xfk">
+            <w:hyperlink w:history="1" r:id="rIdrmgt-6pvl_nupwdxjb2ii">
               <w:r>
                 <w:rPr>
                   <w:rFonts w:ascii="Arial" w:cs="Arial" w:eastAsia="Arial" w:hAnsi="Arial"/>
@@ -7377,7 +7377,7 @@
               <w:spacing w:after="10" w:before="0"/>
               <w:ind w:left="120"/>
             </w:pPr>
-            <w:hyperlink w:history="1" r:id="rIdpqf7qqftyvhxxjvtwgvue">
+            <w:hyperlink w:history="1" r:id="rIdvfv5flep5imfs1ufrx_x1">
               <w:r>
                 <w:rPr>
                   <w:rFonts w:ascii="Arial" w:cs="Arial" w:eastAsia="Arial" w:hAnsi="Arial"/>
@@ -7572,7 +7572,7 @@
             <w:pPr>
               <w:spacing w:after="20" w:before="0"/>
             </w:pPr>
-            <w:hyperlink w:history="1" r:id="rId_uzmhom9dyo6-8pfy9ajc">
+            <w:hyperlink w:history="1" r:id="rId1wv0tb8wxo_1u-naomas2">
               <w:r>
                 <w:rPr>
                   <w:rFonts w:ascii="Arial" w:cs="Arial" w:eastAsia="Arial" w:hAnsi="Arial"/>
@@ -7605,7 +7605,7 @@
               <w:spacing w:after="10" w:before="0"/>
               <w:ind w:left="120"/>
             </w:pPr>
-            <w:hyperlink w:history="1" r:id="rIdyticjv_qsrs_ipy0--pio">
+            <w:hyperlink w:history="1" r:id="rIddb62uxhglywwjgrzanz5m">
               <w:r>
                 <w:rPr>
                   <w:rFonts w:ascii="Arial" w:cs="Arial" w:eastAsia="Arial" w:hAnsi="Arial"/>
@@ -7650,7 +7650,7 @@
             <w:pPr>
               <w:spacing w:after="20" w:before="0"/>
             </w:pPr>
-            <w:hyperlink w:history="1" r:id="rId32wql991m04rakvjvvdsm">
+            <w:hyperlink w:history="1" r:id="rIdfq1vb4myv4ijtcvx2mmcm">
               <w:r>
                 <w:rPr>
                   <w:rFonts w:ascii="Arial" w:cs="Arial" w:eastAsia="Arial" w:hAnsi="Arial"/>
@@ -7683,7 +7683,7 @@
               <w:spacing w:after="10" w:before="0"/>
               <w:ind w:left="120"/>
             </w:pPr>
-            <w:hyperlink w:history="1" r:id="rIds4-rfuzuyrp5ddci-dc0c">
+            <w:hyperlink w:history="1" r:id="rIdkzmz2brrebuzzrhszmtlu">
               <w:r>
                 <w:rPr>
                   <w:rFonts w:ascii="Arial" w:cs="Arial" w:eastAsia="Arial" w:hAnsi="Arial"/>
@@ -9360,7 +9360,7 @@
             <w:pPr>
               <w:spacing w:after="20" w:before="0"/>
             </w:pPr>
-            <w:hyperlink w:history="1" r:id="rIddn4plmeaslm6dflsijaf9">
+            <w:hyperlink w:history="1" r:id="rId3v4oj50-lom1k7ey30v-q">
               <w:r>
                 <w:rPr>
                   <w:rFonts w:ascii="Arial" w:cs="Arial" w:eastAsia="Arial" w:hAnsi="Arial"/>
@@ -9393,7 +9393,7 @@
               <w:spacing w:after="10" w:before="0"/>
               <w:ind w:left="120"/>
             </w:pPr>
-            <w:hyperlink w:history="1" r:id="rIdhb660ytd57idz0kkfb1fi">
+            <w:hyperlink w:history="1" r:id="rIdqhielgkjoytnzrzswyslv">
               <w:r>
                 <w:rPr>
                   <w:rFonts w:ascii="Arial" w:cs="Arial" w:eastAsia="Arial" w:hAnsi="Arial"/>
@@ -9438,7 +9438,7 @@
             <w:pPr>
               <w:spacing w:after="20" w:before="0"/>
             </w:pPr>
-            <w:hyperlink w:history="1" r:id="rIdemn-usqgndc54vln6rxzw">
+            <w:hyperlink w:history="1" r:id="rIdyohwefzl_3-zu9favyij0">
               <w:r>
                 <w:rPr>
                   <w:rFonts w:ascii="Arial" w:cs="Arial" w:eastAsia="Arial" w:hAnsi="Arial"/>
@@ -9471,7 +9471,7 @@
               <w:spacing w:after="10" w:before="0"/>
               <w:ind w:left="120"/>
             </w:pPr>
-            <w:hyperlink w:history="1" r:id="rIdgngts_vijhrlwpa3imcaw">
+            <w:hyperlink w:history="1" r:id="rId_vlrb_xvvukdalikzexjq">
               <w:r>
                 <w:rPr>
                   <w:rFonts w:ascii="Arial" w:cs="Arial" w:eastAsia="Arial" w:hAnsi="Arial"/>
@@ -9666,7 +9666,7 @@
             <w:pPr>
               <w:spacing w:after="20" w:before="0"/>
             </w:pPr>
-            <w:hyperlink w:history="1" r:id="rIdgsxbqgc7if_53lilqyo3c">
+            <w:hyperlink w:history="1" r:id="rIdx6c24nkykaugnenxuuvcs">
               <w:r>
                 <w:rPr>
                   <w:rFonts w:ascii="Arial" w:cs="Arial" w:eastAsia="Arial" w:hAnsi="Arial"/>
@@ -9699,7 +9699,7 @@
               <w:spacing w:after="10" w:before="0"/>
               <w:ind w:left="120"/>
             </w:pPr>
-            <w:hyperlink w:history="1" r:id="rId108fyjv8rxjnkdlzzzxzd">
+            <w:hyperlink w:history="1" r:id="rIdkolwen57dq_lj7h5_udtm">
               <w:r>
                 <w:rPr>
                   <w:rFonts w:ascii="Arial" w:cs="Arial" w:eastAsia="Arial" w:hAnsi="Arial"/>
@@ -9744,7 +9744,7 @@
             <w:pPr>
               <w:spacing w:after="20" w:before="0"/>
             </w:pPr>
-            <w:hyperlink w:history="1" r:id="rIdomp487a98a6do4jtxizum">
+            <w:hyperlink w:history="1" r:id="rIdml3l99s_zj8wlc8azkgx2">
               <w:r>
                 <w:rPr>
                   <w:rFonts w:ascii="Arial" w:cs="Arial" w:eastAsia="Arial" w:hAnsi="Arial"/>
@@ -9777,7 +9777,7 @@
               <w:spacing w:after="10" w:before="0"/>
               <w:ind w:left="120"/>
             </w:pPr>
-            <w:hyperlink w:history="1" r:id="rIdx0dvbzeht0v8wpabu0jnu">
+            <w:hyperlink w:history="1" r:id="rIdjbpdsvmnz3f5g0b6m7s1p">
               <w:r>
                 <w:rPr>
                   <w:rFonts w:ascii="Arial" w:cs="Arial" w:eastAsia="Arial" w:hAnsi="Arial"/>
@@ -9972,7 +9972,7 @@
             <w:pPr>
               <w:spacing w:after="20" w:before="0"/>
             </w:pPr>
-            <w:hyperlink w:history="1" r:id="rIdvxwcmbuptshkcubj3mjng">
+            <w:hyperlink w:history="1" r:id="rIdgjmbpyc8iixwcmpxz-sp5">
               <w:r>
                 <w:rPr>
                   <w:rFonts w:ascii="Arial" w:cs="Arial" w:eastAsia="Arial" w:hAnsi="Arial"/>
@@ -10005,7 +10005,7 @@
               <w:spacing w:after="10" w:before="0"/>
               <w:ind w:left="120"/>
             </w:pPr>
-            <w:hyperlink w:history="1" r:id="rIds-7dfqoqhvsww5roh2vps">
+            <w:hyperlink w:history="1" r:id="rIdjfobd01arkospk6dmto-0">
               <w:r>
                 <w:rPr>
                   <w:rFonts w:ascii="Arial" w:cs="Arial" w:eastAsia="Arial" w:hAnsi="Arial"/>
@@ -10050,7 +10050,7 @@
             <w:pPr>
               <w:spacing w:after="20" w:before="0"/>
             </w:pPr>
-            <w:hyperlink w:history="1" r:id="rId91-1f0asxjblqnjjt55pl">
+            <w:hyperlink w:history="1" r:id="rIdi2wrpystvhxujhakrdgls">
               <w:r>
                 <w:rPr>
                   <w:rFonts w:ascii="Arial" w:cs="Arial" w:eastAsia="Arial" w:hAnsi="Arial"/>
@@ -10083,7 +10083,7 @@
               <w:spacing w:after="10" w:before="0"/>
               <w:ind w:left="120"/>
             </w:pPr>
-            <w:hyperlink w:history="1" r:id="rId0fnzupjugynqgfk0kybpt">
+            <w:hyperlink w:history="1" r:id="rIdtygjlsebmhqt8sbvuajhh">
               <w:r>
                 <w:rPr>
                   <w:rFonts w:ascii="Arial" w:cs="Arial" w:eastAsia="Arial" w:hAnsi="Arial"/>
@@ -10278,7 +10278,7 @@
             <w:pPr>
               <w:spacing w:after="20" w:before="0"/>
             </w:pPr>
-            <w:hyperlink w:history="1" r:id="rIdfwsupo0eaeiay1ni4q5z5">
+            <w:hyperlink w:history="1" r:id="rId7jicxbsx9baf6cz06e7q5">
               <w:r>
                 <w:rPr>
                   <w:rFonts w:ascii="Arial" w:cs="Arial" w:eastAsia="Arial" w:hAnsi="Arial"/>
@@ -10311,7 +10311,7 @@
               <w:spacing w:after="10" w:before="0"/>
               <w:ind w:left="120"/>
             </w:pPr>
-            <w:hyperlink w:history="1" r:id="rIdme6lsor_1np06mlranal0">
+            <w:hyperlink w:history="1" r:id="rIdsbr_pikgt9ulvhzy3gt3a">
               <w:r>
                 <w:rPr>
                   <w:rFonts w:ascii="Arial" w:cs="Arial" w:eastAsia="Arial" w:hAnsi="Arial"/>
@@ -10356,7 +10356,7 @@
             <w:pPr>
               <w:spacing w:after="20" w:before="0"/>
             </w:pPr>
-            <w:hyperlink w:history="1" r:id="rId4i5qjb8q_75qwfsocg7l1">
+            <w:hyperlink w:history="1" r:id="rId99drjjjotjmms33o3ly8a">
               <w:r>
                 <w:rPr>
                   <w:rFonts w:ascii="Arial" w:cs="Arial" w:eastAsia="Arial" w:hAnsi="Arial"/>
@@ -10389,7 +10389,7 @@
               <w:spacing w:after="10" w:before="0"/>
               <w:ind w:left="120"/>
             </w:pPr>
-            <w:hyperlink w:history="1" r:id="rIde-csfr6p6xkzwrc3kgpvo">
+            <w:hyperlink w:history="1" r:id="rId4bdmddxtourliffpn4qle">
               <w:r>
                 <w:rPr>
                   <w:rFonts w:ascii="Arial" w:cs="Arial" w:eastAsia="Arial" w:hAnsi="Arial"/>
@@ -10584,7 +10584,7 @@
             <w:pPr>
               <w:spacing w:after="20" w:before="0"/>
             </w:pPr>
-            <w:hyperlink w:history="1" r:id="rId7nreyotr3il2wgt-hgftk">
+            <w:hyperlink w:history="1" r:id="rIdf0z6sasiskywg_0u0561c">
               <w:r>
                 <w:rPr>
                   <w:rFonts w:ascii="Arial" w:cs="Arial" w:eastAsia="Arial" w:hAnsi="Arial"/>
@@ -10617,7 +10617,7 @@
               <w:spacing w:after="10" w:before="0"/>
               <w:ind w:left="120"/>
             </w:pPr>
-            <w:hyperlink w:history="1" r:id="rIdn2njd9zu_szh2xgfshhkx">
+            <w:hyperlink w:history="1" r:id="rIdg6a6kcfpwx_7x_etkwf9s">
               <w:r>
                 <w:rPr>
                   <w:rFonts w:ascii="Arial" w:cs="Arial" w:eastAsia="Arial" w:hAnsi="Arial"/>
@@ -10662,7 +10662,7 @@
             <w:pPr>
               <w:spacing w:after="20" w:before="0"/>
             </w:pPr>
-            <w:hyperlink w:history="1" r:id="rIdekpyi6m0vitoewvomkmuo">
+            <w:hyperlink w:history="1" r:id="rIdlxmhd8dhmt8znvo2sdbnj">
               <w:r>
                 <w:rPr>
                   <w:rFonts w:ascii="Arial" w:cs="Arial" w:eastAsia="Arial" w:hAnsi="Arial"/>
@@ -10695,7 +10695,7 @@
               <w:spacing w:after="10" w:before="0"/>
               <w:ind w:left="120"/>
             </w:pPr>
-            <w:hyperlink w:history="1" r:id="rIdibvlq0qctapkir1qckdu_">
+            <w:hyperlink w:history="1" r:id="rId2qtkxrekuylcmb96ajhgm">
               <w:r>
                 <w:rPr>
                   <w:rFonts w:ascii="Arial" w:cs="Arial" w:eastAsia="Arial" w:hAnsi="Arial"/>
@@ -12182,7 +12182,7 @@
             <w:pPr>
               <w:spacing w:after="20" w:before="0"/>
             </w:pPr>
-            <w:hyperlink w:history="1" r:id="rIdntw77apmvmpyrum8i4mdw">
+            <w:hyperlink w:history="1" r:id="rIdrbbzcrefoi8wnd7fdyapo">
               <w:r>
                 <w:rPr>
                   <w:rFonts w:ascii="Arial" w:cs="Arial" w:eastAsia="Arial" w:hAnsi="Arial"/>
@@ -12215,7 +12215,7 @@
               <w:spacing w:after="10" w:before="0"/>
               <w:ind w:left="120"/>
             </w:pPr>
-            <w:hyperlink w:history="1" r:id="rIdy-9nke92nyzvdpawoq0bc">
+            <w:hyperlink w:history="1" r:id="rIdzruqv8bxeulcitidds30y">
               <w:r>
                 <w:rPr>
                   <w:rFonts w:ascii="Arial" w:cs="Arial" w:eastAsia="Arial" w:hAnsi="Arial"/>
@@ -12260,7 +12260,7 @@
             <w:pPr>
               <w:spacing w:after="20" w:before="0"/>
             </w:pPr>
-            <w:hyperlink w:history="1" r:id="rIdqyqpijppjtrp5ni4jsp2n">
+            <w:hyperlink w:history="1" r:id="rIdzhgm5kzrjhvydqugev7as">
               <w:r>
                 <w:rPr>
                   <w:rFonts w:ascii="Arial" w:cs="Arial" w:eastAsia="Arial" w:hAnsi="Arial"/>
@@ -12293,7 +12293,7 @@
               <w:spacing w:after="10" w:before="0"/>
               <w:ind w:left="120"/>
             </w:pPr>
-            <w:hyperlink w:history="1" r:id="rIdifgvflkfeenxoj76kg8tt">
+            <w:hyperlink w:history="1" r:id="rIdouiuubbcvceb-fif_jeuu">
               <w:r>
                 <w:rPr>
                   <w:rFonts w:ascii="Arial" w:cs="Arial" w:eastAsia="Arial" w:hAnsi="Arial"/>
@@ -12488,7 +12488,7 @@
             <w:pPr>
               <w:spacing w:after="20" w:before="0"/>
             </w:pPr>
-            <w:hyperlink w:history="1" r:id="rIdyrqnbabqvlgwumiavdzee">
+            <w:hyperlink w:history="1" r:id="rId141w3qc637ixapkz1fub0">
               <w:r>
                 <w:rPr>
                   <w:rFonts w:ascii="Arial" w:cs="Arial" w:eastAsia="Arial" w:hAnsi="Arial"/>
@@ -12521,7 +12521,7 @@
               <w:spacing w:after="10" w:before="0"/>
               <w:ind w:left="120"/>
             </w:pPr>
-            <w:hyperlink w:history="1" r:id="rIdywfihn_ivw4rbacke31uj">
+            <w:hyperlink w:history="1" r:id="rIdny3vge93yefddo2dyg5yw">
               <w:r>
                 <w:rPr>
                   <w:rFonts w:ascii="Arial" w:cs="Arial" w:eastAsia="Arial" w:hAnsi="Arial"/>
@@ -12566,7 +12566,7 @@
             <w:pPr>
               <w:spacing w:after="20" w:before="0"/>
             </w:pPr>
-            <w:hyperlink w:history="1" r:id="rId7scltxmfdvcgvwzaxwqnt">
+            <w:hyperlink w:history="1" r:id="rId-s-clqvxpntst9pazcb4c">
               <w:r>
                 <w:rPr>
                   <w:rFonts w:ascii="Arial" w:cs="Arial" w:eastAsia="Arial" w:hAnsi="Arial"/>
@@ -12599,7 +12599,7 @@
               <w:spacing w:after="10" w:before="0"/>
               <w:ind w:left="120"/>
             </w:pPr>
-            <w:hyperlink w:history="1" r:id="rIdr3lrzyksflpurjxwzx5aa">
+            <w:hyperlink w:history="1" r:id="rIdjqbqunim1oby2xthtm6iv">
               <w:r>
                 <w:rPr>
                   <w:rFonts w:ascii="Arial" w:cs="Arial" w:eastAsia="Arial" w:hAnsi="Arial"/>
@@ -12794,7 +12794,7 @@
             <w:pPr>
               <w:spacing w:after="20" w:before="0"/>
             </w:pPr>
-            <w:hyperlink w:history="1" r:id="rIde6irdldzkavxgvvlyowug">
+            <w:hyperlink w:history="1" r:id="rId_8nrgzmi5qhvx7xl3kmn1">
               <w:r>
                 <w:rPr>
                   <w:rFonts w:ascii="Arial" w:cs="Arial" w:eastAsia="Arial" w:hAnsi="Arial"/>
@@ -12827,7 +12827,7 @@
               <w:spacing w:after="10" w:before="0"/>
               <w:ind w:left="120"/>
             </w:pPr>
-            <w:hyperlink w:history="1" r:id="rIdi817lznespugmqodbastu">
+            <w:hyperlink w:history="1" r:id="rId5yns59c1j3qkgcityz1s6">
               <w:r>
                 <w:rPr>
                   <w:rFonts w:ascii="Arial" w:cs="Arial" w:eastAsia="Arial" w:hAnsi="Arial"/>
@@ -12872,7 +12872,7 @@
             <w:pPr>
               <w:spacing w:after="20" w:before="0"/>
             </w:pPr>
-            <w:hyperlink w:history="1" r:id="rIdelrkb8rnycu2eqmn6m_eu">
+            <w:hyperlink w:history="1" r:id="rIdswmajh7aryx47dnxdwvwy">
               <w:r>
                 <w:rPr>
                   <w:rFonts w:ascii="Arial" w:cs="Arial" w:eastAsia="Arial" w:hAnsi="Arial"/>
@@ -12905,7 +12905,7 @@
               <w:spacing w:after="10" w:before="0"/>
               <w:ind w:left="120"/>
             </w:pPr>
-            <w:hyperlink w:history="1" r:id="rIdwmwuuaxag92upexbkshm0">
+            <w:hyperlink w:history="1" r:id="rIdk87od5j-cb9vcu1orkn0k">
               <w:r>
                 <w:rPr>
                   <w:rFonts w:ascii="Arial" w:cs="Arial" w:eastAsia="Arial" w:hAnsi="Arial"/>
@@ -13100,7 +13100,7 @@
             <w:pPr>
               <w:spacing w:after="20" w:before="0"/>
             </w:pPr>
-            <w:hyperlink w:history="1" r:id="rIdspzs24lgm2ls5drxj4d15">
+            <w:hyperlink w:history="1" r:id="rIdwib58s4fps2yojrlw3wpw">
               <w:r>
                 <w:rPr>
                   <w:rFonts w:ascii="Arial" w:cs="Arial" w:eastAsia="Arial" w:hAnsi="Arial"/>
@@ -13133,7 +13133,7 @@
               <w:spacing w:after="10" w:before="0"/>
               <w:ind w:left="120"/>
             </w:pPr>
-            <w:hyperlink w:history="1" r:id="rIdfpuhhmurnodlpstgo4frr">
+            <w:hyperlink w:history="1" r:id="rIdlfytgoxq0dzkigtyxprmz">
               <w:r>
                 <w:rPr>
                   <w:rFonts w:ascii="Arial" w:cs="Arial" w:eastAsia="Arial" w:hAnsi="Arial"/>
@@ -13178,7 +13178,7 @@
             <w:pPr>
               <w:spacing w:after="20" w:before="0"/>
             </w:pPr>
-            <w:hyperlink w:history="1" r:id="rIdh35os99h3v3sih1c-7zii">
+            <w:hyperlink w:history="1" r:id="rIdbixft8bq28srsm3umryle">
               <w:r>
                 <w:rPr>
                   <w:rFonts w:ascii="Arial" w:cs="Arial" w:eastAsia="Arial" w:hAnsi="Arial"/>
@@ -13211,7 +13211,7 @@
               <w:spacing w:after="10" w:before="0"/>
               <w:ind w:left="120"/>
             </w:pPr>
-            <w:hyperlink w:history="1" r:id="rId5xa0nyxg9_mdbr9fln1nk">
+            <w:hyperlink w:history="1" r:id="rIdmy__fdblhbixdqbdm3eai">
               <w:r>
                 <w:rPr>
                   <w:rFonts w:ascii="Arial" w:cs="Arial" w:eastAsia="Arial" w:hAnsi="Arial"/>
@@ -13406,7 +13406,7 @@
             <w:pPr>
               <w:spacing w:after="20" w:before="0"/>
             </w:pPr>
-            <w:hyperlink w:history="1" r:id="rIdlftgjr6cs1tgq3zf9qt0t">
+            <w:hyperlink w:history="1" r:id="rIduthx97kz9mbvkvl9j6gdp">
               <w:r>
                 <w:rPr>
                   <w:rFonts w:ascii="Arial" w:cs="Arial" w:eastAsia="Arial" w:hAnsi="Arial"/>
@@ -13439,7 +13439,7 @@
               <w:spacing w:after="10" w:before="0"/>
               <w:ind w:left="120"/>
             </w:pPr>
-            <w:hyperlink w:history="1" r:id="rIdtbe82vq6vxkfyal13ssd3">
+            <w:hyperlink w:history="1" r:id="rIddqrowxiruw-lbmdhh4d0k">
               <w:r>
                 <w:rPr>
                   <w:rFonts w:ascii="Arial" w:cs="Arial" w:eastAsia="Arial" w:hAnsi="Arial"/>
@@ -13484,7 +13484,7 @@
             <w:pPr>
               <w:spacing w:after="20" w:before="0"/>
             </w:pPr>
-            <w:hyperlink w:history="1" r:id="rIda003tiui1d0iwbr-nu5ss">
+            <w:hyperlink w:history="1" r:id="rIdcny-ecwafdoaiyzetqgjt">
               <w:r>
                 <w:rPr>
                   <w:rFonts w:ascii="Arial" w:cs="Arial" w:eastAsia="Arial" w:hAnsi="Arial"/>
@@ -13517,7 +13517,7 @@
               <w:spacing w:after="10" w:before="0"/>
               <w:ind w:left="120"/>
             </w:pPr>
-            <w:hyperlink w:history="1" r:id="rIdpfsre1kgdi4ec2s5g7aoc">
+            <w:hyperlink w:history="1" r:id="rIdlxuribo5tryazzmwcwsbq">
               <w:r>
                 <w:rPr>
                   <w:rFonts w:ascii="Arial" w:cs="Arial" w:eastAsia="Arial" w:hAnsi="Arial"/>
@@ -15118,7 +15118,7 @@
             <w:pPr>
               <w:spacing w:after="20" w:before="0"/>
             </w:pPr>
-            <w:hyperlink w:history="1" r:id="rIdtevp94epsxtx_jflkexkr">
+            <w:hyperlink w:history="1" r:id="rIdtkgq4vry104n0dl19c8g6">
               <w:r>
                 <w:rPr>
                   <w:rFonts w:ascii="Arial" w:cs="Arial" w:eastAsia="Arial" w:hAnsi="Arial"/>
@@ -15151,7 +15151,7 @@
               <w:spacing w:after="10" w:before="0"/>
               <w:ind w:left="120"/>
             </w:pPr>
-            <w:hyperlink w:history="1" r:id="rIdic96btxkqo8ycr83cwji5">
+            <w:hyperlink w:history="1" r:id="rIdqyo3b8pxbadpscro9aq_y">
               <w:r>
                 <w:rPr>
                   <w:rFonts w:ascii="Arial" w:cs="Arial" w:eastAsia="Arial" w:hAnsi="Arial"/>
@@ -15196,7 +15196,7 @@
             <w:pPr>
               <w:spacing w:after="20" w:before="0"/>
             </w:pPr>
-            <w:hyperlink w:history="1" r:id="rIdkgkewonepfhlyzopwxacd">
+            <w:hyperlink w:history="1" r:id="rId4865vxp8lzzwghzmloahy">
               <w:r>
                 <w:rPr>
                   <w:rFonts w:ascii="Arial" w:cs="Arial" w:eastAsia="Arial" w:hAnsi="Arial"/>
@@ -15229,7 +15229,7 @@
               <w:spacing w:after="10" w:before="0"/>
               <w:ind w:left="120"/>
             </w:pPr>
-            <w:hyperlink w:history="1" r:id="rIdhpfbd32lh3zo57aoqo73s">
+            <w:hyperlink w:history="1" r:id="rIdysql676xjurcqylspbzde">
               <w:r>
                 <w:rPr>
                   <w:rFonts w:ascii="Arial" w:cs="Arial" w:eastAsia="Arial" w:hAnsi="Arial"/>
@@ -15424,7 +15424,7 @@
             <w:pPr>
               <w:spacing w:after="20" w:before="0"/>
             </w:pPr>
-            <w:hyperlink w:history="1" r:id="rIdb9kejerugkuuq6yiyzv1z">
+            <w:hyperlink w:history="1" r:id="rIdw7fxwwk-vyb802kswqc9o">
               <w:r>
                 <w:rPr>
                   <w:rFonts w:ascii="Arial" w:cs="Arial" w:eastAsia="Arial" w:hAnsi="Arial"/>
@@ -15457,7 +15457,7 @@
               <w:spacing w:after="10" w:before="0"/>
               <w:ind w:left="120"/>
             </w:pPr>
-            <w:hyperlink w:history="1" r:id="rIdunpdmfe7teplrj-vy6iot">
+            <w:hyperlink w:history="1" r:id="rIdvqzbhwr77yoba0rheou9e">
               <w:r>
                 <w:rPr>
                   <w:rFonts w:ascii="Arial" w:cs="Arial" w:eastAsia="Arial" w:hAnsi="Arial"/>
@@ -15502,7 +15502,7 @@
             <w:pPr>
               <w:spacing w:after="20" w:before="0"/>
             </w:pPr>
-            <w:hyperlink w:history="1" r:id="rId-q6n9swe9xn42ippz1--j">
+            <w:hyperlink w:history="1" r:id="rIdxgkqcmiz_jgkvwoh6tz58">
               <w:r>
                 <w:rPr>
                   <w:rFonts w:ascii="Arial" w:cs="Arial" w:eastAsia="Arial" w:hAnsi="Arial"/>
@@ -15535,7 +15535,7 @@
               <w:spacing w:after="10" w:before="0"/>
               <w:ind w:left="120"/>
             </w:pPr>
-            <w:hyperlink w:history="1" r:id="rIdgavd-c5vilq1fcpkgp_c7">
+            <w:hyperlink w:history="1" r:id="rIdadofydcrbb8n2pga970nl">
               <w:r>
                 <w:rPr>
                   <w:rFonts w:ascii="Arial" w:cs="Arial" w:eastAsia="Arial" w:hAnsi="Arial"/>
@@ -15730,7 +15730,7 @@
             <w:pPr>
               <w:spacing w:after="20" w:before="0"/>
             </w:pPr>
-            <w:hyperlink w:history="1" r:id="rIdor2ic5mtfkpfj_yhidx7o">
+            <w:hyperlink w:history="1" r:id="rIdk7hnlmi_w50i3rht4-xsj">
               <w:r>
                 <w:rPr>
                   <w:rFonts w:ascii="Arial" w:cs="Arial" w:eastAsia="Arial" w:hAnsi="Arial"/>
@@ -15763,7 +15763,7 @@
               <w:spacing w:after="10" w:before="0"/>
               <w:ind w:left="120"/>
             </w:pPr>
-            <w:hyperlink w:history="1" r:id="rIdzbhkkridxovylheekkmsb">
+            <w:hyperlink w:history="1" r:id="rIdph3c3muio3eyfqqdrwoln">
               <w:r>
                 <w:rPr>
                   <w:rFonts w:ascii="Arial" w:cs="Arial" w:eastAsia="Arial" w:hAnsi="Arial"/>
@@ -15808,7 +15808,7 @@
             <w:pPr>
               <w:spacing w:after="20" w:before="0"/>
             </w:pPr>
-            <w:hyperlink w:history="1" r:id="rIdd8iokmyhus4qzhkxuysbv">
+            <w:hyperlink w:history="1" r:id="rId1sjryykfb482ny2n_2hd4">
               <w:r>
                 <w:rPr>
                   <w:rFonts w:ascii="Arial" w:cs="Arial" w:eastAsia="Arial" w:hAnsi="Arial"/>
@@ -15841,7 +15841,7 @@
               <w:spacing w:after="10" w:before="0"/>
               <w:ind w:left="120"/>
             </w:pPr>
-            <w:hyperlink w:history="1" r:id="rIdvhgjoxfxjkxhffjixi4ht">
+            <w:hyperlink w:history="1" r:id="rIdsyjybrjlnvnq9b9_ehqy4">
               <w:r>
                 <w:rPr>
                   <w:rFonts w:ascii="Arial" w:cs="Arial" w:eastAsia="Arial" w:hAnsi="Arial"/>
@@ -16036,7 +16036,7 @@
             <w:pPr>
               <w:spacing w:after="20" w:before="0"/>
             </w:pPr>
-            <w:hyperlink w:history="1" r:id="rId6ylz8a0hidamfm2h1nsme">
+            <w:hyperlink w:history="1" r:id="rIdtlucr1jm9zzol0hhfgtz2">
               <w:r>
                 <w:rPr>
                   <w:rFonts w:ascii="Arial" w:cs="Arial" w:eastAsia="Arial" w:hAnsi="Arial"/>
@@ -16069,7 +16069,7 @@
               <w:spacing w:after="10" w:before="0"/>
               <w:ind w:left="120"/>
             </w:pPr>
-            <w:hyperlink w:history="1" r:id="rIdh5rm7afhfcayv5o9hmhn8">
+            <w:hyperlink w:history="1" r:id="rIdd8sqjucr8j7lz17-ncyta">
               <w:r>
                 <w:rPr>
                   <w:rFonts w:ascii="Arial" w:cs="Arial" w:eastAsia="Arial" w:hAnsi="Arial"/>
@@ -16114,7 +16114,7 @@
             <w:pPr>
               <w:spacing w:after="20" w:before="0"/>
             </w:pPr>
-            <w:hyperlink w:history="1" r:id="rIdus20i5y51ik9wbgt7j-3l">
+            <w:hyperlink w:history="1" r:id="rIdcpqyof79fxlxs5pr7dvjv">
               <w:r>
                 <w:rPr>
                   <w:rFonts w:ascii="Arial" w:cs="Arial" w:eastAsia="Arial" w:hAnsi="Arial"/>
@@ -16147,7 +16147,7 @@
               <w:spacing w:after="10" w:before="0"/>
               <w:ind w:left="120"/>
             </w:pPr>
-            <w:hyperlink w:history="1" r:id="rIdvjekd3n7bqdmgin7yky0v">
+            <w:hyperlink w:history="1" r:id="rIdbqfbctiyfmyp95khiwgfz">
               <w:r>
                 <w:rPr>
                   <w:rFonts w:ascii="Arial" w:cs="Arial" w:eastAsia="Arial" w:hAnsi="Arial"/>
@@ -16342,7 +16342,7 @@
             <w:pPr>
               <w:spacing w:after="20" w:before="0"/>
             </w:pPr>
-            <w:hyperlink w:history="1" r:id="rIdzjdohrqeh_ltcx7dwy1pf">
+            <w:hyperlink w:history="1" r:id="rId0psnbjjxycqbah9fzgbmb">
               <w:r>
                 <w:rPr>
                   <w:rFonts w:ascii="Arial" w:cs="Arial" w:eastAsia="Arial" w:hAnsi="Arial"/>
@@ -16375,7 +16375,7 @@
               <w:spacing w:after="10" w:before="0"/>
               <w:ind w:left="120"/>
             </w:pPr>
-            <w:hyperlink w:history="1" r:id="rIdfx2ddr3o5ygn9psnrz_wz">
+            <w:hyperlink w:history="1" r:id="rIdt5m7s8x0mwd7c3zcqzok2">
               <w:r>
                 <w:rPr>
                   <w:rFonts w:ascii="Arial" w:cs="Arial" w:eastAsia="Arial" w:hAnsi="Arial"/>
@@ -16420,7 +16420,7 @@
             <w:pPr>
               <w:spacing w:after="20" w:before="0"/>
             </w:pPr>
-            <w:hyperlink w:history="1" r:id="rIdp1esdb9uoibpthmvie3op">
+            <w:hyperlink w:history="1" r:id="rIduck7ccnu801qh8fifubdk">
               <w:r>
                 <w:rPr>
                   <w:rFonts w:ascii="Arial" w:cs="Arial" w:eastAsia="Arial" w:hAnsi="Arial"/>
@@ -16453,7 +16453,7 @@
               <w:spacing w:after="10" w:before="0"/>
               <w:ind w:left="120"/>
             </w:pPr>
-            <w:hyperlink w:history="1" r:id="rIduvm0awaekwuibauslgt_o">
+            <w:hyperlink w:history="1" r:id="rIdxx59wpi_uqnhq72hbbxeb">
               <w:r>
                 <w:rPr>
                   <w:rFonts w:ascii="Arial" w:cs="Arial" w:eastAsia="Arial" w:hAnsi="Arial"/>
@@ -17940,7 +17940,7 @@
             <w:pPr>
               <w:spacing w:after="20" w:before="0"/>
             </w:pPr>
-            <w:hyperlink w:history="1" r:id="rIduq6giclmansecy2tqsjuh">
+            <w:hyperlink w:history="1" r:id="rIdrxsuujwl4coggndtsyb8p">
               <w:r>
                 <w:rPr>
                   <w:rFonts w:ascii="Arial" w:cs="Arial" w:eastAsia="Arial" w:hAnsi="Arial"/>
@@ -17973,7 +17973,7 @@
               <w:spacing w:after="10" w:before="0"/>
               <w:ind w:left="120"/>
             </w:pPr>
-            <w:hyperlink w:history="1" r:id="rIdpanhhioc7ue0h_ghdu5t_">
+            <w:hyperlink w:history="1" r:id="rIdo8w-bmkulgacfvkcof759">
               <w:r>
                 <w:rPr>
                   <w:rFonts w:ascii="Arial" w:cs="Arial" w:eastAsia="Arial" w:hAnsi="Arial"/>
@@ -18018,7 +18018,7 @@
             <w:pPr>
               <w:spacing w:after="20" w:before="0"/>
             </w:pPr>
-            <w:hyperlink w:history="1" r:id="rIdtuw3ji72hz7si9ekgxopw">
+            <w:hyperlink w:history="1" r:id="rIddrsb3jdkr1biqhneoi7mu">
               <w:r>
                 <w:rPr>
                   <w:rFonts w:ascii="Arial" w:cs="Arial" w:eastAsia="Arial" w:hAnsi="Arial"/>
@@ -18051,7 +18051,7 @@
               <w:spacing w:after="10" w:before="0"/>
               <w:ind w:left="120"/>
             </w:pPr>
-            <w:hyperlink w:history="1" r:id="rIdvanlvfjqy45esxbtryavv">
+            <w:hyperlink w:history="1" r:id="rIdzdufzar6cl5yodz6kajpt">
               <w:r>
                 <w:rPr>
                   <w:rFonts w:ascii="Arial" w:cs="Arial" w:eastAsia="Arial" w:hAnsi="Arial"/>
@@ -18246,7 +18246,7 @@
             <w:pPr>
               <w:spacing w:after="20" w:before="0"/>
             </w:pPr>
-            <w:hyperlink w:history="1" r:id="rIdsltlzrwtufiyr7qrrapwr">
+            <w:hyperlink w:history="1" r:id="rIdwfh6pnzizv44b2logacvn">
               <w:r>
                 <w:rPr>
                   <w:rFonts w:ascii="Arial" w:cs="Arial" w:eastAsia="Arial" w:hAnsi="Arial"/>
@@ -18279,7 +18279,7 @@
               <w:spacing w:after="10" w:before="0"/>
               <w:ind w:left="120"/>
             </w:pPr>
-            <w:hyperlink w:history="1" r:id="rIdr4pqnoheheshuuwnqt-hu">
+            <w:hyperlink w:history="1" r:id="rIdmocnectn2xiwzfzh0dvr6">
               <w:r>
                 <w:rPr>
                   <w:rFonts w:ascii="Arial" w:cs="Arial" w:eastAsia="Arial" w:hAnsi="Arial"/>
@@ -18324,7 +18324,7 @@
             <w:pPr>
               <w:spacing w:after="20" w:before="0"/>
             </w:pPr>
-            <w:hyperlink w:history="1" r:id="rIdmn0omimhtxkcra7db8qgd">
+            <w:hyperlink w:history="1" r:id="rIdlifof_zjyk4bp9lfhptlg">
               <w:r>
                 <w:rPr>
                   <w:rFonts w:ascii="Arial" w:cs="Arial" w:eastAsia="Arial" w:hAnsi="Arial"/>
@@ -18357,7 +18357,7 @@
               <w:spacing w:after="10" w:before="0"/>
               <w:ind w:left="120"/>
             </w:pPr>
-            <w:hyperlink w:history="1" r:id="rId9doq1rielqavv6_8xcdb8">
+            <w:hyperlink w:history="1" r:id="rIdl3d5cxkoortkuyiqidivz">
               <w:r>
                 <w:rPr>
                   <w:rFonts w:ascii="Arial" w:cs="Arial" w:eastAsia="Arial" w:hAnsi="Arial"/>
@@ -18552,7 +18552,7 @@
             <w:pPr>
               <w:spacing w:after="20" w:before="0"/>
             </w:pPr>
-            <w:hyperlink w:history="1" r:id="rIdjj7vbswlv4dlj7tvb-_bi">
+            <w:hyperlink w:history="1" r:id="rIdsmsshigjbre4etql-8dls">
               <w:r>
                 <w:rPr>
                   <w:rFonts w:ascii="Arial" w:cs="Arial" w:eastAsia="Arial" w:hAnsi="Arial"/>
@@ -18585,7 +18585,7 @@
               <w:spacing w:after="10" w:before="0"/>
               <w:ind w:left="120"/>
             </w:pPr>
-            <w:hyperlink w:history="1" r:id="rIdkxsfvr6xwt1zxpmq15a4j">
+            <w:hyperlink w:history="1" r:id="rIdnqo12zxg1lstj5u2fpqoe">
               <w:r>
                 <w:rPr>
                   <w:rFonts w:ascii="Arial" w:cs="Arial" w:eastAsia="Arial" w:hAnsi="Arial"/>
@@ -18630,7 +18630,7 @@
             <w:pPr>
               <w:spacing w:after="20" w:before="0"/>
             </w:pPr>
-            <w:hyperlink w:history="1" r:id="rIdt8oj0khsbkrlurkfijxgt">
+            <w:hyperlink w:history="1" r:id="rIdcp_z0no-rzlqi2ezhzrma">
               <w:r>
                 <w:rPr>
                   <w:rFonts w:ascii="Arial" w:cs="Arial" w:eastAsia="Arial" w:hAnsi="Arial"/>
@@ -18663,7 +18663,7 @@
               <w:spacing w:after="10" w:before="0"/>
               <w:ind w:left="120"/>
             </w:pPr>
-            <w:hyperlink w:history="1" r:id="rIdx1h-ll0cpqo4lztit6e0a">
+            <w:hyperlink w:history="1" r:id="rId77edqgoah7aibeuj21g6p">
               <w:r>
                 <w:rPr>
                   <w:rFonts w:ascii="Arial" w:cs="Arial" w:eastAsia="Arial" w:hAnsi="Arial"/>
@@ -18858,7 +18858,7 @@
             <w:pPr>
               <w:spacing w:after="20" w:before="0"/>
             </w:pPr>
-            <w:hyperlink w:history="1" r:id="rIdduzljgwphp4ysmr0g0s-_">
+            <w:hyperlink w:history="1" r:id="rIdt_lomtueocsf3qq0enhba">
               <w:r>
                 <w:rPr>
                   <w:rFonts w:ascii="Arial" w:cs="Arial" w:eastAsia="Arial" w:hAnsi="Arial"/>
@@ -18891,7 +18891,7 @@
               <w:spacing w:after="10" w:before="0"/>
               <w:ind w:left="120"/>
             </w:pPr>
-            <w:hyperlink w:history="1" r:id="rIdio4avkgzf5hzbxbk1tzui">
+            <w:hyperlink w:history="1" r:id="rIdgkpmsasiokvy2kvreu095">
               <w:r>
                 <w:rPr>
                   <w:rFonts w:ascii="Arial" w:cs="Arial" w:eastAsia="Arial" w:hAnsi="Arial"/>
@@ -18936,7 +18936,7 @@
             <w:pPr>
               <w:spacing w:after="20" w:before="0"/>
             </w:pPr>
-            <w:hyperlink w:history="1" r:id="rIdg28c1vznj3hqgdyjzyyrj">
+            <w:hyperlink w:history="1" r:id="rIdl2u3csqjw1dicnc5ii6vh">
               <w:r>
                 <w:rPr>
                   <w:rFonts w:ascii="Arial" w:cs="Arial" w:eastAsia="Arial" w:hAnsi="Arial"/>
@@ -18969,7 +18969,7 @@
               <w:spacing w:after="10" w:before="0"/>
               <w:ind w:left="120"/>
             </w:pPr>
-            <w:hyperlink w:history="1" r:id="rIdpnvj6m5zrvod-aml68gk_">
+            <w:hyperlink w:history="1" r:id="rIdxmtlg7syqghub_soqlxaa">
               <w:r>
                 <w:rPr>
                   <w:rFonts w:ascii="Arial" w:cs="Arial" w:eastAsia="Arial" w:hAnsi="Arial"/>
@@ -19164,7 +19164,7 @@
             <w:pPr>
               <w:spacing w:after="20" w:before="0"/>
             </w:pPr>
-            <w:hyperlink w:history="1" r:id="rId-vss-mfdhbmhnlcttzm1p">
+            <w:hyperlink w:history="1" r:id="rIdm3ucvpayuskidd-mxoiwl">
               <w:r>
                 <w:rPr>
                   <w:rFonts w:ascii="Arial" w:cs="Arial" w:eastAsia="Arial" w:hAnsi="Arial"/>
@@ -19197,7 +19197,7 @@
               <w:spacing w:after="10" w:before="0"/>
               <w:ind w:left="120"/>
             </w:pPr>
-            <w:hyperlink w:history="1" r:id="rIdgdbk5yep9xyzxtbj61fm6">
+            <w:hyperlink w:history="1" r:id="rIdm4uo5jpvqwmblangfcbme">
               <w:r>
                 <w:rPr>
                   <w:rFonts w:ascii="Arial" w:cs="Arial" w:eastAsia="Arial" w:hAnsi="Arial"/>
@@ -19242,7 +19242,7 @@
             <w:pPr>
               <w:spacing w:after="20" w:before="0"/>
             </w:pPr>
-            <w:hyperlink w:history="1" r:id="rIdseolsygdzuhaxx3-1icel">
+            <w:hyperlink w:history="1" r:id="rIdkoi2hmxklnl8mw6yetmha">
               <w:r>
                 <w:rPr>
                   <w:rFonts w:ascii="Arial" w:cs="Arial" w:eastAsia="Arial" w:hAnsi="Arial"/>
@@ -19275,7 +19275,7 @@
               <w:spacing w:after="10" w:before="0"/>
               <w:ind w:left="120"/>
             </w:pPr>
-            <w:hyperlink w:history="1" r:id="rIdofibk1oy2xt616wximftw">
+            <w:hyperlink w:history="1" r:id="rIdcqwe9wlpwlsl1a-pcxdcr">
               <w:r>
                 <w:rPr>
                   <w:rFonts w:ascii="Arial" w:cs="Arial" w:eastAsia="Arial" w:hAnsi="Arial"/>
@@ -20762,7 +20762,7 @@
             <w:pPr>
               <w:spacing w:after="20" w:before="0"/>
             </w:pPr>
-            <w:hyperlink w:history="1" r:id="rIduczp4ovn_zj0htqlhcfzd">
+            <w:hyperlink w:history="1" r:id="rIdn6cvv3bzf6r4fxrn4rrcv">
               <w:r>
                 <w:rPr>
                   <w:rFonts w:ascii="Arial" w:cs="Arial" w:eastAsia="Arial" w:hAnsi="Arial"/>
@@ -20795,7 +20795,7 @@
               <w:spacing w:after="10" w:before="0"/>
               <w:ind w:left="120"/>
             </w:pPr>
-            <w:hyperlink w:history="1" r:id="rIdwphliuugmmdhicvw5hs_c">
+            <w:hyperlink w:history="1" r:id="rIdp9ehlsbigaopnwdwrmqe7">
               <w:r>
                 <w:rPr>
                   <w:rFonts w:ascii="Arial" w:cs="Arial" w:eastAsia="Arial" w:hAnsi="Arial"/>
@@ -20840,7 +20840,7 @@
             <w:pPr>
               <w:spacing w:after="20" w:before="0"/>
             </w:pPr>
-            <w:hyperlink w:history="1" r:id="rId90uvudp9jxajdx6vujbir">
+            <w:hyperlink w:history="1" r:id="rIdaip_7sfm8ki_28e5g2brr">
               <w:r>
                 <w:rPr>
                   <w:rFonts w:ascii="Arial" w:cs="Arial" w:eastAsia="Arial" w:hAnsi="Arial"/>
@@ -20873,7 +20873,7 @@
               <w:spacing w:after="10" w:before="0"/>
               <w:ind w:left="120"/>
             </w:pPr>
-            <w:hyperlink w:history="1" r:id="rIde3zn3mvk0q17zkrb7_4j2">
+            <w:hyperlink w:history="1" r:id="rIdmkflamd_vl-dw1ykunq1o">
               <w:r>
                 <w:rPr>
                   <w:rFonts w:ascii="Arial" w:cs="Arial" w:eastAsia="Arial" w:hAnsi="Arial"/>
@@ -21068,7 +21068,7 @@
             <w:pPr>
               <w:spacing w:after="20" w:before="0"/>
             </w:pPr>
-            <w:hyperlink w:history="1" r:id="rIdm0001o9zueemzjkhc1xip">
+            <w:hyperlink w:history="1" r:id="rIdqlb67j03cksmxgxcl5ph6">
               <w:r>
                 <w:rPr>
                   <w:rFonts w:ascii="Arial" w:cs="Arial" w:eastAsia="Arial" w:hAnsi="Arial"/>
@@ -21101,7 +21101,7 @@
               <w:spacing w:after="10" w:before="0"/>
               <w:ind w:left="120"/>
             </w:pPr>
-            <w:hyperlink w:history="1" r:id="rIde8uwtmey1txzia2dp9uy0">
+            <w:hyperlink w:history="1" r:id="rIdiz1xyxlvpz4xcf91uiyze">
               <w:r>
                 <w:rPr>
                   <w:rFonts w:ascii="Arial" w:cs="Arial" w:eastAsia="Arial" w:hAnsi="Arial"/>
@@ -21146,7 +21146,7 @@
             <w:pPr>
               <w:spacing w:after="20" w:before="0"/>
             </w:pPr>
-            <w:hyperlink w:history="1" r:id="rIdmr67reai-jqudonehsfdk">
+            <w:hyperlink w:history="1" r:id="rIduz7dplssf4s3qeo_evhz3">
               <w:r>
                 <w:rPr>
                   <w:rFonts w:ascii="Arial" w:cs="Arial" w:eastAsia="Arial" w:hAnsi="Arial"/>
@@ -21179,7 +21179,7 @@
               <w:spacing w:after="10" w:before="0"/>
               <w:ind w:left="120"/>
             </w:pPr>
-            <w:hyperlink w:history="1" r:id="rId2n5ldrmf6qb-4khqa1tbf">
+            <w:hyperlink w:history="1" r:id="rIduqgf6sxxq06jpkxwfpput">
               <w:r>
                 <w:rPr>
                   <w:rFonts w:ascii="Arial" w:cs="Arial" w:eastAsia="Arial" w:hAnsi="Arial"/>
@@ -21374,7 +21374,7 @@
             <w:pPr>
               <w:spacing w:after="20" w:before="0"/>
             </w:pPr>
-            <w:hyperlink w:history="1" r:id="rIdcsiswl-ovqhrcxon8qaxx">
+            <w:hyperlink w:history="1" r:id="rIdp-ynx2wj8nuevooa0qzfr">
               <w:r>
                 <w:rPr>
                   <w:rFonts w:ascii="Arial" w:cs="Arial" w:eastAsia="Arial" w:hAnsi="Arial"/>
@@ -21407,7 +21407,7 @@
               <w:spacing w:after="10" w:before="0"/>
               <w:ind w:left="120"/>
             </w:pPr>
-            <w:hyperlink w:history="1" r:id="rIdhdfylmtkf5czk77nxn80y">
+            <w:hyperlink w:history="1" r:id="rIddno0tpqr0p2ke4yng23fv">
               <w:r>
                 <w:rPr>
                   <w:rFonts w:ascii="Arial" w:cs="Arial" w:eastAsia="Arial" w:hAnsi="Arial"/>
@@ -21452,7 +21452,7 @@
             <w:pPr>
               <w:spacing w:after="20" w:before="0"/>
             </w:pPr>
-            <w:hyperlink w:history="1" r:id="rIdukfhrgo0bcsfdgsocbrmm">
+            <w:hyperlink w:history="1" r:id="rIdxhel00tg7rvnp9da5kpot">
               <w:r>
                 <w:rPr>
                   <w:rFonts w:ascii="Arial" w:cs="Arial" w:eastAsia="Arial" w:hAnsi="Arial"/>
@@ -21485,7 +21485,7 @@
               <w:spacing w:after="10" w:before="0"/>
               <w:ind w:left="120"/>
             </w:pPr>
-            <w:hyperlink w:history="1" r:id="rId4dac9j7-p8sfs9vpivui1">
+            <w:hyperlink w:history="1" r:id="rIdageq3vikdftceo_yzzas7">
               <w:r>
                 <w:rPr>
                   <w:rFonts w:ascii="Arial" w:cs="Arial" w:eastAsia="Arial" w:hAnsi="Arial"/>
@@ -21680,7 +21680,7 @@
             <w:pPr>
               <w:spacing w:after="20" w:before="0"/>
             </w:pPr>
-            <w:hyperlink w:history="1" r:id="rIdx9deblqa2hr_md4vp6fxk">
+            <w:hyperlink w:history="1" r:id="rIds3eirhljupuolqwr97h6s">
               <w:r>
                 <w:rPr>
                   <w:rFonts w:ascii="Arial" w:cs="Arial" w:eastAsia="Arial" w:hAnsi="Arial"/>
@@ -21713,7 +21713,7 @@
               <w:spacing w:after="10" w:before="0"/>
               <w:ind w:left="120"/>
             </w:pPr>
-            <w:hyperlink w:history="1" r:id="rIdftnxtaumz86mszpbeepty">
+            <w:hyperlink w:history="1" r:id="rIdq1tpp2q6kldawrxqyllsx">
               <w:r>
                 <w:rPr>
                   <w:rFonts w:ascii="Arial" w:cs="Arial" w:eastAsia="Arial" w:hAnsi="Arial"/>
@@ -21758,7 +21758,7 @@
             <w:pPr>
               <w:spacing w:after="20" w:before="0"/>
             </w:pPr>
-            <w:hyperlink w:history="1" r:id="rIdgccz2u0_zxcenrdnw2wgl">
+            <w:hyperlink w:history="1" r:id="rId0k2t6nn5ut9zz5jnya0ox">
               <w:r>
                 <w:rPr>
                   <w:rFonts w:ascii="Arial" w:cs="Arial" w:eastAsia="Arial" w:hAnsi="Arial"/>
@@ -21791,7 +21791,7 @@
               <w:spacing w:after="10" w:before="0"/>
               <w:ind w:left="120"/>
             </w:pPr>
-            <w:hyperlink w:history="1" r:id="rIdsssm0hllb9nearvxp3rvo">
+            <w:hyperlink w:history="1" r:id="rId2rw4xtcdp06yqzmkdxwxa">
               <w:r>
                 <w:rPr>
                   <w:rFonts w:ascii="Arial" w:cs="Arial" w:eastAsia="Arial" w:hAnsi="Arial"/>
@@ -21986,7 +21986,7 @@
             <w:pPr>
               <w:spacing w:after="20" w:before="0"/>
             </w:pPr>
-            <w:hyperlink w:history="1" r:id="rIdgc_f-ir2nme29tnd-d_g3">
+            <w:hyperlink w:history="1" r:id="rIdeiwwoyntb7oeoyu1bj8tc">
               <w:r>
                 <w:rPr>
                   <w:rFonts w:ascii="Arial" w:cs="Arial" w:eastAsia="Arial" w:hAnsi="Arial"/>
@@ -22019,7 +22019,7 @@
               <w:spacing w:after="10" w:before="0"/>
               <w:ind w:left="120"/>
             </w:pPr>
-            <w:hyperlink w:history="1" r:id="rIdxpxtjhpoo3rhp0-n7pwno">
+            <w:hyperlink w:history="1" r:id="rIdhi0b9kdffl8ogsj6rybpf">
               <w:r>
                 <w:rPr>
                   <w:rFonts w:ascii="Arial" w:cs="Arial" w:eastAsia="Arial" w:hAnsi="Arial"/>
@@ -22064,7 +22064,7 @@
             <w:pPr>
               <w:spacing w:after="20" w:before="0"/>
             </w:pPr>
-            <w:hyperlink w:history="1" r:id="rId6zneo1gacs-ldxpfalutc">
+            <w:hyperlink w:history="1" r:id="rIdjgcxqq8aovn5i2hvz8cql">
               <w:r>
                 <w:rPr>
                   <w:rFonts w:ascii="Arial" w:cs="Arial" w:eastAsia="Arial" w:hAnsi="Arial"/>
@@ -22097,7 +22097,7 @@
               <w:spacing w:after="10" w:before="0"/>
               <w:ind w:left="120"/>
             </w:pPr>
-            <w:hyperlink w:history="1" r:id="rIdodu2xap-rek06veoz_i8k">
+            <w:hyperlink w:history="1" r:id="rIdcw2whq_zqv6x2df8lzjq6">
               <w:r>
                 <w:rPr>
                   <w:rFonts w:ascii="Arial" w:cs="Arial" w:eastAsia="Arial" w:hAnsi="Arial"/>
@@ -23679,7 +23679,7 @@
             <w:pPr>
               <w:spacing w:after="20" w:before="0"/>
             </w:pPr>
-            <w:hyperlink w:history="1" r:id="rId0bigcfhkqndlzohevhk1u">
+            <w:hyperlink w:history="1" r:id="rId9om_5oni3xh3nml3xmetg">
               <w:r>
                 <w:rPr>
                   <w:rFonts w:ascii="Arial" w:cs="Arial" w:eastAsia="Arial" w:hAnsi="Arial"/>
@@ -23712,7 +23712,7 @@
               <w:spacing w:after="10" w:before="0"/>
               <w:ind w:left="120"/>
             </w:pPr>
-            <w:hyperlink w:history="1" r:id="rIdft8lkgivtshrmr5vm8tuu">
+            <w:hyperlink w:history="1" r:id="rIdzyi6httziz3kcs8gr2ilk">
               <w:r>
                 <w:rPr>
                   <w:rFonts w:ascii="Arial" w:cs="Arial" w:eastAsia="Arial" w:hAnsi="Arial"/>
@@ -23757,7 +23757,7 @@
             <w:pPr>
               <w:spacing w:after="20" w:before="0"/>
             </w:pPr>
-            <w:hyperlink w:history="1" r:id="rIdulx8u49pirj5lgxd7jrgc">
+            <w:hyperlink w:history="1" r:id="rIdlujwdr72op-3olcxbzfps">
               <w:r>
                 <w:rPr>
                   <w:rFonts w:ascii="Arial" w:cs="Arial" w:eastAsia="Arial" w:hAnsi="Arial"/>
@@ -23790,7 +23790,7 @@
               <w:spacing w:after="10" w:before="0"/>
               <w:ind w:left="120"/>
             </w:pPr>
-            <w:hyperlink w:history="1" r:id="rIdx2hlqelsnwz9qwsgzecs7">
+            <w:hyperlink w:history="1" r:id="rIddttx_n4jtsdt8azen33av">
               <w:r>
                 <w:rPr>
                   <w:rFonts w:ascii="Arial" w:cs="Arial" w:eastAsia="Arial" w:hAnsi="Arial"/>
@@ -23985,7 +23985,7 @@
             <w:pPr>
               <w:spacing w:after="20" w:before="0"/>
             </w:pPr>
-            <w:hyperlink w:history="1" r:id="rIdowek2fcvqiq5oxi3xs_nc">
+            <w:hyperlink w:history="1" r:id="rIdzhrgabliydyqdejxlgppu">
               <w:r>
                 <w:rPr>
                   <w:rFonts w:ascii="Arial" w:cs="Arial" w:eastAsia="Arial" w:hAnsi="Arial"/>
@@ -24018,7 +24018,7 @@
               <w:spacing w:after="10" w:before="0"/>
               <w:ind w:left="120"/>
             </w:pPr>
-            <w:hyperlink w:history="1" r:id="rIdfrzesak6nyauqbal_ch1n">
+            <w:hyperlink w:history="1" r:id="rId6vgtvu89ktgnyj4wb65k4">
               <w:r>
                 <w:rPr>
                   <w:rFonts w:ascii="Arial" w:cs="Arial" w:eastAsia="Arial" w:hAnsi="Arial"/>
@@ -24063,7 +24063,7 @@
             <w:pPr>
               <w:spacing w:after="20" w:before="0"/>
             </w:pPr>
-            <w:hyperlink w:history="1" r:id="rIduj7oqybmqgrmhkg8qncj8">
+            <w:hyperlink w:history="1" r:id="rIdaiu8fi4pjoiat-60jr7x6">
               <w:r>
                 <w:rPr>
                   <w:rFonts w:ascii="Arial" w:cs="Arial" w:eastAsia="Arial" w:hAnsi="Arial"/>
@@ -24096,7 +24096,7 @@
               <w:spacing w:after="10" w:before="0"/>
               <w:ind w:left="120"/>
             </w:pPr>
-            <w:hyperlink w:history="1" r:id="rId46dz79wwekk9vy5llne89">
+            <w:hyperlink w:history="1" r:id="rId6jxow55bqvtarwhgbbnnw">
               <w:r>
                 <w:rPr>
                   <w:rFonts w:ascii="Arial" w:cs="Arial" w:eastAsia="Arial" w:hAnsi="Arial"/>
@@ -24291,7 +24291,7 @@
             <w:pPr>
               <w:spacing w:after="20" w:before="0"/>
             </w:pPr>
-            <w:hyperlink w:history="1" r:id="rId2vaw3ns2a_pvqvym-j2c7">
+            <w:hyperlink w:history="1" r:id="rIdd_lwuluk9mfljbn8aexiq">
               <w:r>
                 <w:rPr>
                   <w:rFonts w:ascii="Arial" w:cs="Arial" w:eastAsia="Arial" w:hAnsi="Arial"/>
@@ -24324,7 +24324,7 @@
               <w:spacing w:after="10" w:before="0"/>
               <w:ind w:left="120"/>
             </w:pPr>
-            <w:hyperlink w:history="1" r:id="rIdxkr6usiy-ufwoba1g-8ft">
+            <w:hyperlink w:history="1" r:id="rId0m0tnzu-shb1ih5dgo7pa">
               <w:r>
                 <w:rPr>
                   <w:rFonts w:ascii="Arial" w:cs="Arial" w:eastAsia="Arial" w:hAnsi="Arial"/>
@@ -24369,7 +24369,7 @@
             <w:pPr>
               <w:spacing w:after="20" w:before="0"/>
             </w:pPr>
-            <w:hyperlink w:history="1" r:id="rIdzifirjb2mul-ilaxr9jhy">
+            <w:hyperlink w:history="1" r:id="rIdz2q69n9icrfaw9ozdqpyt">
               <w:r>
                 <w:rPr>
                   <w:rFonts w:ascii="Arial" w:cs="Arial" w:eastAsia="Arial" w:hAnsi="Arial"/>
@@ -24402,7 +24402,7 @@
               <w:spacing w:after="10" w:before="0"/>
               <w:ind w:left="120"/>
             </w:pPr>
-            <w:hyperlink w:history="1" r:id="rIdarzyjynx5cao3syklvnbm">
+            <w:hyperlink w:history="1" r:id="rIdoxkcsr1rshngswmittdr6">
               <w:r>
                 <w:rPr>
                   <w:rFonts w:ascii="Arial" w:cs="Arial" w:eastAsia="Arial" w:hAnsi="Arial"/>
@@ -24597,7 +24597,7 @@
             <w:pPr>
               <w:spacing w:after="20" w:before="0"/>
             </w:pPr>
-            <w:hyperlink w:history="1" r:id="rIdoxnitstavp5_g_m-ey-2v">
+            <w:hyperlink w:history="1" r:id="rId-nlkjkjsjk5efmre4wesj">
               <w:r>
                 <w:rPr>
                   <w:rFonts w:ascii="Arial" w:cs="Arial" w:eastAsia="Arial" w:hAnsi="Arial"/>
@@ -24630,7 +24630,7 @@
               <w:spacing w:after="10" w:before="0"/>
               <w:ind w:left="120"/>
             </w:pPr>
-            <w:hyperlink w:history="1" r:id="rIdhbniilrme1ewclvmrljal">
+            <w:hyperlink w:history="1" r:id="rIdsvw-gz3envrrtmg2bbdoi">
               <w:r>
                 <w:rPr>
                   <w:rFonts w:ascii="Arial" w:cs="Arial" w:eastAsia="Arial" w:hAnsi="Arial"/>
@@ -24675,7 +24675,7 @@
             <w:pPr>
               <w:spacing w:after="20" w:before="0"/>
             </w:pPr>
-            <w:hyperlink w:history="1" r:id="rIdoecqoxipyojkpde340fqt">
+            <w:hyperlink w:history="1" r:id="rIdkghnetfcxgn0p-tzzpsbw">
               <w:r>
                 <w:rPr>
                   <w:rFonts w:ascii="Arial" w:cs="Arial" w:eastAsia="Arial" w:hAnsi="Arial"/>
@@ -24708,7 +24708,7 @@
               <w:spacing w:after="10" w:before="0"/>
               <w:ind w:left="120"/>
             </w:pPr>
-            <w:hyperlink w:history="1" r:id="rIdbhrujtdqzsysr-9qk4mfp">
+            <w:hyperlink w:history="1" r:id="rIdnkglgyhirfbemr6f0mwhv">
               <w:r>
                 <w:rPr>
                   <w:rFonts w:ascii="Arial" w:cs="Arial" w:eastAsia="Arial" w:hAnsi="Arial"/>
@@ -24903,7 +24903,7 @@
             <w:pPr>
               <w:spacing w:after="20" w:before="0"/>
             </w:pPr>
-            <w:hyperlink w:history="1" r:id="rIdabudkmsi3xmjvy9t-lpuv">
+            <w:hyperlink w:history="1" r:id="rIdxpp9hvrfcl2pu0cemytm6">
               <w:r>
                 <w:rPr>
                   <w:rFonts w:ascii="Arial" w:cs="Arial" w:eastAsia="Arial" w:hAnsi="Arial"/>
@@ -24936,7 +24936,7 @@
               <w:spacing w:after="10" w:before="0"/>
               <w:ind w:left="120"/>
             </w:pPr>
-            <w:hyperlink w:history="1" r:id="rIdowyj7ev268myogemfo7e4">
+            <w:hyperlink w:history="1" r:id="rIdhauzpzclz6c2-r6bhmrpd">
               <w:r>
                 <w:rPr>
                   <w:rFonts w:ascii="Arial" w:cs="Arial" w:eastAsia="Arial" w:hAnsi="Arial"/>
@@ -24981,7 +24981,7 @@
             <w:pPr>
               <w:spacing w:after="20" w:before="0"/>
             </w:pPr>
-            <w:hyperlink w:history="1" r:id="rIdupuyhztev03j8a1d1uowx">
+            <w:hyperlink w:history="1" r:id="rIdzzsivjv8lwsc43khqrmiz">
               <w:r>
                 <w:rPr>
                   <w:rFonts w:ascii="Arial" w:cs="Arial" w:eastAsia="Arial" w:hAnsi="Arial"/>
@@ -25014,7 +25014,7 @@
               <w:spacing w:after="10" w:before="0"/>
               <w:ind w:left="120"/>
             </w:pPr>
-            <w:hyperlink w:history="1" r:id="rIdxougheaehwj39a9wh0ohu">
+            <w:hyperlink w:history="1" r:id="rId558sq3zeddo2d7pslr6lq">
               <w:r>
                 <w:rPr>
                   <w:rFonts w:ascii="Arial" w:cs="Arial" w:eastAsia="Arial" w:hAnsi="Arial"/>
